--- a/Trabajo Práctico 2.docx
+++ b/Trabajo Práctico 2.docx
@@ -1,6 +1,6 @@
 
 <file path=word/document.xml><?xml version="1.0" encoding="utf-8"?>
-<w:document xmlns:wpc="http://schemas.microsoft.com/office/word/2010/wordprocessingCanvas" xmlns:cx="http://schemas.microsoft.com/office/drawing/2014/chartex" xmlns:cx1="http://schemas.microsoft.com/office/drawing/2015/9/8/chartex" xmlns:cx2="http://schemas.microsoft.com/office/drawing/2015/10/21/chartex" xmlns:cx3="http://schemas.microsoft.com/office/drawing/2016/5/9/chartex" xmlns:cx4="http://schemas.microsoft.com/office/drawing/2016/5/10/chartex" xmlns:cx5="http://schemas.microsoft.com/office/drawing/2016/5/11/chartex" xmlns:cx6="http://schemas.microsoft.com/office/drawing/2016/5/12/chartex" xmlns:cx7="http://schemas.microsoft.com/office/drawing/2016/5/13/chartex" xmlns:cx8="http://schemas.microsoft.com/office/drawing/2016/5/14/chartex" xmlns:mc="http://schemas.openxmlformats.org/markup-compatibility/2006" xmlns:aink="http://schemas.microsoft.com/office/drawing/2016/ink" xmlns:am3d="http://schemas.microsoft.com/office/drawing/2017/model3d" xmlns:o="urn:schemas-microsoft-com:office:office" xmlns:oel="http://schemas.microsoft.com/office/2019/extlst" xmlns:r="http://schemas.openxmlformats.org/officeDocument/2006/relationships" xmlns:m="http://schemas.openxmlformats.org/officeDocument/2006/math" xmlns:v="urn:schemas-microsoft-com:vml" xmlns:wp14="http://schemas.microsoft.com/office/word/2010/wordprocessingDrawing" xmlns:wp="http://schemas.openxmlformats.org/drawingml/2006/wordprocessingDrawing" xmlns:w10="urn:schemas-microsoft-com:office:word" xmlns:w="http://schemas.openxmlformats.org/wordprocessingml/2006/main" xmlns:w14="http://schemas.microsoft.com/office/word/2010/wordml" xmlns:w15="http://schemas.microsoft.com/office/word/2012/wordml" xmlns:w16cex="http://schemas.microsoft.com/office/word/2018/wordml/cex" xmlns:w16cid="http://schemas.microsoft.com/office/word/2016/wordml/cid" xmlns:w16="http://schemas.microsoft.com/office/word/2018/wordml" xmlns:w16du="http://schemas.microsoft.com/office/word/2023/wordml/word16du" xmlns:w16sdtdh="http://schemas.microsoft.com/office/word/2020/wordml/sdtdatahash" xmlns:w16sdtfl="http://schemas.microsoft.com/office/word/2024/wordml/sdtformatlock" xmlns:w16se="http://schemas.microsoft.com/office/word/2015/wordml/symex" xmlns:wpg="http://schemas.microsoft.com/office/word/2010/wordprocessingGroup" xmlns:wpi="http://schemas.microsoft.com/office/word/2010/wordprocessingInk" xmlns:wne="http://schemas.microsoft.com/office/word/2006/wordml" xmlns:wps="http://schemas.microsoft.com/office/word/2010/wordprocessingShape" mc:Ignorable="w14 w15 w16se w16cid w16 w16cex w16sdtdh w16sdtfl w16du wp14">
+<w:document xmlns:wpc="http://schemas.microsoft.com/office/word/2010/wordprocessingCanvas" xmlns:cx="http://schemas.microsoft.com/office/drawing/2014/chartex" xmlns:cx1="http://schemas.microsoft.com/office/drawing/2015/9/8/chartex" xmlns:cx2="http://schemas.microsoft.com/office/drawing/2015/10/21/chartex" xmlns:cx3="http://schemas.microsoft.com/office/drawing/2016/5/9/chartex" xmlns:cx4="http://schemas.microsoft.com/office/drawing/2016/5/10/chartex" xmlns:cx5="http://schemas.microsoft.com/office/drawing/2016/5/11/chartex" xmlns:cx6="http://schemas.microsoft.com/office/drawing/2016/5/12/chartex" xmlns:cx7="http://schemas.microsoft.com/office/drawing/2016/5/13/chartex" xmlns:cx8="http://schemas.microsoft.com/office/drawing/2016/5/14/chartex" xmlns:mc="http://schemas.openxmlformats.org/markup-compatibility/2006" xmlns:aink="http://schemas.microsoft.com/office/drawing/2016/ink" xmlns:am3d="http://schemas.microsoft.com/office/drawing/2017/model3d" xmlns:o="urn:schemas-microsoft-com:office:office" xmlns:oel="http://schemas.microsoft.com/office/2019/extlst" xmlns:r="http://schemas.openxmlformats.org/officeDocument/2006/relationships" xmlns:m="http://schemas.openxmlformats.org/officeDocument/2006/math" xmlns:v="urn:schemas-microsoft-com:vml" xmlns:wp14="http://schemas.microsoft.com/office/word/2010/wordprocessingDrawing" xmlns:wp="http://schemas.openxmlformats.org/drawingml/2006/wordprocessingDrawing" xmlns:w10="urn:schemas-microsoft-com:office:word" xmlns:w="http://schemas.openxmlformats.org/wordprocessingml/2006/main" xmlns:w14="http://schemas.microsoft.com/office/word/2010/wordml" xmlns:w15="http://schemas.microsoft.com/office/word/2012/wordml" xmlns:w16cex="http://schemas.microsoft.com/office/word/2018/wordml/cex" xmlns:w16cid="http://schemas.microsoft.com/office/word/2016/wordml/cid" xmlns:w16="http://schemas.microsoft.com/office/word/2018/wordml" xmlns:w16sdtdh="http://schemas.microsoft.com/office/word/2020/wordml/sdtdatahash" xmlns:w16se="http://schemas.microsoft.com/office/word/2015/wordml/symex" xmlns:wpg="http://schemas.microsoft.com/office/word/2010/wordprocessingGroup" xmlns:wpi="http://schemas.microsoft.com/office/word/2010/wordprocessingInk" xmlns:wne="http://schemas.microsoft.com/office/word/2006/wordml" xmlns:wps="http://schemas.microsoft.com/office/word/2010/wordprocessingShape" mc:Ignorable="w14 w15 w16se w16cid w16 w16cex w16sdtdh wp14">
   <w:body>
     <w:p>
       <w:r>
@@ -226,19 +226,11 @@
           <w:rFonts w:eastAsiaTheme="minorEastAsia"/>
         </w:rPr>
       </w:pPr>
-      <w:proofErr w:type="gramStart"/>
       <w:r>
         <w:rPr>
           <w:rFonts w:eastAsiaTheme="minorEastAsia"/>
         </w:rPr>
-        <w:t>Sino</w:t>
-      </w:r>
-      <w:proofErr w:type="gramEnd"/>
-      <w:r>
-        <w:rPr>
-          <w:rFonts w:eastAsiaTheme="minorEastAsia"/>
-        </w:rPr>
-        <w:t>, por medio de cálculo simbólico podemos obtener la expresión general</w:t>
+        <w:t>Sino, por medio de cálculo simbólico podemos obtener la expresión general</w:t>
       </w:r>
     </w:p>
     <w:p>
@@ -878,6 +870,9 @@
     </w:p>
     <w:p>
       <w:r>
+        <w:rPr>
+          <w:noProof/>
+        </w:rPr>
         <w:lastRenderedPageBreak/>
         <w:drawing>
           <wp:anchor distT="0" distB="0" distL="114300" distR="114300" simplePos="0" relativeHeight="251762688" behindDoc="1" locked="0" layoutInCell="1" allowOverlap="1" wp14:anchorId="01B6BC5E" wp14:editId="26976A2F">
@@ -942,10 +937,16 @@
       <w:r>
         <w:t>a)</w:t>
       </w:r>
+      <w:r>
+        <w:t xml:space="preserve"> </w:t>
+      </w:r>
     </w:p>
     <w:p>
       <w:r>
         <w:t>b)</w:t>
+      </w:r>
+      <w:r>
+        <w:t xml:space="preserve"> </w:t>
       </w:r>
     </w:p>
     <w:p>
@@ -971,6 +972,9 @@
     <w:p/>
     <w:p>
       <w:r>
+        <w:rPr>
+          <w:noProof/>
+        </w:rPr>
         <w:lastRenderedPageBreak/>
         <w:drawing>
           <wp:anchor distT="0" distB="0" distL="114300" distR="114300" simplePos="0" relativeHeight="251764736" behindDoc="0" locked="0" layoutInCell="1" allowOverlap="1" wp14:anchorId="466FAE84" wp14:editId="30773096">
@@ -1020,7 +1024,7 @@
     <w:p/>
     <w:p>
       <w:pPr>
-        <w:pStyle w:val="ListParagraph"/>
+        <w:pStyle w:val="Prrafodelista"/>
         <w:numPr>
           <w:ilvl w:val="0"/>
           <w:numId w:val="5"/>
@@ -1030,6 +1034,9 @@
         <w:t xml:space="preserve"> </w:t>
       </w:r>
       <w:r>
+        <w:rPr>
+          <w:noProof/>
+        </w:rPr>
         <w:drawing>
           <wp:anchor distT="0" distB="0" distL="114300" distR="114300" simplePos="0" relativeHeight="251766784" behindDoc="0" locked="0" layoutInCell="1" allowOverlap="1" wp14:anchorId="28612DD0" wp14:editId="33275722">
             <wp:simplePos x="0" y="0"/>
@@ -1086,7 +1093,7 @@
     <w:p/>
     <w:p>
       <w:pPr>
-        <w:pStyle w:val="ListParagraph"/>
+        <w:pStyle w:val="Prrafodelista"/>
         <w:numPr>
           <w:ilvl w:val="0"/>
           <w:numId w:val="5"/>
@@ -1147,7 +1154,7 @@
               </wp:anchor>
             </w:drawing>
           </mc:Choice>
-          <mc:Fallback>
+          <mc:Fallback xmlns:w16du="http://schemas.microsoft.com/office/word/2023/wordml/word16du" xmlns:w16sdtfl="http://schemas.microsoft.com/office/word/2024/wordml/sdtformatlock">
             <w:pict>
               <v:shapetype w14:anchorId="01C3BC2F" id="_x0000_t75" coordsize="21600,21600" o:spt="75" o:preferrelative="t" path="m@4@5l@4@11@9@11@9@5xe" filled="f" stroked="f">
                 <v:stroke joinstyle="miter"/>
@@ -1211,7 +1218,7 @@
               </wp:anchor>
             </w:drawing>
           </mc:Choice>
-          <mc:Fallback>
+          <mc:Fallback xmlns:w16du="http://schemas.microsoft.com/office/word/2023/wordml/word16du" xmlns:w16sdtfl="http://schemas.microsoft.com/office/word/2024/wordml/sdtformatlock">
             <w:pict>
               <v:shape w14:anchorId="37822184" id="Ink 1" o:spid="_x0000_s1026" type="#_x0000_t75" style="position:absolute;margin-left:1.65pt;margin-top:106.35pt;width:13pt;height:13.45pt;z-index:251769856;visibility:visible;mso-wrap-style:square;mso-wrap-distance-left:9pt;mso-wrap-distance-top:0;mso-wrap-distance-right:9pt;mso-wrap-distance-bottom:0;mso-position-horizontal:absolute;mso-position-horizontal-relative:text;mso-position-vertical:absolute;mso-position-vertical-relative:text" o:gfxdata="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">
                 <v:imagedata r:id="rId21" o:title=""/>
@@ -1256,7 +1263,7 @@
               </wp:anchor>
             </w:drawing>
           </mc:Choice>
-          <mc:Fallback>
+          <mc:Fallback xmlns:w16du="http://schemas.microsoft.com/office/word/2023/wordml/word16du" xmlns:w16sdtfl="http://schemas.microsoft.com/office/word/2024/wordml/sdtformatlock">
             <w:pict>
               <v:shape w14:anchorId="0B7CE802" id="Ink 96" o:spid="_x0000_s1026" type="#_x0000_t75" style="position:absolute;margin-left:291.55pt;margin-top:277.85pt;width:123.65pt;height:40.15pt;z-index:251760640;visibility:visible;mso-wrap-style:square;mso-wrap-distance-left:9pt;mso-wrap-distance-top:0;mso-wrap-distance-right:9pt;mso-wrap-distance-bottom:0;mso-position-horizontal:absolute;mso-position-horizontal-relative:text;mso-position-vertical:absolute;mso-position-vertical-relative:text" o:gfxdata="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">
                 <v:imagedata r:id="rId23" o:title=""/>
@@ -1301,7 +1308,7 @@
               </wp:anchor>
             </w:drawing>
           </mc:Choice>
-          <mc:Fallback>
+          <mc:Fallback xmlns:w16du="http://schemas.microsoft.com/office/word/2023/wordml/word16du" xmlns:w16sdtfl="http://schemas.microsoft.com/office/word/2024/wordml/sdtformatlock">
             <w:pict>
               <v:shape w14:anchorId="794C6F50" id="Ink 81" o:spid="_x0000_s1026" type="#_x0000_t75" style="position:absolute;margin-left:294.65pt;margin-top:145.35pt;width:134.55pt;height:34.9pt;z-index:251745280;visibility:visible;mso-wrap-style:square;mso-wrap-distance-left:9pt;mso-wrap-distance-top:0;mso-wrap-distance-right:9pt;mso-wrap-distance-bottom:0;mso-position-horizontal:absolute;mso-position-horizontal-relative:text;mso-position-vertical:absolute;mso-position-vertical-relative:text" o:gfxdata="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">
                 <v:imagedata r:id="rId25" o:title=""/>
@@ -1346,7 +1353,7 @@
               </wp:anchor>
             </w:drawing>
           </mc:Choice>
-          <mc:Fallback>
+          <mc:Fallback xmlns:w16du="http://schemas.microsoft.com/office/word/2023/wordml/word16du" xmlns:w16sdtfl="http://schemas.microsoft.com/office/word/2024/wordml/sdtformatlock">
             <w:pict>
               <v:shape w14:anchorId="339E5C85" id="Ink 62" o:spid="_x0000_s1026" type="#_x0000_t75" style="position:absolute;margin-left:8.45pt;margin-top:189.35pt;width:139.25pt;height:82.9pt;z-index:251725824;visibility:visible;mso-wrap-style:square;mso-wrap-distance-left:9pt;mso-wrap-distance-top:0;mso-wrap-distance-right:9pt;mso-wrap-distance-bottom:0;mso-position-horizontal:absolute;mso-position-horizontal-relative:text;mso-position-vertical:absolute;mso-position-vertical-relative:text" o:gfxdata="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">
                 <v:imagedata r:id="rId27" o:title=""/>
@@ -1391,7 +1398,7 @@
               </wp:anchor>
             </w:drawing>
           </mc:Choice>
-          <mc:Fallback>
+          <mc:Fallback xmlns:w16du="http://schemas.microsoft.com/office/word/2023/wordml/word16du" xmlns:w16sdtfl="http://schemas.microsoft.com/office/word/2024/wordml/sdtformatlock">
             <w:pict>
               <v:shape w14:anchorId="27A106CC" id="Ink 34" o:spid="_x0000_s1026" type="#_x0000_t75" style="position:absolute;margin-left:7.85pt;margin-top:147.05pt;width:102.65pt;height:31.9pt;z-index:251697152;visibility:visible;mso-wrap-style:square;mso-wrap-distance-left:9pt;mso-wrap-distance-top:0;mso-wrap-distance-right:9pt;mso-wrap-distance-bottom:0;mso-position-horizontal:absolute;mso-position-horizontal-relative:text;mso-position-vertical:absolute;mso-position-vertical-relative:text" o:gfxdata="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">
                 <v:imagedata r:id="rId29" o:title=""/>
@@ -1456,7 +1463,7 @@
     <w:p/>
     <w:p>
       <w:pPr>
-        <w:pStyle w:val="ListParagraph"/>
+        <w:pStyle w:val="Prrafodelista"/>
         <w:numPr>
           <w:ilvl w:val="0"/>
           <w:numId w:val="4"/>
@@ -2196,13 +2203,7 @@
                     <w:rPr>
                       <w:rFonts w:ascii="Cambria Math" w:hAnsi="Cambria Math"/>
                     </w:rPr>
-                    <m:t>+</m:t>
-                  </m:r>
-                  <m:r>
-                    <w:rPr>
-                      <w:rFonts w:ascii="Cambria Math" w:hAnsi="Cambria Math"/>
-                    </w:rPr>
-                    <m:t>2</m:t>
+                    <m:t>+2</m:t>
                   </m:r>
                 </m:num>
                 <m:den>
@@ -2230,13 +2231,7 @@
                     <w:rPr>
                       <w:rFonts w:ascii="Cambria Math" w:hAnsi="Cambria Math"/>
                     </w:rPr>
-                    <m:t>+</m:t>
-                  </m:r>
-                  <m:r>
-                    <w:rPr>
-                      <w:rFonts w:ascii="Cambria Math" w:hAnsi="Cambria Math"/>
-                    </w:rPr>
-                    <m:t>2</m:t>
+                    <m:t>+2</m:t>
                   </m:r>
                 </m:den>
               </m:f>
@@ -2244,13 +2239,7 @@
                 <w:rPr>
                   <w:rFonts w:ascii="Cambria Math" w:hAnsi="Cambria Math"/>
                 </w:rPr>
-                <m:t xml:space="preserve"> </m:t>
-              </m:r>
-              <m:r>
-                <w:rPr>
-                  <w:rFonts w:ascii="Cambria Math" w:hAnsi="Cambria Math"/>
-                </w:rPr>
-                <m:t>=</m:t>
+                <m:t xml:space="preserve"> =</m:t>
               </m:r>
               <m:limLow>
                 <m:limLowPr>
@@ -2508,6 +2497,9 @@
         </w:rPr>
       </w:pPr>
       <w:r>
+        <w:rPr>
+          <w:noProof/>
+        </w:rPr>
         <w:drawing>
           <wp:anchor distT="0" distB="0" distL="114300" distR="114300" simplePos="0" relativeHeight="251768832" behindDoc="0" locked="0" layoutInCell="1" allowOverlap="1" wp14:anchorId="455591DC" wp14:editId="25D547A7">
             <wp:simplePos x="0" y="0"/>
@@ -2562,15 +2554,7 @@
     </w:p>
     <w:p>
       <w:r>
-        <w:t xml:space="preserve">Vemos como se aproximan a 0.25 a medida que se aproxima a 6, por ambos lados, por eso es </w:t>
-      </w:r>
-      <w:proofErr w:type="gramStart"/>
-      <w:r>
-        <w:t>que</w:t>
-      </w:r>
-      <w:proofErr w:type="gramEnd"/>
-      <w:r>
-        <w:t xml:space="preserve"> el límite existe ya que por ambos lados coinciden.</w:t>
+        <w:t>Vemos como se aproximan a 0.25 a medida que se aproxima a 6, por ambos lados, por eso es que el límite existe ya que por ambos lados coinciden.</w:t>
       </w:r>
       <w:r>
         <w:tab/>
@@ -2888,13 +2872,7 @@
                     <w:rPr>
                       <w:rFonts w:ascii="Cambria Math" w:hAnsi="Cambria Math"/>
                     </w:rPr>
-                    <m:t>x→</m:t>
-                  </m:r>
-                  <m:r>
-                    <w:rPr>
-                      <w:rFonts w:ascii="Cambria Math" w:hAnsi="Cambria Math"/>
-                    </w:rPr>
-                    <m:t>2</m:t>
+                    <m:t>x→2</m:t>
                   </m:r>
                 </m:lim>
               </m:limLow>
@@ -2980,19 +2958,7 @@
                     <w:rPr>
                       <w:rFonts w:ascii="Cambria Math" w:hAnsi="Cambria Math"/>
                     </w:rPr>
-                    <m:t>-5x</m:t>
-                  </m:r>
-                  <m:r>
-                    <w:rPr>
-                      <w:rFonts w:ascii="Cambria Math" w:hAnsi="Cambria Math"/>
-                    </w:rPr>
-                    <m:t>+</m:t>
-                  </m:r>
-                  <m:r>
-                    <w:rPr>
-                      <w:rFonts w:ascii="Cambria Math" w:hAnsi="Cambria Math"/>
-                    </w:rPr>
-                    <m:t>2</m:t>
+                    <m:t>-5x+2</m:t>
                   </m:r>
                 </m:den>
               </m:f>
@@ -3236,41 +3202,3667 @@
     <w:p/>
     <w:p>
       <w:r>
-        <w:tab/>
-      </w:r>
-      <w:r>
-        <w:tab/>
-      </w:r>
-      <w:r>
-        <w:tab/>
-      </w:r>
-      <w:r>
-        <w:tab/>
-      </w:r>
-      <w:r>
-        <w:tab/>
-      </w:r>
-      <w:r>
-        <w:tab/>
-      </w:r>
-      <w:r>
-        <w:tab/>
-      </w:r>
-      <w:r>
-        <w:tab/>
-      </w:r>
-      <w:r>
-        <w:tab/>
-      </w:r>
-      <w:r>
-        <w:tab/>
-      </w:r>
-      <w:r>
-        <w:tab/>
-      </w:r>
-      <w:r>
-        <w:tab/>
-      </w:r>
+        <w:rPr>
+          <w:noProof/>
+        </w:rPr>
+        <w:drawing>
+          <wp:anchor distT="0" distB="0" distL="114300" distR="114300" simplePos="0" relativeHeight="251772928" behindDoc="0" locked="0" layoutInCell="1" allowOverlap="1" wp14:anchorId="6CDB0DA2" wp14:editId="1D05E24D">
+            <wp:simplePos x="0" y="0"/>
+            <wp:positionH relativeFrom="column">
+              <wp:posOffset>4027142</wp:posOffset>
+            </wp:positionH>
+            <wp:positionV relativeFrom="paragraph">
+              <wp:posOffset>456344</wp:posOffset>
+            </wp:positionV>
+            <wp:extent cx="2514600" cy="2571750"/>
+            <wp:effectExtent l="0" t="0" r="0" b="0"/>
+            <wp:wrapSquare wrapText="bothSides"/>
+            <wp:docPr id="2" name="Imagen 2"/>
+            <wp:cNvGraphicFramePr>
+              <a:graphicFrameLocks xmlns:a="http://schemas.openxmlformats.org/drawingml/2006/main" noChangeAspect="1"/>
+            </wp:cNvGraphicFramePr>
+            <a:graphic xmlns:a="http://schemas.openxmlformats.org/drawingml/2006/main">
+              <a:graphicData uri="http://schemas.openxmlformats.org/drawingml/2006/picture">
+                <pic:pic xmlns:pic="http://schemas.openxmlformats.org/drawingml/2006/picture">
+                  <pic:nvPicPr>
+                    <pic:cNvPr id="1" name=""/>
+                    <pic:cNvPicPr/>
+                  </pic:nvPicPr>
+                  <pic:blipFill>
+                    <a:blip r:embed="rId36">
+                      <a:extLst>
+                        <a:ext uri="{28A0092B-C50C-407E-A947-70E740481C1C}">
+                          <a14:useLocalDpi xmlns:a14="http://schemas.microsoft.com/office/drawing/2010/main" val="0"/>
+                        </a:ext>
+                      </a:extLst>
+                    </a:blip>
+                    <a:stretch>
+                      <a:fillRect/>
+                    </a:stretch>
+                  </pic:blipFill>
+                  <pic:spPr>
+                    <a:xfrm>
+                      <a:off x="0" y="0"/>
+                      <a:ext cx="2514600" cy="2571750"/>
+                    </a:xfrm>
+                    <a:prstGeom prst="rect">
+                      <a:avLst/>
+                    </a:prstGeom>
+                  </pic:spPr>
+                </pic:pic>
+              </a:graphicData>
+            </a:graphic>
+          </wp:anchor>
+        </w:drawing>
+      </w:r>
+      <w:r>
+        <w:rPr>
+          <w:noProof/>
+        </w:rPr>
+        <w:drawing>
+          <wp:anchor distT="0" distB="0" distL="114300" distR="114300" simplePos="0" relativeHeight="251771904" behindDoc="0" locked="0" layoutInCell="1" allowOverlap="1" wp14:anchorId="19696C68" wp14:editId="2EE89952">
+            <wp:simplePos x="0" y="0"/>
+            <wp:positionH relativeFrom="column">
+              <wp:posOffset>-258721</wp:posOffset>
+            </wp:positionH>
+            <wp:positionV relativeFrom="paragraph">
+              <wp:posOffset>400685</wp:posOffset>
+            </wp:positionV>
+            <wp:extent cx="4018915" cy="2590165"/>
+            <wp:effectExtent l="0" t="0" r="635" b="635"/>
+            <wp:wrapSquare wrapText="bothSides"/>
+            <wp:docPr id="1" name="Imagen 1"/>
+            <wp:cNvGraphicFramePr>
+              <a:graphicFrameLocks xmlns:a="http://schemas.openxmlformats.org/drawingml/2006/main" noChangeAspect="1"/>
+            </wp:cNvGraphicFramePr>
+            <a:graphic xmlns:a="http://schemas.openxmlformats.org/drawingml/2006/main">
+              <a:graphicData uri="http://schemas.openxmlformats.org/drawingml/2006/picture">
+                <pic:pic xmlns:pic="http://schemas.openxmlformats.org/drawingml/2006/picture">
+                  <pic:nvPicPr>
+                    <pic:cNvPr id="1" name=""/>
+                    <pic:cNvPicPr/>
+                  </pic:nvPicPr>
+                  <pic:blipFill>
+                    <a:blip r:embed="rId37">
+                      <a:extLst>
+                        <a:ext uri="{28A0092B-C50C-407E-A947-70E740481C1C}">
+                          <a14:useLocalDpi xmlns:a14="http://schemas.microsoft.com/office/drawing/2010/main" val="0"/>
+                        </a:ext>
+                      </a:extLst>
+                    </a:blip>
+                    <a:stretch>
+                      <a:fillRect/>
+                    </a:stretch>
+                  </pic:blipFill>
+                  <pic:spPr>
+                    <a:xfrm>
+                      <a:off x="0" y="0"/>
+                      <a:ext cx="4018915" cy="2590165"/>
+                    </a:xfrm>
+                    <a:prstGeom prst="rect">
+                      <a:avLst/>
+                    </a:prstGeom>
+                  </pic:spPr>
+                </pic:pic>
+              </a:graphicData>
+            </a:graphic>
+            <wp14:sizeRelH relativeFrom="page">
+              <wp14:pctWidth>0</wp14:pctWidth>
+            </wp14:sizeRelH>
+            <wp14:sizeRelV relativeFrom="page">
+              <wp14:pctHeight>0</wp14:pctHeight>
+            </wp14:sizeRelV>
+          </wp:anchor>
+        </w:drawing>
+      </w:r>
+      <w:r>
+        <w:t>Vemos que hay límite claramente según el gráfico y lo mismo con la tabla.</w:t>
+      </w:r>
+      <w:r>
+        <w:tab/>
+      </w:r>
+      <w:r>
+        <w:tab/>
+      </w:r>
+      <w:r>
+        <w:tab/>
+      </w:r>
+      <w:r>
+        <w:tab/>
+      </w:r>
+      <w:r>
+        <w:tab/>
+      </w:r>
+      <w:r>
+        <w:tab/>
+      </w:r>
+      <w:r>
+        <w:tab/>
+      </w:r>
+      <w:r>
+        <w:tab/>
+      </w:r>
+      <w:r>
+        <w:tab/>
+      </w:r>
+      <w:r>
+        <w:tab/>
+      </w:r>
+      <w:r>
+        <w:tab/>
+      </w:r>
+      <w:r>
+        <w:tab/>
+      </w:r>
+      <w:r>
+        <w:tab/>
+      </w:r>
+      <w:r>
+        <w:tab/>
+      </w:r>
+      <w:r>
+        <w:tab/>
+      </w:r>
+      <w:r>
+        <w:tab/>
+      </w:r>
+      <w:r>
+        <w:tab/>
+      </w:r>
+    </w:p>
+    <w:p>
+      <w:r>
+        <w:t>Cómo ya se lo que hay que hacer solamente realizo estos.</w:t>
+      </w:r>
+    </w:p>
+    <w:p/>
+    <w:p>
+      <w:r>
+        <w:rPr>
+          <w:noProof/>
+        </w:rPr>
+        <w:drawing>
+          <wp:inline distT="0" distB="0" distL="0" distR="0" wp14:anchorId="39886676" wp14:editId="79C42FA9">
+            <wp:extent cx="5184251" cy="2472556"/>
+            <wp:effectExtent l="0" t="0" r="0" b="4445"/>
+            <wp:docPr id="3" name="Imagen 3"/>
+            <wp:cNvGraphicFramePr>
+              <a:graphicFrameLocks xmlns:a="http://schemas.openxmlformats.org/drawingml/2006/main" noChangeAspect="1"/>
+            </wp:cNvGraphicFramePr>
+            <a:graphic xmlns:a="http://schemas.openxmlformats.org/drawingml/2006/main">
+              <a:graphicData uri="http://schemas.openxmlformats.org/drawingml/2006/picture">
+                <pic:pic xmlns:pic="http://schemas.openxmlformats.org/drawingml/2006/picture">
+                  <pic:nvPicPr>
+                    <pic:cNvPr id="1" name=""/>
+                    <pic:cNvPicPr/>
+                  </pic:nvPicPr>
+                  <pic:blipFill rotWithShape="1">
+                    <a:blip r:embed="rId38"/>
+                    <a:srcRect b="5594"/>
+                    <a:stretch/>
+                  </pic:blipFill>
+                  <pic:spPr bwMode="auto">
+                    <a:xfrm>
+                      <a:off x="0" y="0"/>
+                      <a:ext cx="5207718" cy="2483748"/>
+                    </a:xfrm>
+                    <a:prstGeom prst="rect">
+                      <a:avLst/>
+                    </a:prstGeom>
+                    <a:ln>
+                      <a:noFill/>
+                    </a:ln>
+                    <a:extLst>
+                      <a:ext uri="{53640926-AAD7-44D8-BBD7-CCE9431645EC}">
+                        <a14:shadowObscured xmlns:a14="http://schemas.microsoft.com/office/drawing/2010/main"/>
+                      </a:ext>
+                    </a:extLst>
+                  </pic:spPr>
+                </pic:pic>
+              </a:graphicData>
+            </a:graphic>
+          </wp:inline>
+        </w:drawing>
+      </w:r>
+      <w:r>
+        <w:tab/>
+      </w:r>
+      <w:r>
+        <w:tab/>
+      </w:r>
+    </w:p>
+    <w:p>
+      <w:pPr>
+        <w:pStyle w:val="Prrafodelista"/>
+        <w:numPr>
+          <w:ilvl w:val="0"/>
+          <w:numId w:val="6"/>
+        </w:numPr>
+      </w:pPr>
+      <m:oMath>
+        <m:func>
+          <m:funcPr>
+            <m:ctrlPr>
+              <w:rPr>
+                <w:rFonts w:ascii="Cambria Math" w:hAnsi="Cambria Math"/>
+                <w:i/>
+              </w:rPr>
+            </m:ctrlPr>
+          </m:funcPr>
+          <m:fName>
+            <m:limLow>
+              <m:limLowPr>
+                <m:ctrlPr>
+                  <w:rPr>
+                    <w:rFonts w:ascii="Cambria Math" w:hAnsi="Cambria Math"/>
+                    <w:i/>
+                  </w:rPr>
+                </m:ctrlPr>
+              </m:limLowPr>
+              <m:e>
+                <m:r>
+                  <m:rPr>
+                    <m:sty m:val="p"/>
+                  </m:rPr>
+                  <w:rPr>
+                    <w:rFonts w:ascii="Cambria Math" w:hAnsi="Cambria Math"/>
+                  </w:rPr>
+                  <m:t>lim</m:t>
+                </m:r>
+              </m:e>
+              <m:lim>
+                <m:r>
+                  <w:rPr>
+                    <w:rFonts w:ascii="Cambria Math" w:hAnsi="Cambria Math"/>
+                  </w:rPr>
+                  <m:t>x→∞</m:t>
+                </m:r>
+              </m:lim>
+            </m:limLow>
+          </m:fName>
+          <m:e>
+            <m:f>
+              <m:fPr>
+                <m:ctrlPr>
+                  <w:rPr>
+                    <w:rFonts w:ascii="Cambria Math" w:hAnsi="Cambria Math"/>
+                    <w:i/>
+                  </w:rPr>
+                </m:ctrlPr>
+              </m:fPr>
+              <m:num>
+                <m:r>
+                  <w:rPr>
+                    <w:rFonts w:ascii="Cambria Math" w:hAnsi="Cambria Math"/>
+                  </w:rPr>
+                  <m:t>x+2</m:t>
+                </m:r>
+              </m:num>
+              <m:den>
+                <m:r>
+                  <w:rPr>
+                    <w:rFonts w:ascii="Cambria Math" w:hAnsi="Cambria Math"/>
+                  </w:rPr>
+                  <m:t>x+3</m:t>
+                </m:r>
+              </m:den>
+            </m:f>
+            <m:r>
+              <w:rPr>
+                <w:rFonts w:ascii="Cambria Math" w:hAnsi="Cambria Math"/>
+              </w:rPr>
+              <m:t>=</m:t>
+            </m:r>
+          </m:e>
+        </m:func>
+        <m:func>
+          <m:funcPr>
+            <m:ctrlPr>
+              <w:rPr>
+                <w:rFonts w:ascii="Cambria Math" w:hAnsi="Cambria Math"/>
+                <w:i/>
+              </w:rPr>
+            </m:ctrlPr>
+          </m:funcPr>
+          <m:fName>
+            <m:limLow>
+              <m:limLowPr>
+                <m:ctrlPr>
+                  <w:rPr>
+                    <w:rFonts w:ascii="Cambria Math" w:hAnsi="Cambria Math"/>
+                    <w:i/>
+                  </w:rPr>
+                </m:ctrlPr>
+              </m:limLowPr>
+              <m:e>
+                <m:r>
+                  <m:rPr>
+                    <m:sty m:val="p"/>
+                  </m:rPr>
+                  <w:rPr>
+                    <w:rFonts w:ascii="Cambria Math" w:hAnsi="Cambria Math"/>
+                  </w:rPr>
+                  <m:t>lim</m:t>
+                </m:r>
+              </m:e>
+              <m:lim>
+                <m:r>
+                  <w:rPr>
+                    <w:rFonts w:ascii="Cambria Math" w:hAnsi="Cambria Math"/>
+                  </w:rPr>
+                  <m:t>x→∞</m:t>
+                </m:r>
+              </m:lim>
+            </m:limLow>
+          </m:fName>
+          <m:e>
+            <m:f>
+              <m:fPr>
+                <m:ctrlPr>
+                  <w:rPr>
+                    <w:rFonts w:ascii="Cambria Math" w:hAnsi="Cambria Math"/>
+                    <w:i/>
+                  </w:rPr>
+                </m:ctrlPr>
+              </m:fPr>
+              <m:num>
+                <m:r>
+                  <w:rPr>
+                    <w:rFonts w:ascii="Cambria Math" w:hAnsi="Cambria Math"/>
+                  </w:rPr>
+                  <m:t>x(1+</m:t>
+                </m:r>
+                <m:f>
+                  <m:fPr>
+                    <m:ctrlPr>
+                      <w:rPr>
+                        <w:rFonts w:ascii="Cambria Math" w:hAnsi="Cambria Math"/>
+                        <w:i/>
+                      </w:rPr>
+                    </m:ctrlPr>
+                  </m:fPr>
+                  <m:num>
+                    <m:r>
+                      <w:rPr>
+                        <w:rFonts w:ascii="Cambria Math" w:hAnsi="Cambria Math"/>
+                      </w:rPr>
+                      <m:t>2</m:t>
+                    </m:r>
+                  </m:num>
+                  <m:den>
+                    <m:r>
+                      <w:rPr>
+                        <w:rFonts w:ascii="Cambria Math" w:hAnsi="Cambria Math"/>
+                      </w:rPr>
+                      <m:t>x</m:t>
+                    </m:r>
+                  </m:den>
+                </m:f>
+                <m:r>
+                  <w:rPr>
+                    <w:rFonts w:ascii="Cambria Math" w:hAnsi="Cambria Math"/>
+                  </w:rPr>
+                  <m:t>)</m:t>
+                </m:r>
+              </m:num>
+              <m:den>
+                <m:r>
+                  <w:rPr>
+                    <w:rFonts w:ascii="Cambria Math" w:hAnsi="Cambria Math"/>
+                  </w:rPr>
+                  <m:t>x(1+</m:t>
+                </m:r>
+                <m:f>
+                  <m:fPr>
+                    <m:ctrlPr>
+                      <w:rPr>
+                        <w:rFonts w:ascii="Cambria Math" w:hAnsi="Cambria Math"/>
+                        <w:i/>
+                      </w:rPr>
+                    </m:ctrlPr>
+                  </m:fPr>
+                  <m:num>
+                    <m:r>
+                      <w:rPr>
+                        <w:rFonts w:ascii="Cambria Math" w:hAnsi="Cambria Math"/>
+                      </w:rPr>
+                      <m:t>3</m:t>
+                    </m:r>
+                  </m:num>
+                  <m:den>
+                    <m:r>
+                      <w:rPr>
+                        <w:rFonts w:ascii="Cambria Math" w:hAnsi="Cambria Math"/>
+                      </w:rPr>
+                      <m:t>x</m:t>
+                    </m:r>
+                  </m:den>
+                </m:f>
+                <m:r>
+                  <w:rPr>
+                    <w:rFonts w:ascii="Cambria Math" w:hAnsi="Cambria Math"/>
+                  </w:rPr>
+                  <m:t>)</m:t>
+                </m:r>
+              </m:den>
+            </m:f>
+            <m:r>
+              <w:rPr>
+                <w:rFonts w:ascii="Cambria Math" w:hAnsi="Cambria Math"/>
+              </w:rPr>
+              <m:t xml:space="preserve">= </m:t>
+            </m:r>
+          </m:e>
+        </m:func>
+        <m:r>
+          <w:rPr>
+            <w:rFonts w:ascii="Cambria Math" w:hAnsi="Cambria Math"/>
+          </w:rPr>
+          <m:t>1</m:t>
+        </m:r>
+      </m:oMath>
+      <w:r>
+        <w:tab/>
+      </w:r>
+    </w:p>
+    <w:p>
+      <w:pPr>
+        <w:pStyle w:val="Prrafodelista"/>
+        <w:ind w:left="1080"/>
+      </w:pPr>
+      <w:r>
+        <w:tab/>
+      </w:r>
+      <w:r>
+        <w:tab/>
+      </w:r>
+    </w:p>
+    <w:p>
+      <w:pPr>
+        <w:pStyle w:val="Prrafodelista"/>
+        <w:numPr>
+          <w:ilvl w:val="0"/>
+          <w:numId w:val="6"/>
+        </w:numPr>
+      </w:pPr>
+      <m:oMath>
+        <m:func>
+          <m:funcPr>
+            <m:ctrlPr>
+              <w:rPr>
+                <w:rFonts w:ascii="Cambria Math" w:hAnsi="Cambria Math"/>
+                <w:i/>
+              </w:rPr>
+            </m:ctrlPr>
+          </m:funcPr>
+          <m:fName>
+            <m:limLow>
+              <m:limLowPr>
+                <m:ctrlPr>
+                  <w:rPr>
+                    <w:rFonts w:ascii="Cambria Math" w:hAnsi="Cambria Math"/>
+                    <w:i/>
+                  </w:rPr>
+                </m:ctrlPr>
+              </m:limLowPr>
+              <m:e>
+                <m:r>
+                  <m:rPr>
+                    <m:sty m:val="p"/>
+                  </m:rPr>
+                  <w:rPr>
+                    <w:rFonts w:ascii="Cambria Math" w:hAnsi="Cambria Math"/>
+                  </w:rPr>
+                  <m:t>lim</m:t>
+                </m:r>
+              </m:e>
+              <m:lim>
+                <m:r>
+                  <w:rPr>
+                    <w:rFonts w:ascii="Cambria Math" w:hAnsi="Cambria Math"/>
+                  </w:rPr>
+                  <m:t>x→∞</m:t>
+                </m:r>
+              </m:lim>
+            </m:limLow>
+          </m:fName>
+          <m:e>
+            <m:f>
+              <m:fPr>
+                <m:ctrlPr>
+                  <w:rPr>
+                    <w:rFonts w:ascii="Cambria Math" w:hAnsi="Cambria Math"/>
+                    <w:i/>
+                  </w:rPr>
+                </m:ctrlPr>
+              </m:fPr>
+              <m:num>
+                <m:sSup>
+                  <m:sSupPr>
+                    <m:ctrlPr>
+                      <w:rPr>
+                        <w:rFonts w:ascii="Cambria Math" w:hAnsi="Cambria Math"/>
+                        <w:i/>
+                      </w:rPr>
+                    </m:ctrlPr>
+                  </m:sSupPr>
+                  <m:e>
+                    <m:r>
+                      <w:rPr>
+                        <w:rFonts w:ascii="Cambria Math" w:hAnsi="Cambria Math"/>
+                      </w:rPr>
+                      <m:t>x</m:t>
+                    </m:r>
+                  </m:e>
+                  <m:sup>
+                    <m:r>
+                      <w:rPr>
+                        <w:rFonts w:ascii="Cambria Math" w:hAnsi="Cambria Math"/>
+                      </w:rPr>
+                      <m:t>2</m:t>
+                    </m:r>
+                  </m:sup>
+                </m:sSup>
+                <m:r>
+                  <w:rPr>
+                    <w:rFonts w:ascii="Cambria Math" w:hAnsi="Cambria Math"/>
+                  </w:rPr>
+                  <m:t>-1</m:t>
+                </m:r>
+              </m:num>
+              <m:den>
+                <m:sSup>
+                  <m:sSupPr>
+                    <m:ctrlPr>
+                      <w:rPr>
+                        <w:rFonts w:ascii="Cambria Math" w:hAnsi="Cambria Math"/>
+                        <w:i/>
+                      </w:rPr>
+                    </m:ctrlPr>
+                  </m:sSupPr>
+                  <m:e>
+                    <m:r>
+                      <w:rPr>
+                        <w:rFonts w:ascii="Cambria Math" w:hAnsi="Cambria Math"/>
+                      </w:rPr>
+                      <m:t>x</m:t>
+                    </m:r>
+                  </m:e>
+                  <m:sup>
+                    <m:r>
+                      <w:rPr>
+                        <w:rFonts w:ascii="Cambria Math" w:hAnsi="Cambria Math"/>
+                      </w:rPr>
+                      <m:t>3</m:t>
+                    </m:r>
+                  </m:sup>
+                </m:sSup>
+                <m:r>
+                  <w:rPr>
+                    <w:rFonts w:ascii="Cambria Math" w:hAnsi="Cambria Math"/>
+                  </w:rPr>
+                  <m:t>+4x-3</m:t>
+                </m:r>
+              </m:den>
+            </m:f>
+            <m:r>
+              <w:rPr>
+                <w:rFonts w:ascii="Cambria Math" w:hAnsi="Cambria Math"/>
+              </w:rPr>
+              <m:t>=</m:t>
+            </m:r>
+          </m:e>
+        </m:func>
+        <m:func>
+          <m:funcPr>
+            <m:ctrlPr>
+              <w:rPr>
+                <w:rFonts w:ascii="Cambria Math" w:hAnsi="Cambria Math"/>
+                <w:i/>
+              </w:rPr>
+            </m:ctrlPr>
+          </m:funcPr>
+          <m:fName>
+            <m:limLow>
+              <m:limLowPr>
+                <m:ctrlPr>
+                  <w:rPr>
+                    <w:rFonts w:ascii="Cambria Math" w:hAnsi="Cambria Math"/>
+                    <w:i/>
+                  </w:rPr>
+                </m:ctrlPr>
+              </m:limLowPr>
+              <m:e>
+                <m:r>
+                  <m:rPr>
+                    <m:sty m:val="p"/>
+                  </m:rPr>
+                  <w:rPr>
+                    <w:rFonts w:ascii="Cambria Math" w:hAnsi="Cambria Math"/>
+                  </w:rPr>
+                  <m:t>lim</m:t>
+                </m:r>
+              </m:e>
+              <m:lim>
+                <m:r>
+                  <w:rPr>
+                    <w:rFonts w:ascii="Cambria Math" w:hAnsi="Cambria Math"/>
+                  </w:rPr>
+                  <m:t>x→∞</m:t>
+                </m:r>
+              </m:lim>
+            </m:limLow>
+          </m:fName>
+          <m:e>
+            <m:f>
+              <m:fPr>
+                <m:ctrlPr>
+                  <w:rPr>
+                    <w:rFonts w:ascii="Cambria Math" w:hAnsi="Cambria Math"/>
+                    <w:i/>
+                  </w:rPr>
+                </m:ctrlPr>
+              </m:fPr>
+              <m:num>
+                <m:sSup>
+                  <m:sSupPr>
+                    <m:ctrlPr>
+                      <w:rPr>
+                        <w:rFonts w:ascii="Cambria Math" w:hAnsi="Cambria Math"/>
+                        <w:i/>
+                      </w:rPr>
+                    </m:ctrlPr>
+                  </m:sSupPr>
+                  <m:e>
+                    <m:r>
+                      <w:rPr>
+                        <w:rFonts w:ascii="Cambria Math" w:hAnsi="Cambria Math"/>
+                      </w:rPr>
+                      <m:t>x</m:t>
+                    </m:r>
+                  </m:e>
+                  <m:sup>
+                    <m:r>
+                      <w:rPr>
+                        <w:rFonts w:ascii="Cambria Math" w:hAnsi="Cambria Math"/>
+                      </w:rPr>
+                      <m:t>2</m:t>
+                    </m:r>
+                  </m:sup>
+                </m:sSup>
+                <m:r>
+                  <w:rPr>
+                    <w:rFonts w:ascii="Cambria Math" w:hAnsi="Cambria Math"/>
+                  </w:rPr>
+                  <m:t>(1-</m:t>
+                </m:r>
+                <m:f>
+                  <m:fPr>
+                    <m:ctrlPr>
+                      <w:rPr>
+                        <w:rFonts w:ascii="Cambria Math" w:hAnsi="Cambria Math"/>
+                        <w:i/>
+                      </w:rPr>
+                    </m:ctrlPr>
+                  </m:fPr>
+                  <m:num>
+                    <m:r>
+                      <w:rPr>
+                        <w:rFonts w:ascii="Cambria Math" w:hAnsi="Cambria Math"/>
+                      </w:rPr>
+                      <m:t>1</m:t>
+                    </m:r>
+                  </m:num>
+                  <m:den>
+                    <m:sSup>
+                      <m:sSupPr>
+                        <m:ctrlPr>
+                          <w:rPr>
+                            <w:rFonts w:ascii="Cambria Math" w:hAnsi="Cambria Math"/>
+                            <w:i/>
+                          </w:rPr>
+                        </m:ctrlPr>
+                      </m:sSupPr>
+                      <m:e>
+                        <m:r>
+                          <w:rPr>
+                            <w:rFonts w:ascii="Cambria Math" w:hAnsi="Cambria Math"/>
+                          </w:rPr>
+                          <m:t>x</m:t>
+                        </m:r>
+                      </m:e>
+                      <m:sup>
+                        <m:r>
+                          <w:rPr>
+                            <w:rFonts w:ascii="Cambria Math" w:hAnsi="Cambria Math"/>
+                          </w:rPr>
+                          <m:t>2</m:t>
+                        </m:r>
+                      </m:sup>
+                    </m:sSup>
+                  </m:den>
+                </m:f>
+                <m:r>
+                  <w:rPr>
+                    <w:rFonts w:ascii="Cambria Math" w:hAnsi="Cambria Math"/>
+                  </w:rPr>
+                  <m:t>)</m:t>
+                </m:r>
+              </m:num>
+              <m:den>
+                <m:sSup>
+                  <m:sSupPr>
+                    <m:ctrlPr>
+                      <w:rPr>
+                        <w:rFonts w:ascii="Cambria Math" w:hAnsi="Cambria Math"/>
+                        <w:i/>
+                      </w:rPr>
+                    </m:ctrlPr>
+                  </m:sSupPr>
+                  <m:e>
+                    <m:r>
+                      <w:rPr>
+                        <w:rFonts w:ascii="Cambria Math" w:hAnsi="Cambria Math"/>
+                      </w:rPr>
+                      <m:t>x</m:t>
+                    </m:r>
+                  </m:e>
+                  <m:sup>
+                    <m:r>
+                      <w:rPr>
+                        <w:rFonts w:ascii="Cambria Math" w:hAnsi="Cambria Math"/>
+                      </w:rPr>
+                      <m:t>2</m:t>
+                    </m:r>
+                  </m:sup>
+                </m:sSup>
+                <m:r>
+                  <w:rPr>
+                    <w:rFonts w:ascii="Cambria Math" w:hAnsi="Cambria Math"/>
+                  </w:rPr>
+                  <m:t>(x+</m:t>
+                </m:r>
+                <m:f>
+                  <m:fPr>
+                    <m:ctrlPr>
+                      <w:rPr>
+                        <w:rFonts w:ascii="Cambria Math" w:hAnsi="Cambria Math"/>
+                        <w:i/>
+                      </w:rPr>
+                    </m:ctrlPr>
+                  </m:fPr>
+                  <m:num>
+                    <m:r>
+                      <w:rPr>
+                        <w:rFonts w:ascii="Cambria Math" w:hAnsi="Cambria Math"/>
+                      </w:rPr>
+                      <m:t>4</m:t>
+                    </m:r>
+                  </m:num>
+                  <m:den>
+                    <m:sSup>
+                      <m:sSupPr>
+                        <m:ctrlPr>
+                          <w:rPr>
+                            <w:rFonts w:ascii="Cambria Math" w:hAnsi="Cambria Math"/>
+                            <w:i/>
+                          </w:rPr>
+                        </m:ctrlPr>
+                      </m:sSupPr>
+                      <m:e>
+                        <m:r>
+                          <w:rPr>
+                            <w:rFonts w:ascii="Cambria Math" w:hAnsi="Cambria Math"/>
+                          </w:rPr>
+                          <m:t>x</m:t>
+                        </m:r>
+                      </m:e>
+                      <m:sup>
+                        <m:r>
+                          <w:rPr>
+                            <w:rFonts w:ascii="Cambria Math" w:hAnsi="Cambria Math"/>
+                          </w:rPr>
+                          <m:t xml:space="preserve"> </m:t>
+                        </m:r>
+                      </m:sup>
+                    </m:sSup>
+                  </m:den>
+                </m:f>
+                <m:r>
+                  <w:rPr>
+                    <w:rFonts w:ascii="Cambria Math" w:hAnsi="Cambria Math"/>
+                  </w:rPr>
+                  <m:t>-</m:t>
+                </m:r>
+                <m:f>
+                  <m:fPr>
+                    <m:ctrlPr>
+                      <w:rPr>
+                        <w:rFonts w:ascii="Cambria Math" w:hAnsi="Cambria Math"/>
+                        <w:i/>
+                      </w:rPr>
+                    </m:ctrlPr>
+                  </m:fPr>
+                  <m:num>
+                    <m:r>
+                      <w:rPr>
+                        <w:rFonts w:ascii="Cambria Math" w:hAnsi="Cambria Math"/>
+                      </w:rPr>
+                      <m:t>3</m:t>
+                    </m:r>
+                  </m:num>
+                  <m:den>
+                    <m:sSup>
+                      <m:sSupPr>
+                        <m:ctrlPr>
+                          <w:rPr>
+                            <w:rFonts w:ascii="Cambria Math" w:hAnsi="Cambria Math"/>
+                            <w:i/>
+                          </w:rPr>
+                        </m:ctrlPr>
+                      </m:sSupPr>
+                      <m:e>
+                        <m:r>
+                          <w:rPr>
+                            <w:rFonts w:ascii="Cambria Math" w:hAnsi="Cambria Math"/>
+                          </w:rPr>
+                          <m:t>x</m:t>
+                        </m:r>
+                      </m:e>
+                      <m:sup>
+                        <m:r>
+                          <w:rPr>
+                            <w:rFonts w:ascii="Cambria Math" w:hAnsi="Cambria Math"/>
+                          </w:rPr>
+                          <m:t>2</m:t>
+                        </m:r>
+                      </m:sup>
+                    </m:sSup>
+                  </m:den>
+                </m:f>
+                <m:r>
+                  <w:rPr>
+                    <w:rFonts w:ascii="Cambria Math" w:hAnsi="Cambria Math"/>
+                  </w:rPr>
+                  <m:t>)</m:t>
+                </m:r>
+              </m:den>
+            </m:f>
+            <m:r>
+              <w:rPr>
+                <w:rFonts w:ascii="Cambria Math" w:hAnsi="Cambria Math"/>
+              </w:rPr>
+              <m:t>=0</m:t>
+            </m:r>
+          </m:e>
+        </m:func>
+      </m:oMath>
+      <w:r>
+        <w:tab/>
+      </w:r>
+    </w:p>
+    <w:p>
+      <w:pPr>
+        <w:pStyle w:val="Prrafodelista"/>
+      </w:pPr>
+    </w:p>
+    <w:p>
+      <w:pPr>
+        <w:pStyle w:val="Prrafodelista"/>
+        <w:numPr>
+          <w:ilvl w:val="0"/>
+          <w:numId w:val="6"/>
+        </w:numPr>
+      </w:pPr>
+      <m:oMath>
+        <m:func>
+          <m:funcPr>
+            <m:ctrlPr>
+              <w:rPr>
+                <w:rFonts w:ascii="Cambria Math" w:hAnsi="Cambria Math"/>
+                <w:i/>
+              </w:rPr>
+            </m:ctrlPr>
+          </m:funcPr>
+          <m:fName>
+            <m:limLow>
+              <m:limLowPr>
+                <m:ctrlPr>
+                  <w:rPr>
+                    <w:rFonts w:ascii="Cambria Math" w:hAnsi="Cambria Math"/>
+                    <w:i/>
+                  </w:rPr>
+                </m:ctrlPr>
+              </m:limLowPr>
+              <m:e>
+                <m:r>
+                  <m:rPr>
+                    <m:sty m:val="p"/>
+                  </m:rPr>
+                  <w:rPr>
+                    <w:rFonts w:ascii="Cambria Math" w:hAnsi="Cambria Math"/>
+                  </w:rPr>
+                  <m:t>lim</m:t>
+                </m:r>
+              </m:e>
+              <m:lim>
+                <m:r>
+                  <w:rPr>
+                    <w:rFonts w:ascii="Cambria Math" w:hAnsi="Cambria Math"/>
+                  </w:rPr>
+                  <m:t>x→∞</m:t>
+                </m:r>
+              </m:lim>
+            </m:limLow>
+          </m:fName>
+          <m:e>
+            <m:f>
+              <m:fPr>
+                <m:ctrlPr>
+                  <w:rPr>
+                    <w:rFonts w:ascii="Cambria Math" w:hAnsi="Cambria Math"/>
+                    <w:i/>
+                  </w:rPr>
+                </m:ctrlPr>
+              </m:fPr>
+              <m:num>
+                <m:sSup>
+                  <m:sSupPr>
+                    <m:ctrlPr>
+                      <w:rPr>
+                        <w:rFonts w:ascii="Cambria Math" w:hAnsi="Cambria Math"/>
+                        <w:i/>
+                      </w:rPr>
+                    </m:ctrlPr>
+                  </m:sSupPr>
+                  <m:e>
+                    <m:r>
+                      <w:rPr>
+                        <w:rFonts w:ascii="Cambria Math" w:hAnsi="Cambria Math"/>
+                      </w:rPr>
+                      <m:t>5x</m:t>
+                    </m:r>
+                  </m:e>
+                  <m:sup>
+                    <m:r>
+                      <w:rPr>
+                        <w:rFonts w:ascii="Cambria Math" w:hAnsi="Cambria Math"/>
+                      </w:rPr>
+                      <m:t>2</m:t>
+                    </m:r>
+                  </m:sup>
+                </m:sSup>
+                <m:r>
+                  <w:rPr>
+                    <w:rFonts w:ascii="Cambria Math" w:hAnsi="Cambria Math"/>
+                  </w:rPr>
+                  <m:t>+2x+1</m:t>
+                </m:r>
+              </m:num>
+              <m:den>
+                <m:r>
+                  <w:rPr>
+                    <w:rFonts w:ascii="Cambria Math" w:hAnsi="Cambria Math"/>
+                  </w:rPr>
+                  <m:t>4x+7</m:t>
+                </m:r>
+              </m:den>
+            </m:f>
+            <m:r>
+              <w:rPr>
+                <w:rFonts w:ascii="Cambria Math" w:hAnsi="Cambria Math"/>
+              </w:rPr>
+              <m:t>=</m:t>
+            </m:r>
+          </m:e>
+        </m:func>
+        <m:func>
+          <m:funcPr>
+            <m:ctrlPr>
+              <w:rPr>
+                <w:rFonts w:ascii="Cambria Math" w:hAnsi="Cambria Math"/>
+                <w:i/>
+              </w:rPr>
+            </m:ctrlPr>
+          </m:funcPr>
+          <m:fName>
+            <m:limLow>
+              <m:limLowPr>
+                <m:ctrlPr>
+                  <w:rPr>
+                    <w:rFonts w:ascii="Cambria Math" w:hAnsi="Cambria Math"/>
+                    <w:i/>
+                  </w:rPr>
+                </m:ctrlPr>
+              </m:limLowPr>
+              <m:e>
+                <m:r>
+                  <m:rPr>
+                    <m:sty m:val="p"/>
+                  </m:rPr>
+                  <w:rPr>
+                    <w:rFonts w:ascii="Cambria Math" w:hAnsi="Cambria Math"/>
+                  </w:rPr>
+                  <m:t>lim</m:t>
+                </m:r>
+              </m:e>
+              <m:lim>
+                <m:r>
+                  <w:rPr>
+                    <w:rFonts w:ascii="Cambria Math" w:hAnsi="Cambria Math"/>
+                  </w:rPr>
+                  <m:t>x→∞</m:t>
+                </m:r>
+              </m:lim>
+            </m:limLow>
+          </m:fName>
+          <m:e>
+            <m:f>
+              <m:fPr>
+                <m:ctrlPr>
+                  <w:rPr>
+                    <w:rFonts w:ascii="Cambria Math" w:hAnsi="Cambria Math"/>
+                    <w:i/>
+                  </w:rPr>
+                </m:ctrlPr>
+              </m:fPr>
+              <m:num>
+                <m:sSup>
+                  <m:sSupPr>
+                    <m:ctrlPr>
+                      <w:rPr>
+                        <w:rFonts w:ascii="Cambria Math" w:hAnsi="Cambria Math"/>
+                        <w:i/>
+                      </w:rPr>
+                    </m:ctrlPr>
+                  </m:sSupPr>
+                  <m:e>
+                    <m:r>
+                      <w:rPr>
+                        <w:rFonts w:ascii="Cambria Math" w:hAnsi="Cambria Math"/>
+                      </w:rPr>
+                      <m:t>x</m:t>
+                    </m:r>
+                  </m:e>
+                  <m:sup>
+                    <m:r>
+                      <w:rPr>
+                        <w:rFonts w:ascii="Cambria Math" w:hAnsi="Cambria Math"/>
+                      </w:rPr>
+                      <m:t xml:space="preserve"> </m:t>
+                    </m:r>
+                  </m:sup>
+                </m:sSup>
+                <m:r>
+                  <w:rPr>
+                    <w:rFonts w:ascii="Cambria Math" w:hAnsi="Cambria Math"/>
+                  </w:rPr>
+                  <m:t>(5x+2+</m:t>
+                </m:r>
+                <m:f>
+                  <m:fPr>
+                    <m:ctrlPr>
+                      <w:rPr>
+                        <w:rFonts w:ascii="Cambria Math" w:hAnsi="Cambria Math"/>
+                        <w:i/>
+                      </w:rPr>
+                    </m:ctrlPr>
+                  </m:fPr>
+                  <m:num>
+                    <m:r>
+                      <w:rPr>
+                        <w:rFonts w:ascii="Cambria Math" w:hAnsi="Cambria Math"/>
+                      </w:rPr>
+                      <m:t>1</m:t>
+                    </m:r>
+                  </m:num>
+                  <m:den>
+                    <m:r>
+                      <w:rPr>
+                        <w:rFonts w:ascii="Cambria Math" w:hAnsi="Cambria Math"/>
+                      </w:rPr>
+                      <m:t>x</m:t>
+                    </m:r>
+                  </m:den>
+                </m:f>
+                <m:r>
+                  <w:rPr>
+                    <w:rFonts w:ascii="Cambria Math" w:hAnsi="Cambria Math"/>
+                  </w:rPr>
+                  <m:t>)</m:t>
+                </m:r>
+              </m:num>
+              <m:den>
+                <m:sSup>
+                  <m:sSupPr>
+                    <m:ctrlPr>
+                      <w:rPr>
+                        <w:rFonts w:ascii="Cambria Math" w:hAnsi="Cambria Math"/>
+                        <w:i/>
+                      </w:rPr>
+                    </m:ctrlPr>
+                  </m:sSupPr>
+                  <m:e>
+                    <m:r>
+                      <w:rPr>
+                        <w:rFonts w:ascii="Cambria Math" w:hAnsi="Cambria Math"/>
+                      </w:rPr>
+                      <m:t>x</m:t>
+                    </m:r>
+                  </m:e>
+                  <m:sup>
+                    <m:r>
+                      <w:rPr>
+                        <w:rFonts w:ascii="Cambria Math" w:hAnsi="Cambria Math"/>
+                      </w:rPr>
+                      <m:t xml:space="preserve"> </m:t>
+                    </m:r>
+                  </m:sup>
+                </m:sSup>
+                <m:r>
+                  <w:rPr>
+                    <w:rFonts w:ascii="Cambria Math" w:hAnsi="Cambria Math"/>
+                  </w:rPr>
+                  <m:t>(4+</m:t>
+                </m:r>
+                <m:f>
+                  <m:fPr>
+                    <m:ctrlPr>
+                      <w:rPr>
+                        <w:rFonts w:ascii="Cambria Math" w:hAnsi="Cambria Math"/>
+                        <w:i/>
+                      </w:rPr>
+                    </m:ctrlPr>
+                  </m:fPr>
+                  <m:num>
+                    <m:r>
+                      <w:rPr>
+                        <w:rFonts w:ascii="Cambria Math" w:hAnsi="Cambria Math"/>
+                      </w:rPr>
+                      <m:t>7</m:t>
+                    </m:r>
+                  </m:num>
+                  <m:den>
+                    <m:r>
+                      <w:rPr>
+                        <w:rFonts w:ascii="Cambria Math" w:hAnsi="Cambria Math"/>
+                      </w:rPr>
+                      <m:t>x</m:t>
+                    </m:r>
+                  </m:den>
+                </m:f>
+                <m:r>
+                  <w:rPr>
+                    <w:rFonts w:ascii="Cambria Math" w:hAnsi="Cambria Math"/>
+                  </w:rPr>
+                  <m:t>)</m:t>
+                </m:r>
+              </m:den>
+            </m:f>
+            <m:r>
+              <w:rPr>
+                <w:rFonts w:ascii="Cambria Math" w:hAnsi="Cambria Math"/>
+              </w:rPr>
+              <m:t>=∞</m:t>
+            </m:r>
+          </m:e>
+        </m:func>
+      </m:oMath>
+    </w:p>
+    <w:p>
+      <w:pPr>
+        <w:pStyle w:val="Prrafodelista"/>
+      </w:pPr>
+    </w:p>
+    <w:p/>
+    <w:p>
+      <w:pPr>
+        <w:pStyle w:val="Prrafodelista"/>
+        <w:ind w:left="0"/>
+      </w:pPr>
+      <w:r>
+        <w:lastRenderedPageBreak/>
+        <w:t>i)</w:t>
+      </w:r>
+    </w:p>
+    <w:p>
+      <w:pPr>
+        <w:pStyle w:val="Prrafodelista"/>
+        <w:ind w:left="0"/>
+      </w:pPr>
+      <w:r>
+        <w:rPr>
+          <w:noProof/>
+        </w:rPr>
+        <w:drawing>
+          <wp:anchor distT="0" distB="0" distL="114300" distR="114300" simplePos="0" relativeHeight="251774976" behindDoc="0" locked="0" layoutInCell="1" allowOverlap="1" wp14:anchorId="4EC24B4D" wp14:editId="007765AF">
+            <wp:simplePos x="0" y="0"/>
+            <wp:positionH relativeFrom="column">
+              <wp:posOffset>3843655</wp:posOffset>
+            </wp:positionH>
+            <wp:positionV relativeFrom="paragraph">
+              <wp:posOffset>100330</wp:posOffset>
+            </wp:positionV>
+            <wp:extent cx="2064385" cy="1581785"/>
+            <wp:effectExtent l="0" t="0" r="0" b="0"/>
+            <wp:wrapSquare wrapText="bothSides"/>
+            <wp:docPr id="5" name="Imagen 5"/>
+            <wp:cNvGraphicFramePr>
+              <a:graphicFrameLocks xmlns:a="http://schemas.openxmlformats.org/drawingml/2006/main" noChangeAspect="1"/>
+            </wp:cNvGraphicFramePr>
+            <a:graphic xmlns:a="http://schemas.openxmlformats.org/drawingml/2006/main">
+              <a:graphicData uri="http://schemas.openxmlformats.org/drawingml/2006/picture">
+                <pic:pic xmlns:pic="http://schemas.openxmlformats.org/drawingml/2006/picture">
+                  <pic:nvPicPr>
+                    <pic:cNvPr id="1" name=""/>
+                    <pic:cNvPicPr/>
+                  </pic:nvPicPr>
+                  <pic:blipFill>
+                    <a:blip r:embed="rId39">
+                      <a:extLst>
+                        <a:ext uri="{28A0092B-C50C-407E-A947-70E740481C1C}">
+                          <a14:useLocalDpi xmlns:a14="http://schemas.microsoft.com/office/drawing/2010/main" val="0"/>
+                        </a:ext>
+                      </a:extLst>
+                    </a:blip>
+                    <a:stretch>
+                      <a:fillRect/>
+                    </a:stretch>
+                  </pic:blipFill>
+                  <pic:spPr>
+                    <a:xfrm>
+                      <a:off x="0" y="0"/>
+                      <a:ext cx="2064385" cy="1581785"/>
+                    </a:xfrm>
+                    <a:prstGeom prst="rect">
+                      <a:avLst/>
+                    </a:prstGeom>
+                  </pic:spPr>
+                </pic:pic>
+              </a:graphicData>
+            </a:graphic>
+            <wp14:sizeRelH relativeFrom="page">
+              <wp14:pctWidth>0</wp14:pctWidth>
+            </wp14:sizeRelH>
+            <wp14:sizeRelV relativeFrom="page">
+              <wp14:pctHeight>0</wp14:pctHeight>
+            </wp14:sizeRelV>
+          </wp:anchor>
+        </w:drawing>
+      </w:r>
+      <w:r>
+        <w:rPr>
+          <w:noProof/>
+        </w:rPr>
+        <w:drawing>
+          <wp:anchor distT="0" distB="0" distL="114300" distR="114300" simplePos="0" relativeHeight="251773952" behindDoc="0" locked="0" layoutInCell="1" allowOverlap="1" wp14:anchorId="3636008F" wp14:editId="08A75247">
+            <wp:simplePos x="0" y="0"/>
+            <wp:positionH relativeFrom="margin">
+              <wp:align>left</wp:align>
+            </wp:positionH>
+            <wp:positionV relativeFrom="paragraph">
+              <wp:posOffset>115183</wp:posOffset>
+            </wp:positionV>
+            <wp:extent cx="3609340" cy="2791460"/>
+            <wp:effectExtent l="0" t="0" r="0" b="8890"/>
+            <wp:wrapSquare wrapText="bothSides"/>
+            <wp:docPr id="4" name="Imagen 4"/>
+            <wp:cNvGraphicFramePr>
+              <a:graphicFrameLocks xmlns:a="http://schemas.openxmlformats.org/drawingml/2006/main" noChangeAspect="1"/>
+            </wp:cNvGraphicFramePr>
+            <a:graphic xmlns:a="http://schemas.openxmlformats.org/drawingml/2006/main">
+              <a:graphicData uri="http://schemas.openxmlformats.org/drawingml/2006/picture">
+                <pic:pic xmlns:pic="http://schemas.openxmlformats.org/drawingml/2006/picture">
+                  <pic:nvPicPr>
+                    <pic:cNvPr id="1" name=""/>
+                    <pic:cNvPicPr/>
+                  </pic:nvPicPr>
+                  <pic:blipFill>
+                    <a:blip r:embed="rId40">
+                      <a:extLst>
+                        <a:ext uri="{28A0092B-C50C-407E-A947-70E740481C1C}">
+                          <a14:useLocalDpi xmlns:a14="http://schemas.microsoft.com/office/drawing/2010/main" val="0"/>
+                        </a:ext>
+                      </a:extLst>
+                    </a:blip>
+                    <a:stretch>
+                      <a:fillRect/>
+                    </a:stretch>
+                  </pic:blipFill>
+                  <pic:spPr>
+                    <a:xfrm>
+                      <a:off x="0" y="0"/>
+                      <a:ext cx="3609340" cy="2791460"/>
+                    </a:xfrm>
+                    <a:prstGeom prst="rect">
+                      <a:avLst/>
+                    </a:prstGeom>
+                  </pic:spPr>
+                </pic:pic>
+              </a:graphicData>
+            </a:graphic>
+            <wp14:sizeRelH relativeFrom="page">
+              <wp14:pctWidth>0</wp14:pctWidth>
+            </wp14:sizeRelH>
+            <wp14:sizeRelV relativeFrom="page">
+              <wp14:pctHeight>0</wp14:pctHeight>
+            </wp14:sizeRelV>
+          </wp:anchor>
+        </w:drawing>
+      </w:r>
+    </w:p>
+    <w:p>
+      <w:pPr>
+        <w:pStyle w:val="Prrafodelista"/>
+        <w:ind w:left="0"/>
+      </w:pPr>
+    </w:p>
+    <w:p>
+      <w:pPr>
+        <w:pStyle w:val="Prrafodelista"/>
+        <w:ind w:left="0"/>
+      </w:pPr>
+    </w:p>
+    <w:p>
+      <w:pPr>
+        <w:pStyle w:val="Prrafodelista"/>
+        <w:ind w:left="0"/>
+      </w:pPr>
+    </w:p>
+    <w:p>
+      <w:pPr>
+        <w:pStyle w:val="Prrafodelista"/>
+        <w:ind w:left="0"/>
+      </w:pPr>
+    </w:p>
+    <w:p>
+      <w:pPr>
+        <w:pStyle w:val="Prrafodelista"/>
+        <w:ind w:left="0"/>
+      </w:pPr>
+    </w:p>
+    <w:p>
+      <w:pPr>
+        <w:pStyle w:val="Prrafodelista"/>
+        <w:ind w:left="0"/>
+      </w:pPr>
+    </w:p>
+    <w:p>
+      <w:pPr>
+        <w:pStyle w:val="Prrafodelista"/>
+        <w:ind w:left="0"/>
+      </w:pPr>
+    </w:p>
+    <w:p>
+      <w:pPr>
+        <w:pStyle w:val="Prrafodelista"/>
+        <w:ind w:left="0"/>
+      </w:pPr>
+    </w:p>
+    <w:p>
+      <w:pPr>
+        <w:pStyle w:val="Prrafodelista"/>
+        <w:ind w:left="0"/>
+      </w:pPr>
+    </w:p>
+    <w:p>
+      <w:pPr>
+        <w:pStyle w:val="Prrafodelista"/>
+        <w:ind w:left="0"/>
+      </w:pPr>
+    </w:p>
+    <w:p>
+      <w:pPr>
+        <w:pStyle w:val="Prrafodelista"/>
+        <w:ind w:left="0"/>
+      </w:pPr>
+    </w:p>
+    <w:p>
+      <w:pPr>
+        <w:pStyle w:val="Prrafodelista"/>
+        <w:ind w:left="0"/>
+      </w:pPr>
+    </w:p>
+    <w:p>
+      <w:pPr>
+        <w:pStyle w:val="Prrafodelista"/>
+        <w:ind w:left="0"/>
+      </w:pPr>
+    </w:p>
+    <w:p>
+      <w:pPr>
+        <w:pStyle w:val="Prrafodelista"/>
+        <w:ind w:left="0"/>
+      </w:pPr>
+      <w:proofErr w:type="spellStart"/>
+      <w:r>
+        <w:t>ii</w:t>
+      </w:r>
+      <w:proofErr w:type="spellEnd"/>
+      <w:r>
+        <w:t>)</w:t>
+      </w:r>
+    </w:p>
+    <w:p>
+      <w:pPr>
+        <w:pStyle w:val="Prrafodelista"/>
+        <w:ind w:left="0"/>
+      </w:pPr>
+      <w:r>
+        <w:rPr>
+          <w:noProof/>
+        </w:rPr>
+        <w:drawing>
+          <wp:anchor distT="0" distB="0" distL="114300" distR="114300" simplePos="0" relativeHeight="251777024" behindDoc="0" locked="0" layoutInCell="1" allowOverlap="1" wp14:anchorId="2372D9C1" wp14:editId="7A7FE480">
+            <wp:simplePos x="0" y="0"/>
+            <wp:positionH relativeFrom="column">
+              <wp:posOffset>4090394</wp:posOffset>
+            </wp:positionH>
+            <wp:positionV relativeFrom="paragraph">
+              <wp:posOffset>134620</wp:posOffset>
+            </wp:positionV>
+            <wp:extent cx="2020570" cy="1542415"/>
+            <wp:effectExtent l="0" t="0" r="0" b="635"/>
+            <wp:wrapSquare wrapText="bothSides"/>
+            <wp:docPr id="7" name="Imagen 7"/>
+            <wp:cNvGraphicFramePr>
+              <a:graphicFrameLocks xmlns:a="http://schemas.openxmlformats.org/drawingml/2006/main" noChangeAspect="1"/>
+            </wp:cNvGraphicFramePr>
+            <a:graphic xmlns:a="http://schemas.openxmlformats.org/drawingml/2006/main">
+              <a:graphicData uri="http://schemas.openxmlformats.org/drawingml/2006/picture">
+                <pic:pic xmlns:pic="http://schemas.openxmlformats.org/drawingml/2006/picture">
+                  <pic:nvPicPr>
+                    <pic:cNvPr id="1" name=""/>
+                    <pic:cNvPicPr/>
+                  </pic:nvPicPr>
+                  <pic:blipFill>
+                    <a:blip r:embed="rId41">
+                      <a:extLst>
+                        <a:ext uri="{28A0092B-C50C-407E-A947-70E740481C1C}">
+                          <a14:useLocalDpi xmlns:a14="http://schemas.microsoft.com/office/drawing/2010/main" val="0"/>
+                        </a:ext>
+                      </a:extLst>
+                    </a:blip>
+                    <a:stretch>
+                      <a:fillRect/>
+                    </a:stretch>
+                  </pic:blipFill>
+                  <pic:spPr>
+                    <a:xfrm>
+                      <a:off x="0" y="0"/>
+                      <a:ext cx="2020570" cy="1542415"/>
+                    </a:xfrm>
+                    <a:prstGeom prst="rect">
+                      <a:avLst/>
+                    </a:prstGeom>
+                  </pic:spPr>
+                </pic:pic>
+              </a:graphicData>
+            </a:graphic>
+            <wp14:sizeRelH relativeFrom="margin">
+              <wp14:pctWidth>0</wp14:pctWidth>
+            </wp14:sizeRelH>
+            <wp14:sizeRelV relativeFrom="margin">
+              <wp14:pctHeight>0</wp14:pctHeight>
+            </wp14:sizeRelV>
+          </wp:anchor>
+        </w:drawing>
+      </w:r>
+      <w:r>
+        <w:rPr>
+          <w:noProof/>
+        </w:rPr>
+        <w:drawing>
+          <wp:anchor distT="0" distB="0" distL="114300" distR="114300" simplePos="0" relativeHeight="251776000" behindDoc="0" locked="0" layoutInCell="1" allowOverlap="1" wp14:anchorId="6F401277" wp14:editId="385A1892">
+            <wp:simplePos x="0" y="0"/>
+            <wp:positionH relativeFrom="margin">
+              <wp:align>left</wp:align>
+            </wp:positionH>
+            <wp:positionV relativeFrom="paragraph">
+              <wp:posOffset>119380</wp:posOffset>
+            </wp:positionV>
+            <wp:extent cx="3585845" cy="2830195"/>
+            <wp:effectExtent l="0" t="0" r="0" b="8255"/>
+            <wp:wrapSquare wrapText="bothSides"/>
+            <wp:docPr id="6" name="Imagen 6"/>
+            <wp:cNvGraphicFramePr>
+              <a:graphicFrameLocks xmlns:a="http://schemas.openxmlformats.org/drawingml/2006/main" noChangeAspect="1"/>
+            </wp:cNvGraphicFramePr>
+            <a:graphic xmlns:a="http://schemas.openxmlformats.org/drawingml/2006/main">
+              <a:graphicData uri="http://schemas.openxmlformats.org/drawingml/2006/picture">
+                <pic:pic xmlns:pic="http://schemas.openxmlformats.org/drawingml/2006/picture">
+                  <pic:nvPicPr>
+                    <pic:cNvPr id="1" name=""/>
+                    <pic:cNvPicPr/>
+                  </pic:nvPicPr>
+                  <pic:blipFill>
+                    <a:blip r:embed="rId42">
+                      <a:extLst>
+                        <a:ext uri="{28A0092B-C50C-407E-A947-70E740481C1C}">
+                          <a14:useLocalDpi xmlns:a14="http://schemas.microsoft.com/office/drawing/2010/main" val="0"/>
+                        </a:ext>
+                      </a:extLst>
+                    </a:blip>
+                    <a:stretch>
+                      <a:fillRect/>
+                    </a:stretch>
+                  </pic:blipFill>
+                  <pic:spPr>
+                    <a:xfrm>
+                      <a:off x="0" y="0"/>
+                      <a:ext cx="3585845" cy="2830195"/>
+                    </a:xfrm>
+                    <a:prstGeom prst="rect">
+                      <a:avLst/>
+                    </a:prstGeom>
+                  </pic:spPr>
+                </pic:pic>
+              </a:graphicData>
+            </a:graphic>
+            <wp14:sizeRelH relativeFrom="page">
+              <wp14:pctWidth>0</wp14:pctWidth>
+            </wp14:sizeRelH>
+            <wp14:sizeRelV relativeFrom="page">
+              <wp14:pctHeight>0</wp14:pctHeight>
+            </wp14:sizeRelV>
+          </wp:anchor>
+        </w:drawing>
+      </w:r>
+    </w:p>
+    <w:p>
+      <w:pPr>
+        <w:pStyle w:val="Prrafodelista"/>
+        <w:ind w:left="0"/>
+      </w:pPr>
+    </w:p>
+    <w:p>
+      <w:pPr>
+        <w:pStyle w:val="Prrafodelista"/>
+        <w:ind w:left="0"/>
+      </w:pPr>
+    </w:p>
+    <w:p>
+      <w:pPr>
+        <w:pStyle w:val="Prrafodelista"/>
+        <w:ind w:left="0"/>
+      </w:pPr>
+    </w:p>
+    <w:p>
+      <w:pPr>
+        <w:pStyle w:val="Prrafodelista"/>
+        <w:ind w:left="0"/>
+      </w:pPr>
+    </w:p>
+    <w:p>
+      <w:pPr>
+        <w:pStyle w:val="Prrafodelista"/>
+        <w:ind w:left="0"/>
+      </w:pPr>
+    </w:p>
+    <w:p>
+      <w:pPr>
+        <w:pStyle w:val="Prrafodelista"/>
+        <w:ind w:left="0"/>
+      </w:pPr>
+    </w:p>
+    <w:p>
+      <w:pPr>
+        <w:pStyle w:val="Prrafodelista"/>
+        <w:ind w:left="0"/>
+      </w:pPr>
+    </w:p>
+    <w:p>
+      <w:pPr>
+        <w:pStyle w:val="Prrafodelista"/>
+        <w:ind w:left="0"/>
+      </w:pPr>
+    </w:p>
+    <w:p>
+      <w:pPr>
+        <w:pStyle w:val="Prrafodelista"/>
+        <w:ind w:left="0"/>
+      </w:pPr>
+    </w:p>
+    <w:p>
+      <w:pPr>
+        <w:pStyle w:val="Prrafodelista"/>
+        <w:ind w:left="0"/>
+      </w:pPr>
+    </w:p>
+    <w:p>
+      <w:pPr>
+        <w:pStyle w:val="Prrafodelista"/>
+        <w:ind w:left="0"/>
+      </w:pPr>
+    </w:p>
+    <w:p>
+      <w:pPr>
+        <w:pStyle w:val="Prrafodelista"/>
+        <w:ind w:left="0"/>
+      </w:pPr>
+    </w:p>
+    <w:p>
+      <w:pPr>
+        <w:pStyle w:val="Prrafodelista"/>
+        <w:ind w:left="0"/>
+      </w:pPr>
+    </w:p>
+    <w:p>
+      <w:pPr>
+        <w:pStyle w:val="Prrafodelista"/>
+        <w:ind w:left="0"/>
+      </w:pPr>
+    </w:p>
+    <w:p>
+      <w:pPr>
+        <w:pStyle w:val="Prrafodelista"/>
+        <w:ind w:left="0"/>
+      </w:pPr>
+      <w:proofErr w:type="spellStart"/>
+      <w:r>
+        <w:t>iii</w:t>
+      </w:r>
+      <w:proofErr w:type="spellEnd"/>
+      <w:r>
+        <w:t>)</w:t>
+      </w:r>
+    </w:p>
+    <w:p>
+      <w:pPr>
+        <w:pStyle w:val="Prrafodelista"/>
+        <w:ind w:left="0"/>
+      </w:pPr>
+      <w:r>
+        <w:rPr>
+          <w:noProof/>
+        </w:rPr>
+        <w:drawing>
+          <wp:anchor distT="0" distB="0" distL="114300" distR="114300" simplePos="0" relativeHeight="251779072" behindDoc="0" locked="0" layoutInCell="1" allowOverlap="1" wp14:anchorId="7576BC4C" wp14:editId="410205AB">
+            <wp:simplePos x="0" y="0"/>
+            <wp:positionH relativeFrom="margin">
+              <wp:posOffset>3747880</wp:posOffset>
+            </wp:positionH>
+            <wp:positionV relativeFrom="paragraph">
+              <wp:posOffset>202040</wp:posOffset>
+            </wp:positionV>
+            <wp:extent cx="2824480" cy="2485390"/>
+            <wp:effectExtent l="0" t="0" r="0" b="0"/>
+            <wp:wrapSquare wrapText="bothSides"/>
+            <wp:docPr id="9" name="Imagen 9"/>
+            <wp:cNvGraphicFramePr>
+              <a:graphicFrameLocks xmlns:a="http://schemas.openxmlformats.org/drawingml/2006/main" noChangeAspect="1"/>
+            </wp:cNvGraphicFramePr>
+            <a:graphic xmlns:a="http://schemas.openxmlformats.org/drawingml/2006/main">
+              <a:graphicData uri="http://schemas.openxmlformats.org/drawingml/2006/picture">
+                <pic:pic xmlns:pic="http://schemas.openxmlformats.org/drawingml/2006/picture">
+                  <pic:nvPicPr>
+                    <pic:cNvPr id="1" name=""/>
+                    <pic:cNvPicPr/>
+                  </pic:nvPicPr>
+                  <pic:blipFill>
+                    <a:blip r:embed="rId43">
+                      <a:extLst>
+                        <a:ext uri="{28A0092B-C50C-407E-A947-70E740481C1C}">
+                          <a14:useLocalDpi xmlns:a14="http://schemas.microsoft.com/office/drawing/2010/main" val="0"/>
+                        </a:ext>
+                      </a:extLst>
+                    </a:blip>
+                    <a:stretch>
+                      <a:fillRect/>
+                    </a:stretch>
+                  </pic:blipFill>
+                  <pic:spPr>
+                    <a:xfrm>
+                      <a:off x="0" y="0"/>
+                      <a:ext cx="2824480" cy="2485390"/>
+                    </a:xfrm>
+                    <a:prstGeom prst="rect">
+                      <a:avLst/>
+                    </a:prstGeom>
+                  </pic:spPr>
+                </pic:pic>
+              </a:graphicData>
+            </a:graphic>
+            <wp14:sizeRelH relativeFrom="page">
+              <wp14:pctWidth>0</wp14:pctWidth>
+            </wp14:sizeRelH>
+            <wp14:sizeRelV relativeFrom="page">
+              <wp14:pctHeight>0</wp14:pctHeight>
+            </wp14:sizeRelV>
+          </wp:anchor>
+        </w:drawing>
+      </w:r>
+      <w:r>
+        <w:rPr>
+          <w:noProof/>
+        </w:rPr>
+        <w:drawing>
+          <wp:anchor distT="0" distB="0" distL="114300" distR="114300" simplePos="0" relativeHeight="251778048" behindDoc="0" locked="0" layoutInCell="1" allowOverlap="1" wp14:anchorId="4475B3A0" wp14:editId="0BE51D2E">
+            <wp:simplePos x="0" y="0"/>
+            <wp:positionH relativeFrom="margin">
+              <wp:align>left</wp:align>
+            </wp:positionH>
+            <wp:positionV relativeFrom="paragraph">
+              <wp:posOffset>162808</wp:posOffset>
+            </wp:positionV>
+            <wp:extent cx="3585845" cy="2909570"/>
+            <wp:effectExtent l="0" t="0" r="0" b="5080"/>
+            <wp:wrapSquare wrapText="bothSides"/>
+            <wp:docPr id="8" name="Imagen 8"/>
+            <wp:cNvGraphicFramePr>
+              <a:graphicFrameLocks xmlns:a="http://schemas.openxmlformats.org/drawingml/2006/main" noChangeAspect="1"/>
+            </wp:cNvGraphicFramePr>
+            <a:graphic xmlns:a="http://schemas.openxmlformats.org/drawingml/2006/main">
+              <a:graphicData uri="http://schemas.openxmlformats.org/drawingml/2006/picture">
+                <pic:pic xmlns:pic="http://schemas.openxmlformats.org/drawingml/2006/picture">
+                  <pic:nvPicPr>
+                    <pic:cNvPr id="1" name=""/>
+                    <pic:cNvPicPr/>
+                  </pic:nvPicPr>
+                  <pic:blipFill>
+                    <a:blip r:embed="rId44">
+                      <a:extLst>
+                        <a:ext uri="{28A0092B-C50C-407E-A947-70E740481C1C}">
+                          <a14:useLocalDpi xmlns:a14="http://schemas.microsoft.com/office/drawing/2010/main" val="0"/>
+                        </a:ext>
+                      </a:extLst>
+                    </a:blip>
+                    <a:stretch>
+                      <a:fillRect/>
+                    </a:stretch>
+                  </pic:blipFill>
+                  <pic:spPr>
+                    <a:xfrm>
+                      <a:off x="0" y="0"/>
+                      <a:ext cx="3596900" cy="2919150"/>
+                    </a:xfrm>
+                    <a:prstGeom prst="rect">
+                      <a:avLst/>
+                    </a:prstGeom>
+                  </pic:spPr>
+                </pic:pic>
+              </a:graphicData>
+            </a:graphic>
+            <wp14:sizeRelH relativeFrom="page">
+              <wp14:pctWidth>0</wp14:pctWidth>
+            </wp14:sizeRelH>
+            <wp14:sizeRelV relativeFrom="page">
+              <wp14:pctHeight>0</wp14:pctHeight>
+            </wp14:sizeRelV>
+          </wp:anchor>
+        </w:drawing>
+      </w:r>
+    </w:p>
+    <w:p>
+      <w:pPr>
+        <w:pStyle w:val="Prrafodelista"/>
+        <w:ind w:left="0"/>
+      </w:pPr>
+      <w:r>
+        <w:lastRenderedPageBreak/>
+        <w:t>Se observa que según cual sea el signo del infinito, ese será el signo del infinito al cual tienda.</w:t>
+      </w:r>
+    </w:p>
+    <w:p>
+      <w:pPr>
+        <w:pStyle w:val="Prrafodelista"/>
+        <w:ind w:left="0"/>
+      </w:pPr>
+    </w:p>
+    <w:p>
+      <w:pPr>
+        <w:pStyle w:val="Prrafodelista"/>
+        <w:ind w:left="0"/>
+      </w:pPr>
+      <w:r>
+        <w:rPr>
+          <w:noProof/>
+        </w:rPr>
+        <w:drawing>
+          <wp:anchor distT="0" distB="0" distL="114300" distR="114300" simplePos="0" relativeHeight="251780096" behindDoc="0" locked="0" layoutInCell="1" allowOverlap="1" wp14:anchorId="2C1E8329" wp14:editId="01F75107">
+            <wp:simplePos x="0" y="0"/>
+            <wp:positionH relativeFrom="margin">
+              <wp:posOffset>11430</wp:posOffset>
+            </wp:positionH>
+            <wp:positionV relativeFrom="paragraph">
+              <wp:posOffset>218440</wp:posOffset>
+            </wp:positionV>
+            <wp:extent cx="4317365" cy="3227705"/>
+            <wp:effectExtent l="0" t="0" r="6985" b="0"/>
+            <wp:wrapSquare wrapText="bothSides"/>
+            <wp:docPr id="10" name="Imagen 10"/>
+            <wp:cNvGraphicFramePr>
+              <a:graphicFrameLocks xmlns:a="http://schemas.openxmlformats.org/drawingml/2006/main" noChangeAspect="1"/>
+            </wp:cNvGraphicFramePr>
+            <a:graphic xmlns:a="http://schemas.openxmlformats.org/drawingml/2006/main">
+              <a:graphicData uri="http://schemas.openxmlformats.org/drawingml/2006/picture">
+                <pic:pic xmlns:pic="http://schemas.openxmlformats.org/drawingml/2006/picture">
+                  <pic:nvPicPr>
+                    <pic:cNvPr id="1" name=""/>
+                    <pic:cNvPicPr/>
+                  </pic:nvPicPr>
+                  <pic:blipFill>
+                    <a:blip r:embed="rId45">
+                      <a:extLst>
+                        <a:ext uri="{28A0092B-C50C-407E-A947-70E740481C1C}">
+                          <a14:useLocalDpi xmlns:a14="http://schemas.microsoft.com/office/drawing/2010/main" val="0"/>
+                        </a:ext>
+                      </a:extLst>
+                    </a:blip>
+                    <a:stretch>
+                      <a:fillRect/>
+                    </a:stretch>
+                  </pic:blipFill>
+                  <pic:spPr>
+                    <a:xfrm>
+                      <a:off x="0" y="0"/>
+                      <a:ext cx="4317365" cy="3227705"/>
+                    </a:xfrm>
+                    <a:prstGeom prst="rect">
+                      <a:avLst/>
+                    </a:prstGeom>
+                  </pic:spPr>
+                </pic:pic>
+              </a:graphicData>
+            </a:graphic>
+            <wp14:sizeRelH relativeFrom="margin">
+              <wp14:pctWidth>0</wp14:pctWidth>
+            </wp14:sizeRelH>
+            <wp14:sizeRelV relativeFrom="margin">
+              <wp14:pctHeight>0</wp14:pctHeight>
+            </wp14:sizeRelV>
+          </wp:anchor>
+        </w:drawing>
+      </w:r>
+    </w:p>
+    <w:p>
+      <w:pPr>
+        <w:pStyle w:val="Prrafodelista"/>
+        <w:ind w:left="0"/>
+      </w:pPr>
+    </w:p>
+    <w:p>
+      <w:pPr>
+        <w:ind w:left="360"/>
+      </w:pPr>
+    </w:p>
+    <w:p>
+      <w:pPr>
+        <w:ind w:left="360"/>
+      </w:pPr>
+    </w:p>
+    <w:p>
+      <w:pPr>
+        <w:ind w:left="360"/>
+      </w:pPr>
+    </w:p>
+    <w:p>
+      <w:pPr>
+        <w:ind w:left="360"/>
+      </w:pPr>
+    </w:p>
+    <w:p>
+      <w:pPr>
+        <w:ind w:left="360"/>
+      </w:pPr>
+    </w:p>
+    <w:p>
+      <w:pPr>
+        <w:ind w:left="360"/>
+      </w:pPr>
+    </w:p>
+    <w:p>
+      <w:pPr>
+        <w:ind w:left="360"/>
+      </w:pPr>
+    </w:p>
+    <w:p>
+      <w:pPr>
+        <w:ind w:left="360"/>
+      </w:pPr>
+    </w:p>
+    <w:p>
+      <w:pPr>
+        <w:ind w:left="360"/>
+      </w:pPr>
+    </w:p>
+    <w:p>
+      <w:pPr>
+        <w:ind w:left="360"/>
+      </w:pPr>
+    </w:p>
+    <w:p>
+      <w:pPr>
+        <w:ind w:left="360"/>
+      </w:pPr>
+    </w:p>
+    <w:p>
+      <w:pPr>
+        <w:ind w:left="360"/>
+        <w:rPr>
+          <w:rFonts w:eastAsiaTheme="minorEastAsia"/>
+        </w:rPr>
+      </w:pPr>
+      <w:r>
+        <w:t>a)</w:t>
+      </w:r>
+      <m:oMath>
+        <m:func>
+          <m:funcPr>
+            <m:ctrlPr>
+              <w:rPr>
+                <w:rFonts w:ascii="Cambria Math" w:hAnsi="Cambria Math"/>
+                <w:i/>
+              </w:rPr>
+            </m:ctrlPr>
+          </m:funcPr>
+          <m:fName>
+            <m:limLow>
+              <m:limLowPr>
+                <m:ctrlPr>
+                  <w:rPr>
+                    <w:rFonts w:ascii="Cambria Math" w:hAnsi="Cambria Math"/>
+                    <w:i/>
+                  </w:rPr>
+                </m:ctrlPr>
+              </m:limLowPr>
+              <m:e>
+                <m:r>
+                  <m:rPr>
+                    <m:sty m:val="p"/>
+                  </m:rPr>
+                  <w:rPr>
+                    <w:rFonts w:ascii="Cambria Math" w:hAnsi="Cambria Math"/>
+                  </w:rPr>
+                  <m:t>lim</m:t>
+                </m:r>
+              </m:e>
+              <m:lim>
+                <m:r>
+                  <w:rPr>
+                    <w:rFonts w:ascii="Cambria Math" w:hAnsi="Cambria Math"/>
+                  </w:rPr>
+                  <m:t>t→∞</m:t>
+                </m:r>
+              </m:lim>
+            </m:limLow>
+          </m:fName>
+          <m:e>
+            <m:sSup>
+              <m:sSupPr>
+                <m:ctrlPr>
+                  <w:rPr>
+                    <w:rFonts w:ascii="Cambria Math" w:hAnsi="Cambria Math"/>
+                    <w:i/>
+                  </w:rPr>
+                </m:ctrlPr>
+              </m:sSupPr>
+              <m:e>
+                <m:d>
+                  <m:dPr>
+                    <m:ctrlPr>
+                      <w:rPr>
+                        <w:rFonts w:ascii="Cambria Math" w:hAnsi="Cambria Math"/>
+                        <w:i/>
+                      </w:rPr>
+                    </m:ctrlPr>
+                  </m:dPr>
+                  <m:e>
+                    <m:f>
+                      <m:fPr>
+                        <m:ctrlPr>
+                          <w:rPr>
+                            <w:rFonts w:ascii="Cambria Math" w:hAnsi="Cambria Math"/>
+                            <w:i/>
+                          </w:rPr>
+                        </m:ctrlPr>
+                      </m:fPr>
+                      <m:num>
+                        <m:r>
+                          <w:rPr>
+                            <w:rFonts w:ascii="Cambria Math" w:hAnsi="Cambria Math"/>
+                          </w:rPr>
+                          <m:t>7</m:t>
+                        </m:r>
+                      </m:num>
+                      <m:den>
+                        <m:r>
+                          <w:rPr>
+                            <w:rFonts w:ascii="Cambria Math" w:hAnsi="Cambria Math"/>
+                          </w:rPr>
+                          <m:t>t</m:t>
+                        </m:r>
+                      </m:den>
+                    </m:f>
+                    <m:r>
+                      <w:rPr>
+                        <w:rFonts w:ascii="Cambria Math" w:hAnsi="Cambria Math"/>
+                      </w:rPr>
+                      <m:t>+5</m:t>
+                    </m:r>
+                  </m:e>
+                </m:d>
+                <m:r>
+                  <w:rPr>
+                    <w:rFonts w:ascii="Cambria Math" w:hAnsi="Cambria Math"/>
+                  </w:rPr>
+                  <m:t>=5</m:t>
+                </m:r>
+              </m:e>
+              <m:sup>
+                <m:r>
+                  <w:rPr>
+                    <w:rFonts w:ascii="Cambria Math" w:hAnsi="Cambria Math"/>
+                  </w:rPr>
+                  <m:t xml:space="preserve"> </m:t>
+                </m:r>
+              </m:sup>
+            </m:sSup>
+            <m:r>
+              <w:rPr>
+                <w:rFonts w:ascii="Cambria Math" w:hAnsi="Cambria Math"/>
+              </w:rPr>
+              <m:t xml:space="preserve"> </m:t>
+            </m:r>
+          </m:e>
+        </m:func>
+      </m:oMath>
+      <w:r>
+        <w:rPr>
+          <w:rFonts w:eastAsiaTheme="minorEastAsia"/>
+        </w:rPr>
+        <w:t xml:space="preserve">  Cuando transcurre mucho tiempo la fuerza se acerca a 5 unidades.</w:t>
+      </w:r>
+    </w:p>
+    <w:p>
+      <w:pPr>
+        <w:ind w:left="360"/>
+      </w:pPr>
+      <w:r>
+        <w:t>Se acerca a 5 pero nunca lo toma, por otro lado lo que pasa es que t&gt;0 entonces siempre va a ser algo mayor a 5 nunca menor, por lo que no podría ser 4 unidades.</w:t>
+      </w:r>
+      <w:r>
+        <w:t xml:space="preserve"> </w:t>
+      </w:r>
+    </w:p>
+    <w:p>
+      <w:pPr>
+        <w:ind w:left="360"/>
+      </w:pPr>
+    </w:p>
+    <w:p>
+      <w:pPr>
+        <w:ind w:left="360"/>
+      </w:pPr>
+      <w:r>
+        <w:rPr>
+          <w:noProof/>
+        </w:rPr>
+        <w:drawing>
+          <wp:anchor distT="0" distB="0" distL="114300" distR="114300" simplePos="0" relativeHeight="251781120" behindDoc="0" locked="0" layoutInCell="1" allowOverlap="1" wp14:anchorId="70D4AD70" wp14:editId="4946E8B2">
+            <wp:simplePos x="0" y="0"/>
+            <wp:positionH relativeFrom="margin">
+              <wp:align>left</wp:align>
+            </wp:positionH>
+            <wp:positionV relativeFrom="paragraph">
+              <wp:posOffset>371171</wp:posOffset>
+            </wp:positionV>
+            <wp:extent cx="5153660" cy="3314700"/>
+            <wp:effectExtent l="0" t="0" r="8890" b="0"/>
+            <wp:wrapSquare wrapText="bothSides"/>
+            <wp:docPr id="11" name="Imagen 11"/>
+            <wp:cNvGraphicFramePr>
+              <a:graphicFrameLocks xmlns:a="http://schemas.openxmlformats.org/drawingml/2006/main" noChangeAspect="1"/>
+            </wp:cNvGraphicFramePr>
+            <a:graphic xmlns:a="http://schemas.openxmlformats.org/drawingml/2006/main">
+              <a:graphicData uri="http://schemas.openxmlformats.org/drawingml/2006/picture">
+                <pic:pic xmlns:pic="http://schemas.openxmlformats.org/drawingml/2006/picture">
+                  <pic:nvPicPr>
+                    <pic:cNvPr id="1" name=""/>
+                    <pic:cNvPicPr/>
+                  </pic:nvPicPr>
+                  <pic:blipFill>
+                    <a:blip r:embed="rId46">
+                      <a:extLst>
+                        <a:ext uri="{28A0092B-C50C-407E-A947-70E740481C1C}">
+                          <a14:useLocalDpi xmlns:a14="http://schemas.microsoft.com/office/drawing/2010/main" val="0"/>
+                        </a:ext>
+                      </a:extLst>
+                    </a:blip>
+                    <a:stretch>
+                      <a:fillRect/>
+                    </a:stretch>
+                  </pic:blipFill>
+                  <pic:spPr>
+                    <a:xfrm>
+                      <a:off x="0" y="0"/>
+                      <a:ext cx="5153660" cy="3314700"/>
+                    </a:xfrm>
+                    <a:prstGeom prst="rect">
+                      <a:avLst/>
+                    </a:prstGeom>
+                  </pic:spPr>
+                </pic:pic>
+              </a:graphicData>
+            </a:graphic>
+          </wp:anchor>
+        </w:drawing>
+      </w:r>
+      <w:r>
+        <w:t>b)Grafico la curva</w:t>
+      </w:r>
+      <w:r>
+        <w:t>, vemos que por el calculo del límite tenemos que AH=5</w:t>
+      </w:r>
+      <w:r>
+        <w:t xml:space="preserve"> </w:t>
+      </w:r>
+      <w:r>
+        <w:tab/>
+      </w:r>
+      <w:r>
+        <w:tab/>
+      </w:r>
+      <w:r>
+        <w:tab/>
+      </w:r>
+      <w:r>
+        <w:tab/>
+      </w:r>
+      <w:r>
+        <w:tab/>
+      </w:r>
+      <w:r>
+        <w:tab/>
+      </w:r>
+      <w:r>
+        <w:tab/>
+      </w:r>
+      <w:r>
+        <w:tab/>
+      </w:r>
+      <w:r>
+        <w:tab/>
+      </w:r>
+      <w:r>
+        <w:tab/>
+      </w:r>
+      <w:r>
+        <w:tab/>
+      </w:r>
+      <w:r>
+        <w:tab/>
+      </w:r>
+      <w:r>
+        <w:tab/>
+      </w:r>
+      <w:r>
+        <w:tab/>
+      </w:r>
+      <w:r>
+        <w:tab/>
+      </w:r>
+      <w:r>
+        <w:tab/>
+      </w:r>
+      <w:r>
+        <w:tab/>
+      </w:r>
+      <w:r>
+        <w:tab/>
+      </w:r>
+      <w:r>
+        <w:tab/>
+      </w:r>
+      <w:r>
+        <w:tab/>
+      </w:r>
+      <w:r>
+        <w:tab/>
+      </w:r>
+      <w:r>
+        <w:tab/>
+      </w:r>
+      <w:r>
+        <w:tab/>
+      </w:r>
+      <w:r>
+        <w:tab/>
+      </w:r>
+      <w:r>
+        <w:tab/>
+      </w:r>
+      <w:r>
+        <w:tab/>
+      </w:r>
+      <w:r>
+        <w:tab/>
+      </w:r>
+      <w:r>
+        <w:tab/>
+      </w:r>
+      <w:r>
+        <w:tab/>
+      </w:r>
+      <w:r>
+        <w:tab/>
+      </w:r>
+      <w:r>
+        <w:tab/>
+      </w:r>
+      <w:r>
+        <w:tab/>
+      </w:r>
+      <w:r>
+        <w:tab/>
+      </w:r>
+      <w:r>
+        <w:tab/>
+      </w:r>
+      <w:r>
+        <w:tab/>
+      </w:r>
+      <w:r>
+        <w:tab/>
+      </w:r>
+      <w:r>
+        <w:tab/>
+      </w:r>
+      <w:r>
+        <w:tab/>
+      </w:r>
+      <w:r>
+        <w:tab/>
+      </w:r>
+      <w:r>
+        <w:tab/>
+      </w:r>
+      <w:r>
+        <w:tab/>
+      </w:r>
+      <w:r>
+        <w:tab/>
+      </w:r>
+      <w:r>
+        <w:tab/>
+      </w:r>
+      <w:r>
+        <w:tab/>
+      </w:r>
+      <w:r>
+        <w:tab/>
+      </w:r>
+      <w:r>
+        <w:tab/>
+      </w:r>
+      <w:r>
+        <w:tab/>
+      </w:r>
+      <w:r>
+        <w:tab/>
+      </w:r>
+      <w:r>
+        <w:tab/>
+      </w:r>
+      <w:r>
+        <w:tab/>
+      </w:r>
+      <w:r>
+        <w:tab/>
+      </w:r>
+      <w:r>
+        <w:tab/>
+      </w:r>
+      <w:r>
+        <w:tab/>
+      </w:r>
+      <w:r>
+        <w:tab/>
+      </w:r>
+    </w:p>
+    <w:p>
+      <w:pPr>
+        <w:ind w:left="360"/>
+      </w:pPr>
+      <w:r>
+        <w:t xml:space="preserve">Por otro lado en t=0 tenemos A.V </w:t>
+      </w:r>
+    </w:p>
+    <w:p>
+      <w:pPr>
+        <w:ind w:left="360"/>
+        <w:rPr>
+          <w:rFonts w:eastAsiaTheme="minorEastAsia"/>
+        </w:rPr>
+      </w:pPr>
+      <m:oMathPara>
+        <m:oMath>
+          <m:func>
+            <m:funcPr>
+              <m:ctrlPr>
+                <w:rPr>
+                  <w:rFonts w:ascii="Cambria Math" w:hAnsi="Cambria Math"/>
+                  <w:i/>
+                </w:rPr>
+              </m:ctrlPr>
+            </m:funcPr>
+            <m:fName>
+              <m:limLow>
+                <m:limLowPr>
+                  <m:ctrlPr>
+                    <w:rPr>
+                      <w:rFonts w:ascii="Cambria Math" w:hAnsi="Cambria Math"/>
+                      <w:i/>
+                    </w:rPr>
+                  </m:ctrlPr>
+                </m:limLowPr>
+                <m:e>
+                  <m:r>
+                    <m:rPr>
+                      <m:sty m:val="p"/>
+                    </m:rPr>
+                    <w:rPr>
+                      <w:rFonts w:ascii="Cambria Math" w:hAnsi="Cambria Math"/>
+                    </w:rPr>
+                    <m:t>lim</m:t>
+                  </m:r>
+                </m:e>
+                <m:lim>
+                  <m:r>
+                    <w:rPr>
+                      <w:rFonts w:ascii="Cambria Math" w:hAnsi="Cambria Math"/>
+                    </w:rPr>
+                    <m:t>t→</m:t>
+                  </m:r>
+                  <m:sSup>
+                    <m:sSupPr>
+                      <m:ctrlPr>
+                        <w:rPr>
+                          <w:rFonts w:ascii="Cambria Math" w:hAnsi="Cambria Math"/>
+                          <w:i/>
+                        </w:rPr>
+                      </m:ctrlPr>
+                    </m:sSupPr>
+                    <m:e>
+                      <m:r>
+                        <w:rPr>
+                          <w:rFonts w:ascii="Cambria Math" w:hAnsi="Cambria Math"/>
+                        </w:rPr>
+                        <m:t>0</m:t>
+                      </m:r>
+                    </m:e>
+                    <m:sup>
+                      <m:r>
+                        <w:rPr>
+                          <w:rFonts w:ascii="Cambria Math" w:hAnsi="Cambria Math"/>
+                        </w:rPr>
+                        <m:t>+</m:t>
+                      </m:r>
+                    </m:sup>
+                  </m:sSup>
+                </m:lim>
+              </m:limLow>
+            </m:fName>
+            <m:e>
+              <m:sSup>
+                <m:sSupPr>
+                  <m:ctrlPr>
+                    <w:rPr>
+                      <w:rFonts w:ascii="Cambria Math" w:hAnsi="Cambria Math"/>
+                      <w:i/>
+                    </w:rPr>
+                  </m:ctrlPr>
+                </m:sSupPr>
+                <m:e>
+                  <m:d>
+                    <m:dPr>
+                      <m:ctrlPr>
+                        <w:rPr>
+                          <w:rFonts w:ascii="Cambria Math" w:hAnsi="Cambria Math"/>
+                          <w:i/>
+                        </w:rPr>
+                      </m:ctrlPr>
+                    </m:dPr>
+                    <m:e>
+                      <m:f>
+                        <m:fPr>
+                          <m:ctrlPr>
+                            <w:rPr>
+                              <w:rFonts w:ascii="Cambria Math" w:hAnsi="Cambria Math"/>
+                              <w:i/>
+                            </w:rPr>
+                          </m:ctrlPr>
+                        </m:fPr>
+                        <m:num>
+                          <m:r>
+                            <w:rPr>
+                              <w:rFonts w:ascii="Cambria Math" w:hAnsi="Cambria Math"/>
+                            </w:rPr>
+                            <m:t>7</m:t>
+                          </m:r>
+                        </m:num>
+                        <m:den>
+                          <m:r>
+                            <w:rPr>
+                              <w:rFonts w:ascii="Cambria Math" w:hAnsi="Cambria Math"/>
+                            </w:rPr>
+                            <m:t>t</m:t>
+                          </m:r>
+                        </m:den>
+                      </m:f>
+                      <m:r>
+                        <w:rPr>
+                          <w:rFonts w:ascii="Cambria Math" w:hAnsi="Cambria Math"/>
+                        </w:rPr>
+                        <m:t>+5</m:t>
+                      </m:r>
+                    </m:e>
+                  </m:d>
+                  <m:r>
+                    <w:rPr>
+                      <w:rFonts w:ascii="Cambria Math" w:hAnsi="Cambria Math"/>
+                    </w:rPr>
+                    <m:t>=+∞</m:t>
+                  </m:r>
+                </m:e>
+                <m:sup>
+                  <m:r>
+                    <w:rPr>
+                      <w:rFonts w:ascii="Cambria Math" w:hAnsi="Cambria Math"/>
+                    </w:rPr>
+                    <m:t xml:space="preserve"> </m:t>
+                  </m:r>
+                </m:sup>
+              </m:sSup>
+              <m:r>
+                <w:rPr>
+                  <w:rFonts w:ascii="Cambria Math" w:hAnsi="Cambria Math"/>
+                </w:rPr>
+                <m:t xml:space="preserve"> </m:t>
+              </m:r>
+            </m:e>
+          </m:func>
+        </m:oMath>
+      </m:oMathPara>
+    </w:p>
+    <w:p>
+      <w:pPr>
+        <w:ind w:left="360"/>
+        <w:rPr>
+          <w:rFonts w:eastAsiaTheme="minorEastAsia"/>
+        </w:rPr>
+      </w:pPr>
+      <w:r>
+        <w:rPr>
+          <w:rFonts w:eastAsiaTheme="minorEastAsia"/>
+        </w:rPr>
+        <w:t>La función es continua en (0,+inf) y tiene una discontinuidad infinita en x=0</w:t>
+      </w:r>
+    </w:p>
+    <w:p>
+      <w:pPr>
+        <w:ind w:left="360"/>
+        <w:rPr>
+          <w:rFonts w:eastAsiaTheme="minorEastAsia"/>
+        </w:rPr>
+      </w:pPr>
+    </w:p>
+    <w:p>
+      <w:pPr>
+        <w:ind w:left="360"/>
+      </w:pPr>
+      <w:r>
+        <w:rPr>
+          <w:noProof/>
+        </w:rPr>
+        <w:drawing>
+          <wp:inline distT="0" distB="0" distL="0" distR="0" wp14:anchorId="1CE90EFC" wp14:editId="45702883">
+            <wp:extent cx="5382376" cy="3953427"/>
+            <wp:effectExtent l="0" t="0" r="0" b="9525"/>
+            <wp:docPr id="12" name="Imagen 12"/>
+            <wp:cNvGraphicFramePr>
+              <a:graphicFrameLocks xmlns:a="http://schemas.openxmlformats.org/drawingml/2006/main" noChangeAspect="1"/>
+            </wp:cNvGraphicFramePr>
+            <a:graphic xmlns:a="http://schemas.openxmlformats.org/drawingml/2006/main">
+              <a:graphicData uri="http://schemas.openxmlformats.org/drawingml/2006/picture">
+                <pic:pic xmlns:pic="http://schemas.openxmlformats.org/drawingml/2006/picture">
+                  <pic:nvPicPr>
+                    <pic:cNvPr id="1" name=""/>
+                    <pic:cNvPicPr/>
+                  </pic:nvPicPr>
+                  <pic:blipFill>
+                    <a:blip r:embed="rId47"/>
+                    <a:stretch>
+                      <a:fillRect/>
+                    </a:stretch>
+                  </pic:blipFill>
+                  <pic:spPr>
+                    <a:xfrm>
+                      <a:off x="0" y="0"/>
+                      <a:ext cx="5382376" cy="3953427"/>
+                    </a:xfrm>
+                    <a:prstGeom prst="rect">
+                      <a:avLst/>
+                    </a:prstGeom>
+                  </pic:spPr>
+                </pic:pic>
+              </a:graphicData>
+            </a:graphic>
+          </wp:inline>
+        </w:drawing>
+      </w:r>
+      <w:r>
+        <w:tab/>
+      </w:r>
+      <w:r>
+        <w:tab/>
+      </w:r>
+      <w:r>
+        <w:tab/>
+      </w:r>
+      <w:r>
+        <w:drawing>
+          <wp:inline distT="0" distB="0" distL="0" distR="0" wp14:anchorId="747DA129" wp14:editId="35A7F9C7">
+            <wp:extent cx="6684010" cy="2694940"/>
+            <wp:effectExtent l="0" t="0" r="2540" b="0"/>
+            <wp:docPr id="13" name="Imagen 13"/>
+            <wp:cNvGraphicFramePr>
+              <a:graphicFrameLocks xmlns:a="http://schemas.openxmlformats.org/drawingml/2006/main" noChangeAspect="1"/>
+            </wp:cNvGraphicFramePr>
+            <a:graphic xmlns:a="http://schemas.openxmlformats.org/drawingml/2006/main">
+              <a:graphicData uri="http://schemas.openxmlformats.org/drawingml/2006/picture">
+                <pic:pic xmlns:pic="http://schemas.openxmlformats.org/drawingml/2006/picture">
+                  <pic:nvPicPr>
+                    <pic:cNvPr id="1" name=""/>
+                    <pic:cNvPicPr/>
+                  </pic:nvPicPr>
+                  <pic:blipFill>
+                    <a:blip r:embed="rId48"/>
+                    <a:stretch>
+                      <a:fillRect/>
+                    </a:stretch>
+                  </pic:blipFill>
+                  <pic:spPr>
+                    <a:xfrm>
+                      <a:off x="0" y="0"/>
+                      <a:ext cx="6684010" cy="2694940"/>
+                    </a:xfrm>
+                    <a:prstGeom prst="rect">
+                      <a:avLst/>
+                    </a:prstGeom>
+                  </pic:spPr>
+                </pic:pic>
+              </a:graphicData>
+            </a:graphic>
+          </wp:inline>
+        </w:drawing>
+      </w:r>
+      <w:r>
+        <w:drawing>
+          <wp:inline distT="0" distB="0" distL="0" distR="0" wp14:anchorId="507FEB37" wp14:editId="566F9012">
+            <wp:extent cx="2505425" cy="1343212"/>
+            <wp:effectExtent l="0" t="0" r="9525" b="0"/>
+            <wp:docPr id="14" name="Imagen 14"/>
+            <wp:cNvGraphicFramePr>
+              <a:graphicFrameLocks xmlns:a="http://schemas.openxmlformats.org/drawingml/2006/main" noChangeAspect="1"/>
+            </wp:cNvGraphicFramePr>
+            <a:graphic xmlns:a="http://schemas.openxmlformats.org/drawingml/2006/main">
+              <a:graphicData uri="http://schemas.openxmlformats.org/drawingml/2006/picture">
+                <pic:pic xmlns:pic="http://schemas.openxmlformats.org/drawingml/2006/picture">
+                  <pic:nvPicPr>
+                    <pic:cNvPr id="1" name=""/>
+                    <pic:cNvPicPr/>
+                  </pic:nvPicPr>
+                  <pic:blipFill>
+                    <a:blip r:embed="rId49"/>
+                    <a:stretch>
+                      <a:fillRect/>
+                    </a:stretch>
+                  </pic:blipFill>
+                  <pic:spPr>
+                    <a:xfrm>
+                      <a:off x="0" y="0"/>
+                      <a:ext cx="2505425" cy="1343212"/>
+                    </a:xfrm>
+                    <a:prstGeom prst="rect">
+                      <a:avLst/>
+                    </a:prstGeom>
+                  </pic:spPr>
+                </pic:pic>
+              </a:graphicData>
+            </a:graphic>
+          </wp:inline>
+        </w:drawing>
+      </w:r>
+    </w:p>
+    <w:p>
+      <w:pPr>
+        <w:ind w:left="360"/>
+      </w:pPr>
+      <w:r>
+        <w:t>Es una función discontinua ya que el limite izquierdo y derecho en cada caso no coincide, no tiene asíntotas</w:t>
+      </w:r>
+      <w:r>
+        <w:t>, se llama discontinua por salto finito.</w:t>
+      </w:r>
+    </w:p>
+    <w:p>
+      <w:pPr>
+        <w:ind w:left="360"/>
+      </w:pPr>
+      <w:r>
+        <w:lastRenderedPageBreak/>
+        <w:t>El domino es [0,25)</w:t>
+      </w:r>
+      <w:r>
+        <w:tab/>
+      </w:r>
+      <w:r>
+        <w:tab/>
+      </w:r>
+      <w:r>
+        <w:tab/>
+      </w:r>
+      <w:r>
+        <w:tab/>
+      </w:r>
+      <w:r>
+        <w:tab/>
+      </w:r>
+    </w:p>
+    <w:p>
+      <w:pPr>
+        <w:ind w:left="360"/>
+      </w:pPr>
+    </w:p>
+    <w:p>
+      <w:pPr>
+        <w:ind w:left="360"/>
+      </w:pPr>
+    </w:p>
+    <w:p>
+      <w:pPr>
+        <w:ind w:left="360"/>
+      </w:pPr>
+    </w:p>
+    <w:p>
+      <w:pPr>
+        <w:ind w:left="360"/>
+      </w:pPr>
+      <w:r>
+        <w:rPr>
+          <w:noProof/>
+        </w:rPr>
+        <w:drawing>
+          <wp:anchor distT="0" distB="0" distL="114300" distR="114300" simplePos="0" relativeHeight="251782144" behindDoc="0" locked="0" layoutInCell="1" allowOverlap="1" wp14:anchorId="2A4D9D7B" wp14:editId="48FDBDEC">
+            <wp:simplePos x="0" y="0"/>
+            <wp:positionH relativeFrom="column">
+              <wp:posOffset>170401</wp:posOffset>
+            </wp:positionH>
+            <wp:positionV relativeFrom="paragraph">
+              <wp:posOffset>9304</wp:posOffset>
+            </wp:positionV>
+            <wp:extent cx="4934639" cy="2114845"/>
+            <wp:effectExtent l="0" t="0" r="0" b="0"/>
+            <wp:wrapSquare wrapText="bothSides"/>
+            <wp:docPr id="17" name="Imagen 17"/>
+            <wp:cNvGraphicFramePr>
+              <a:graphicFrameLocks xmlns:a="http://schemas.openxmlformats.org/drawingml/2006/main" noChangeAspect="1"/>
+            </wp:cNvGraphicFramePr>
+            <a:graphic xmlns:a="http://schemas.openxmlformats.org/drawingml/2006/main">
+              <a:graphicData uri="http://schemas.openxmlformats.org/drawingml/2006/picture">
+                <pic:pic xmlns:pic="http://schemas.openxmlformats.org/drawingml/2006/picture">
+                  <pic:nvPicPr>
+                    <pic:cNvPr id="1" name=""/>
+                    <pic:cNvPicPr/>
+                  </pic:nvPicPr>
+                  <pic:blipFill>
+                    <a:blip r:embed="rId50">
+                      <a:extLst>
+                        <a:ext uri="{28A0092B-C50C-407E-A947-70E740481C1C}">
+                          <a14:useLocalDpi xmlns:a14="http://schemas.microsoft.com/office/drawing/2010/main" val="0"/>
+                        </a:ext>
+                      </a:extLst>
+                    </a:blip>
+                    <a:stretch>
+                      <a:fillRect/>
+                    </a:stretch>
+                  </pic:blipFill>
+                  <pic:spPr>
+                    <a:xfrm>
+                      <a:off x="0" y="0"/>
+                      <a:ext cx="4934639" cy="2114845"/>
+                    </a:xfrm>
+                    <a:prstGeom prst="rect">
+                      <a:avLst/>
+                    </a:prstGeom>
+                  </pic:spPr>
+                </pic:pic>
+              </a:graphicData>
+            </a:graphic>
+          </wp:anchor>
+        </w:drawing>
+      </w:r>
+    </w:p>
+    <w:p>
+      <w:pPr>
+        <w:ind w:left="360"/>
+      </w:pPr>
+      <w:r>
+        <w:tab/>
+      </w:r>
+      <w:r>
+        <w:tab/>
+      </w:r>
+      <w:r>
+        <w:tab/>
+      </w:r>
+      <w:r>
+        <w:tab/>
+      </w:r>
+      <w:r>
+        <w:tab/>
+      </w:r>
+      <w:r>
+        <w:tab/>
+      </w:r>
+      <w:r>
+        <w:tab/>
+      </w:r>
+      <w:r>
+        <w:tab/>
+      </w:r>
+      <w:r>
+        <w:tab/>
+      </w:r>
+      <w:r>
+        <w:tab/>
+      </w:r>
+      <w:r>
+        <w:tab/>
+      </w:r>
+      <w:r>
+        <w:tab/>
+      </w:r>
+      <w:r>
+        <w:tab/>
+      </w:r>
+      <w:r>
+        <w:tab/>
+      </w:r>
+      <w:r>
+        <w:tab/>
+      </w:r>
+    </w:p>
+    <w:p>
+      <w:pPr>
+        <w:ind w:left="360"/>
+      </w:pPr>
+    </w:p>
+    <w:p>
+      <w:pPr>
+        <w:ind w:left="360"/>
+      </w:pPr>
+    </w:p>
+    <w:p>
+      <w:pPr>
+        <w:ind w:left="360"/>
+      </w:pPr>
+    </w:p>
+    <w:p>
+      <w:pPr>
+        <w:ind w:left="360"/>
+      </w:pPr>
+      <m:oMathPara>
+        <m:oMath>
+          <m:func>
+            <m:funcPr>
+              <m:ctrlPr>
+                <w:rPr>
+                  <w:rFonts w:ascii="Cambria Math" w:hAnsi="Cambria Math"/>
+                  <w:i/>
+                </w:rPr>
+              </m:ctrlPr>
+            </m:funcPr>
+            <m:fName>
+              <m:limLow>
+                <m:limLowPr>
+                  <m:ctrlPr>
+                    <w:rPr>
+                      <w:rFonts w:ascii="Cambria Math" w:hAnsi="Cambria Math"/>
+                      <w:i/>
+                    </w:rPr>
+                  </m:ctrlPr>
+                </m:limLowPr>
+                <m:e>
+                  <m:r>
+                    <m:rPr>
+                      <m:sty m:val="p"/>
+                    </m:rPr>
+                    <w:rPr>
+                      <w:rFonts w:ascii="Cambria Math" w:hAnsi="Cambria Math"/>
+                    </w:rPr>
+                    <m:t>lim</m:t>
+                  </m:r>
+                </m:e>
+                <m:lim>
+                  <m:r>
+                    <w:rPr>
+                      <w:rFonts w:ascii="Cambria Math" w:hAnsi="Cambria Math"/>
+                    </w:rPr>
+                    <m:t>t→∞</m:t>
+                  </m:r>
+                </m:lim>
+              </m:limLow>
+            </m:fName>
+            <m:e>
+              <m:sSup>
+                <m:sSupPr>
+                  <m:ctrlPr>
+                    <w:rPr>
+                      <w:rFonts w:ascii="Cambria Math" w:hAnsi="Cambria Math"/>
+                      <w:i/>
+                    </w:rPr>
+                  </m:ctrlPr>
+                </m:sSupPr>
+                <m:e>
+                  <m:d>
+                    <m:dPr>
+                      <m:ctrlPr>
+                        <w:rPr>
+                          <w:rFonts w:ascii="Cambria Math" w:hAnsi="Cambria Math"/>
+                          <w:i/>
+                        </w:rPr>
+                      </m:ctrlPr>
+                    </m:dPr>
+                    <m:e>
+                      <m:f>
+                        <m:fPr>
+                          <m:ctrlPr>
+                            <w:rPr>
+                              <w:rFonts w:ascii="Cambria Math" w:hAnsi="Cambria Math"/>
+                              <w:i/>
+                            </w:rPr>
+                          </m:ctrlPr>
+                        </m:fPr>
+                        <m:num>
+                          <m:r>
+                            <w:rPr>
+                              <w:rFonts w:ascii="Cambria Math" w:hAnsi="Cambria Math"/>
+                            </w:rPr>
+                            <m:t>100</m:t>
+                          </m:r>
+                        </m:num>
+                        <m:den>
+                          <m:r>
+                            <w:rPr>
+                              <w:rFonts w:ascii="Cambria Math" w:hAnsi="Cambria Math"/>
+                            </w:rPr>
+                            <m:t>1+25</m:t>
+                          </m:r>
+                          <m:sSup>
+                            <m:sSupPr>
+                              <m:ctrlPr>
+                                <w:rPr>
+                                  <w:rFonts w:ascii="Cambria Math" w:hAnsi="Cambria Math"/>
+                                  <w:i/>
+                                </w:rPr>
+                              </m:ctrlPr>
+                            </m:sSupPr>
+                            <m:e>
+                              <m:r>
+                                <w:rPr>
+                                  <w:rFonts w:ascii="Cambria Math" w:hAnsi="Cambria Math"/>
+                                </w:rPr>
+                                <m:t>e</m:t>
+                              </m:r>
+                            </m:e>
+                            <m:sup>
+                              <m:r>
+                                <w:rPr>
+                                  <w:rFonts w:ascii="Cambria Math" w:hAnsi="Cambria Math"/>
+                                </w:rPr>
+                                <m:t>-0.5t</m:t>
+                              </m:r>
+                            </m:sup>
+                          </m:sSup>
+                        </m:den>
+                      </m:f>
+                    </m:e>
+                  </m:d>
+                  <m:r>
+                    <w:rPr>
+                      <w:rFonts w:ascii="Cambria Math" w:hAnsi="Cambria Math"/>
+                    </w:rPr>
+                    <m:t>=</m:t>
+                  </m:r>
+                </m:e>
+                <m:sup>
+                  <m:r>
+                    <w:rPr>
+                      <w:rFonts w:ascii="Cambria Math" w:hAnsi="Cambria Math"/>
+                    </w:rPr>
+                    <m:t xml:space="preserve"> </m:t>
+                  </m:r>
+                </m:sup>
+              </m:sSup>
+              <m:r>
+                <w:rPr>
+                  <w:rFonts w:ascii="Cambria Math" w:hAnsi="Cambria Math"/>
+                </w:rPr>
+                <m:t xml:space="preserve"> </m:t>
+              </m:r>
+            </m:e>
+          </m:func>
+          <m:func>
+            <m:funcPr>
+              <m:ctrlPr>
+                <w:rPr>
+                  <w:rFonts w:ascii="Cambria Math" w:hAnsi="Cambria Math"/>
+                  <w:i/>
+                </w:rPr>
+              </m:ctrlPr>
+            </m:funcPr>
+            <m:fName>
+              <m:r>
+                <m:rPr>
+                  <m:sty m:val="p"/>
+                </m:rPr>
+                <w:rPr>
+                  <w:rFonts w:ascii="Cambria Math" w:hAnsi="Cambria Math"/>
+                </w:rPr>
+                <m:t xml:space="preserve"> </m:t>
+              </m:r>
+            </m:fName>
+            <m:e>
+              <m:sSup>
+                <m:sSupPr>
+                  <m:ctrlPr>
+                    <w:rPr>
+                      <w:rFonts w:ascii="Cambria Math" w:hAnsi="Cambria Math"/>
+                      <w:i/>
+                    </w:rPr>
+                  </m:ctrlPr>
+                </m:sSupPr>
+                <m:e>
+                  <m:d>
+                    <m:dPr>
+                      <m:ctrlPr>
+                        <w:rPr>
+                          <w:rFonts w:ascii="Cambria Math" w:hAnsi="Cambria Math"/>
+                          <w:i/>
+                        </w:rPr>
+                      </m:ctrlPr>
+                    </m:dPr>
+                    <m:e>
+                      <m:f>
+                        <m:fPr>
+                          <m:ctrlPr>
+                            <w:rPr>
+                              <w:rFonts w:ascii="Cambria Math" w:hAnsi="Cambria Math"/>
+                              <w:i/>
+                            </w:rPr>
+                          </m:ctrlPr>
+                        </m:fPr>
+                        <m:num>
+                          <m:r>
+                            <w:rPr>
+                              <w:rFonts w:ascii="Cambria Math" w:hAnsi="Cambria Math"/>
+                            </w:rPr>
+                            <m:t>100</m:t>
+                          </m:r>
+                        </m:num>
+                        <m:den>
+                          <m:r>
+                            <w:rPr>
+                              <w:rFonts w:ascii="Cambria Math" w:hAnsi="Cambria Math"/>
+                            </w:rPr>
+                            <m:t>1+0</m:t>
+                          </m:r>
+                        </m:den>
+                      </m:f>
+                    </m:e>
+                  </m:d>
+                  <m:r>
+                    <w:rPr>
+                      <w:rFonts w:ascii="Cambria Math" w:hAnsi="Cambria Math"/>
+                    </w:rPr>
+                    <m:t>=</m:t>
+                  </m:r>
+                </m:e>
+                <m:sup>
+                  <m:r>
+                    <w:rPr>
+                      <w:rFonts w:ascii="Cambria Math" w:hAnsi="Cambria Math"/>
+                    </w:rPr>
+                    <m:t xml:space="preserve"> </m:t>
+                  </m:r>
+                </m:sup>
+              </m:sSup>
+              <m:r>
+                <w:rPr>
+                  <w:rFonts w:ascii="Cambria Math" w:hAnsi="Cambria Math"/>
+                </w:rPr>
+                <m:t xml:space="preserve">100 </m:t>
+              </m:r>
+            </m:e>
+          </m:func>
+        </m:oMath>
+      </m:oMathPara>
+    </w:p>
+    <w:p>
+      <w:pPr>
+        <w:ind w:left="360"/>
+      </w:pPr>
+      <w:r>
+        <w:t xml:space="preserve">La cantidad de afiliados que se espera </w:t>
+      </w:r>
+      <w:proofErr w:type="spellStart"/>
+      <w:r>
+        <w:t>tene</w:t>
+      </w:r>
+      <w:proofErr w:type="spellEnd"/>
+      <w:r>
+        <w:t xml:space="preserve"> a largo plazo es de 100.</w:t>
+      </w:r>
+    </w:p>
+    <w:p>
+      <w:pPr>
+        <w:pStyle w:val="Prrafodelista"/>
+        <w:numPr>
+          <w:ilvl w:val="0"/>
+          <w:numId w:val="10"/>
+        </w:numPr>
+      </w:pPr>
+      <w:r>
+        <w:t>Tiene una asíntota horizontal ya que cuando tiende a +</w:t>
+      </w:r>
+      <w:proofErr w:type="spellStart"/>
+      <w:r>
+        <w:t>inf</w:t>
+      </w:r>
+      <w:proofErr w:type="spellEnd"/>
+      <w:r>
+        <w:t xml:space="preserve"> se acerca a 0, el tiempo es positivo siempre suponemos.</w:t>
+      </w:r>
+    </w:p>
+    <w:p/>
+    <w:p>
+      <w:r>
+        <w:rPr>
+          <w:noProof/>
+        </w:rPr>
+        <w:drawing>
+          <wp:anchor distT="0" distB="0" distL="114300" distR="114300" simplePos="0" relativeHeight="251783168" behindDoc="0" locked="0" layoutInCell="1" allowOverlap="1" wp14:anchorId="67C6DBCB" wp14:editId="6754316D">
+            <wp:simplePos x="0" y="0"/>
+            <wp:positionH relativeFrom="margin">
+              <wp:posOffset>3299792</wp:posOffset>
+            </wp:positionH>
+            <wp:positionV relativeFrom="paragraph">
+              <wp:posOffset>249</wp:posOffset>
+            </wp:positionV>
+            <wp:extent cx="3211830" cy="2166620"/>
+            <wp:effectExtent l="0" t="0" r="7620" b="5080"/>
+            <wp:wrapSquare wrapText="bothSides"/>
+            <wp:docPr id="18" name="Imagen 18"/>
+            <wp:cNvGraphicFramePr>
+              <a:graphicFrameLocks xmlns:a="http://schemas.openxmlformats.org/drawingml/2006/main" noChangeAspect="1"/>
+            </wp:cNvGraphicFramePr>
+            <a:graphic xmlns:a="http://schemas.openxmlformats.org/drawingml/2006/main">
+              <a:graphicData uri="http://schemas.openxmlformats.org/drawingml/2006/picture">
+                <pic:pic xmlns:pic="http://schemas.openxmlformats.org/drawingml/2006/picture">
+                  <pic:nvPicPr>
+                    <pic:cNvPr id="1" name=""/>
+                    <pic:cNvPicPr/>
+                  </pic:nvPicPr>
+                  <pic:blipFill>
+                    <a:blip r:embed="rId51">
+                      <a:extLst>
+                        <a:ext uri="{28A0092B-C50C-407E-A947-70E740481C1C}">
+                          <a14:useLocalDpi xmlns:a14="http://schemas.microsoft.com/office/drawing/2010/main" val="0"/>
+                        </a:ext>
+                      </a:extLst>
+                    </a:blip>
+                    <a:stretch>
+                      <a:fillRect/>
+                    </a:stretch>
+                  </pic:blipFill>
+                  <pic:spPr>
+                    <a:xfrm>
+                      <a:off x="0" y="0"/>
+                      <a:ext cx="3211830" cy="2166620"/>
+                    </a:xfrm>
+                    <a:prstGeom prst="rect">
+                      <a:avLst/>
+                    </a:prstGeom>
+                  </pic:spPr>
+                </pic:pic>
+              </a:graphicData>
+            </a:graphic>
+            <wp14:sizeRelH relativeFrom="margin">
+              <wp14:pctWidth>0</wp14:pctWidth>
+            </wp14:sizeRelH>
+            <wp14:sizeRelV relativeFrom="margin">
+              <wp14:pctHeight>0</wp14:pctHeight>
+            </wp14:sizeRelV>
+          </wp:anchor>
+        </w:drawing>
+      </w:r>
+      <w:r>
+        <w:t>no tiene asíntota vertical.</w:t>
+      </w:r>
+      <w:r>
+        <w:tab/>
+      </w:r>
+      <w:r>
+        <w:tab/>
+      </w:r>
+      <w:r>
+        <w:tab/>
+      </w:r>
+      <w:r>
+        <w:tab/>
+      </w:r>
+      <w:r>
+        <w:tab/>
+      </w:r>
+      <w:r>
+        <w:tab/>
+      </w:r>
+      <w:r>
+        <w:tab/>
+      </w:r>
+      <w:r>
+        <w:tab/>
+      </w:r>
+      <w:r>
+        <w:tab/>
+      </w:r>
+      <w:r>
+        <w:tab/>
+      </w:r>
+      <w:r>
+        <w:tab/>
+      </w:r>
+      <w:r>
+        <w:tab/>
+      </w:r>
+      <w:r>
+        <w:tab/>
+      </w:r>
+      <w:r>
+        <w:tab/>
+      </w:r>
+      <w:r>
+        <w:tab/>
+      </w:r>
+      <w:r>
+        <w:tab/>
+      </w:r>
+      <w:r>
+        <w:tab/>
+      </w:r>
+      <w:r>
+        <w:tab/>
+      </w:r>
+      <w:r>
+        <w:tab/>
+      </w:r>
+      <w:r>
+        <w:tab/>
+      </w:r>
+      <w:r>
+        <w:tab/>
+      </w:r>
+      <w:r>
+        <w:tab/>
+      </w:r>
+      <w:r>
+        <w:tab/>
+      </w:r>
+      <w:r>
+        <w:tab/>
+      </w:r>
+      <w:r>
+        <w:tab/>
+      </w:r>
+      <w:r>
+        <w:tab/>
+      </w:r>
+      <w:r>
+        <w:tab/>
+      </w:r>
+      <w:r>
+        <w:tab/>
+      </w:r>
+      <w:r>
+        <w:tab/>
+      </w:r>
+      <w:r>
+        <w:tab/>
+      </w:r>
+      <w:r>
+        <w:tab/>
+      </w:r>
+      <w:r>
+        <w:tab/>
+      </w:r>
+      <w:r>
+        <w:tab/>
+      </w:r>
+      <w:r>
+        <w:tab/>
+      </w:r>
+      <w:r>
+        <w:tab/>
+      </w:r>
+      <w:r>
+        <w:tab/>
+      </w:r>
+      <w:r>
+        <w:tab/>
+      </w:r>
+      <w:r>
+        <w:tab/>
+      </w:r>
+      <w:r>
+        <w:tab/>
+      </w:r>
+      <w:r>
+        <w:tab/>
+      </w:r>
+      <w:r>
+        <w:tab/>
+      </w:r>
+      <w:r>
+        <w:tab/>
+      </w:r>
+      <w:r>
+        <w:tab/>
+      </w:r>
+      <w:r>
+        <w:tab/>
+      </w:r>
+      <w:r>
+        <w:tab/>
+      </w:r>
+      <w:r>
+        <w:tab/>
+      </w:r>
+      <w:r>
+        <w:tab/>
+      </w:r>
+      <w:r>
+        <w:tab/>
+      </w:r>
+      <w:r>
+        <w:tab/>
+      </w:r>
+      <w:r>
+        <w:tab/>
+      </w:r>
+      <w:r>
+        <w:tab/>
+      </w:r>
+      <w:r>
+        <w:tab/>
+      </w:r>
+      <w:r>
+        <w:tab/>
+      </w:r>
+      <w:r>
+        <w:tab/>
+      </w:r>
+      <w:r>
+        <w:tab/>
+      </w:r>
+      <w:r>
+        <w:tab/>
+      </w:r>
+      <w:r>
+        <w:tab/>
+      </w:r>
+      <w:r>
+        <w:tab/>
+      </w:r>
+      <w:r>
+        <w:tab/>
+      </w:r>
+      <w:r>
+        <w:tab/>
+      </w:r>
+      <w:r>
+        <w:tab/>
+      </w:r>
+      <w:r>
+        <w:tab/>
+      </w:r>
+      <w:r>
+        <w:tab/>
+      </w:r>
+      <w:r>
+        <w:tab/>
+      </w:r>
+      <w:r>
+        <w:tab/>
+      </w:r>
+      <w:r>
+        <w:tab/>
+      </w:r>
+      <w:r>
+        <w:tab/>
+      </w:r>
+      <w:r>
+        <w:tab/>
+      </w:r>
+      <w:r>
+        <w:tab/>
+      </w:r>
+      <w:r>
+        <w:tab/>
+      </w:r>
+      <w:r>
+        <w:tab/>
+      </w:r>
+      <w:r>
+        <w:tab/>
+      </w:r>
+      <w:r>
+        <w:tab/>
+      </w:r>
+      <w:r>
+        <w:tab/>
+      </w:r>
+      <w:r>
+        <w:lastRenderedPageBreak/>
+        <w:tab/>
+      </w:r>
+      <w:r>
+        <w:rPr>
+          <w:noProof/>
+        </w:rPr>
+        <w:drawing>
+          <wp:inline distT="0" distB="0" distL="0" distR="0" wp14:anchorId="1DE48ED0" wp14:editId="644770B1">
+            <wp:extent cx="4858428" cy="714475"/>
+            <wp:effectExtent l="0" t="0" r="0" b="9525"/>
+            <wp:docPr id="19" name="Imagen 19"/>
+            <wp:cNvGraphicFramePr>
+              <a:graphicFrameLocks xmlns:a="http://schemas.openxmlformats.org/drawingml/2006/main" noChangeAspect="1"/>
+            </wp:cNvGraphicFramePr>
+            <a:graphic xmlns:a="http://schemas.openxmlformats.org/drawingml/2006/main">
+              <a:graphicData uri="http://schemas.openxmlformats.org/drawingml/2006/picture">
+                <pic:pic xmlns:pic="http://schemas.openxmlformats.org/drawingml/2006/picture">
+                  <pic:nvPicPr>
+                    <pic:cNvPr id="1" name=""/>
+                    <pic:cNvPicPr/>
+                  </pic:nvPicPr>
+                  <pic:blipFill>
+                    <a:blip r:embed="rId52"/>
+                    <a:stretch>
+                      <a:fillRect/>
+                    </a:stretch>
+                  </pic:blipFill>
+                  <pic:spPr>
+                    <a:xfrm>
+                      <a:off x="0" y="0"/>
+                      <a:ext cx="4858428" cy="714475"/>
+                    </a:xfrm>
+                    <a:prstGeom prst="rect">
+                      <a:avLst/>
+                    </a:prstGeom>
+                  </pic:spPr>
+                </pic:pic>
+              </a:graphicData>
+            </a:graphic>
+          </wp:inline>
+        </w:drawing>
+      </w:r>
+      <w:r>
+        <w:rPr>
+          <w:noProof/>
+        </w:rPr>
+        <w:drawing>
+          <wp:inline distT="0" distB="0" distL="0" distR="0" wp14:anchorId="7BA216FB" wp14:editId="14589F96">
+            <wp:extent cx="5144218" cy="3610479"/>
+            <wp:effectExtent l="0" t="0" r="0" b="9525"/>
+            <wp:docPr id="20" name="Imagen 20"/>
+            <wp:cNvGraphicFramePr>
+              <a:graphicFrameLocks xmlns:a="http://schemas.openxmlformats.org/drawingml/2006/main" noChangeAspect="1"/>
+            </wp:cNvGraphicFramePr>
+            <a:graphic xmlns:a="http://schemas.openxmlformats.org/drawingml/2006/main">
+              <a:graphicData uri="http://schemas.openxmlformats.org/drawingml/2006/picture">
+                <pic:pic xmlns:pic="http://schemas.openxmlformats.org/drawingml/2006/picture">
+                  <pic:nvPicPr>
+                    <pic:cNvPr id="1" name=""/>
+                    <pic:cNvPicPr/>
+                  </pic:nvPicPr>
+                  <pic:blipFill>
+                    <a:blip r:embed="rId53"/>
+                    <a:stretch>
+                      <a:fillRect/>
+                    </a:stretch>
+                  </pic:blipFill>
+                  <pic:spPr>
+                    <a:xfrm>
+                      <a:off x="0" y="0"/>
+                      <a:ext cx="5144218" cy="3610479"/>
+                    </a:xfrm>
+                    <a:prstGeom prst="rect">
+                      <a:avLst/>
+                    </a:prstGeom>
+                  </pic:spPr>
+                </pic:pic>
+              </a:graphicData>
+            </a:graphic>
+          </wp:inline>
+        </w:drawing>
+      </w:r>
+    </w:p>
+    <w:p>
+      <w:pPr>
+        <w:pStyle w:val="Prrafodelista"/>
+        <w:rPr>
+          <w:rFonts w:eastAsiaTheme="minorEastAsia"/>
+        </w:rPr>
+      </w:pPr>
+    </w:p>
+    <w:p>
+      <w:pPr>
+        <w:ind w:left="360"/>
+      </w:pPr>
+    </w:p>
+    <w:p/>
+    <w:p/>
+    <w:p/>
+    <w:p/>
+    <w:p/>
+    <w:p/>
+    <w:p/>
+    <w:p>
+      <w:r>
+        <w:rPr>
+          <w:rFonts w:eastAsiaTheme="minorEastAsia"/>
+          <w:noProof/>
+        </w:rPr>
+        <w:lastRenderedPageBreak/>
+        <w:drawing>
+          <wp:inline distT="0" distB="0" distL="0" distR="0" wp14:anchorId="2834DB46" wp14:editId="7D5771DB">
+            <wp:extent cx="5125165" cy="3553321"/>
+            <wp:effectExtent l="0" t="0" r="0" b="9525"/>
+            <wp:docPr id="22" name="Imagen 22"/>
+            <wp:cNvGraphicFramePr>
+              <a:graphicFrameLocks xmlns:a="http://schemas.openxmlformats.org/drawingml/2006/main" noChangeAspect="1"/>
+            </wp:cNvGraphicFramePr>
+            <a:graphic xmlns:a="http://schemas.openxmlformats.org/drawingml/2006/main">
+              <a:graphicData uri="http://schemas.openxmlformats.org/drawingml/2006/picture">
+                <pic:pic xmlns:pic="http://schemas.openxmlformats.org/drawingml/2006/picture">
+                  <pic:nvPicPr>
+                    <pic:cNvPr id="1" name=""/>
+                    <pic:cNvPicPr/>
+                  </pic:nvPicPr>
+                  <pic:blipFill>
+                    <a:blip r:embed="rId54"/>
+                    <a:stretch>
+                      <a:fillRect/>
+                    </a:stretch>
+                  </pic:blipFill>
+                  <pic:spPr>
+                    <a:xfrm>
+                      <a:off x="0" y="0"/>
+                      <a:ext cx="5125165" cy="3553321"/>
+                    </a:xfrm>
+                    <a:prstGeom prst="rect">
+                      <a:avLst/>
+                    </a:prstGeom>
+                  </pic:spPr>
+                </pic:pic>
+              </a:graphicData>
+            </a:graphic>
+          </wp:inline>
+        </w:drawing>
+      </w:r>
+      <w:r>
+        <w:rPr>
+          <w:noProof/>
+        </w:rPr>
+        <w:drawing>
+          <wp:inline distT="0" distB="0" distL="0" distR="0" wp14:anchorId="675AB3E2" wp14:editId="1DB3DBB7">
+            <wp:extent cx="4915586" cy="1590897"/>
+            <wp:effectExtent l="0" t="0" r="0" b="9525"/>
+            <wp:docPr id="23" name="Imagen 23"/>
+            <wp:cNvGraphicFramePr>
+              <a:graphicFrameLocks xmlns:a="http://schemas.openxmlformats.org/drawingml/2006/main" noChangeAspect="1"/>
+            </wp:cNvGraphicFramePr>
+            <a:graphic xmlns:a="http://schemas.openxmlformats.org/drawingml/2006/main">
+              <a:graphicData uri="http://schemas.openxmlformats.org/drawingml/2006/picture">
+                <pic:pic xmlns:pic="http://schemas.openxmlformats.org/drawingml/2006/picture">
+                  <pic:nvPicPr>
+                    <pic:cNvPr id="1" name=""/>
+                    <pic:cNvPicPr/>
+                  </pic:nvPicPr>
+                  <pic:blipFill>
+                    <a:blip r:embed="rId55"/>
+                    <a:stretch>
+                      <a:fillRect/>
+                    </a:stretch>
+                  </pic:blipFill>
+                  <pic:spPr>
+                    <a:xfrm>
+                      <a:off x="0" y="0"/>
+                      <a:ext cx="4915586" cy="1590897"/>
+                    </a:xfrm>
+                    <a:prstGeom prst="rect">
+                      <a:avLst/>
+                    </a:prstGeom>
+                  </pic:spPr>
+                </pic:pic>
+              </a:graphicData>
+            </a:graphic>
+          </wp:inline>
+        </w:drawing>
+      </w:r>
+    </w:p>
+    <w:p>
+      <w:r>
+        <w:rPr>
+          <w:noProof/>
+        </w:rPr>
+        <w:drawing>
+          <wp:anchor distT="0" distB="0" distL="114300" distR="114300" simplePos="0" relativeHeight="251784192" behindDoc="0" locked="0" layoutInCell="1" allowOverlap="1" wp14:anchorId="0740F81D" wp14:editId="24589881">
+            <wp:simplePos x="0" y="0"/>
+            <wp:positionH relativeFrom="column">
+              <wp:posOffset>-128905</wp:posOffset>
+            </wp:positionH>
+            <wp:positionV relativeFrom="paragraph">
+              <wp:posOffset>5715</wp:posOffset>
+            </wp:positionV>
+            <wp:extent cx="6400800" cy="1019175"/>
+            <wp:effectExtent l="0" t="0" r="0" b="9525"/>
+            <wp:wrapSquare wrapText="bothSides"/>
+            <wp:docPr id="24" name="Imagen 24"/>
+            <wp:cNvGraphicFramePr>
+              <a:graphicFrameLocks xmlns:a="http://schemas.openxmlformats.org/drawingml/2006/main" noChangeAspect="1"/>
+            </wp:cNvGraphicFramePr>
+            <a:graphic xmlns:a="http://schemas.openxmlformats.org/drawingml/2006/main">
+              <a:graphicData uri="http://schemas.openxmlformats.org/drawingml/2006/picture">
+                <pic:pic xmlns:pic="http://schemas.openxmlformats.org/drawingml/2006/picture">
+                  <pic:nvPicPr>
+                    <pic:cNvPr id="1" name=""/>
+                    <pic:cNvPicPr/>
+                  </pic:nvPicPr>
+                  <pic:blipFill rotWithShape="1">
+                    <a:blip r:embed="rId56">
+                      <a:extLst>
+                        <a:ext uri="{28A0092B-C50C-407E-A947-70E740481C1C}">
+                          <a14:useLocalDpi xmlns:a14="http://schemas.microsoft.com/office/drawing/2010/main" val="0"/>
+                        </a:ext>
+                      </a:extLst>
+                    </a:blip>
+                    <a:srcRect t="30000" b="3125"/>
+                    <a:stretch/>
+                  </pic:blipFill>
+                  <pic:spPr bwMode="auto">
+                    <a:xfrm>
+                      <a:off x="0" y="0"/>
+                      <a:ext cx="6400800" cy="1019175"/>
+                    </a:xfrm>
+                    <a:prstGeom prst="rect">
+                      <a:avLst/>
+                    </a:prstGeom>
+                    <a:ln>
+                      <a:noFill/>
+                    </a:ln>
+                    <a:extLst>
+                      <a:ext uri="{53640926-AAD7-44D8-BBD7-CCE9431645EC}">
+                        <a14:shadowObscured xmlns:a14="http://schemas.microsoft.com/office/drawing/2010/main"/>
+                      </a:ext>
+                    </a:extLst>
+                  </pic:spPr>
+                </pic:pic>
+              </a:graphicData>
+            </a:graphic>
+            <wp14:sizeRelV relativeFrom="margin">
+              <wp14:pctHeight>0</wp14:pctHeight>
+            </wp14:sizeRelV>
+          </wp:anchor>
+        </w:drawing>
+      </w:r>
+    </w:p>
+    <w:p>
+      <w:pPr>
+        <w:pStyle w:val="Prrafodelista"/>
+        <w:rPr>
+          <w:rFonts w:eastAsiaTheme="minorEastAsia"/>
+        </w:rPr>
+      </w:pPr>
+    </w:p>
+    <w:p>
+      <w:pPr>
+        <w:rPr>
+          <w:rFonts w:eastAsiaTheme="minorEastAsia"/>
+        </w:rPr>
+      </w:pPr>
+    </w:p>
+    <w:p>
+      <w:pPr>
+        <w:rPr>
+          <w:rFonts w:eastAsiaTheme="minorEastAsia"/>
+        </w:rPr>
+      </w:pPr>
+    </w:p>
+    <w:p>
+      <w:pPr>
+        <w:rPr>
+          <w:rFonts w:eastAsiaTheme="minorEastAsia"/>
+        </w:rPr>
+      </w:pPr>
+    </w:p>
+    <w:p>
+      <w:pPr>
+        <w:rPr>
+          <w:rFonts w:eastAsiaTheme="minorEastAsia"/>
+        </w:rPr>
+      </w:pPr>
     </w:p>
     <w:sectPr>
       <w:pgSz w:w="11906" w:h="17338"/>
@@ -3283,7 +6875,7 @@
 </file>
 
 <file path=word/endnotes.xml><?xml version="1.0" encoding="utf-8"?>
-<w:endnotes xmlns:wpc="http://schemas.microsoft.com/office/word/2010/wordprocessingCanvas" xmlns:cx="http://schemas.microsoft.com/office/drawing/2014/chartex" xmlns:cx1="http://schemas.microsoft.com/office/drawing/2015/9/8/chartex" xmlns:cx2="http://schemas.microsoft.com/office/drawing/2015/10/21/chartex" xmlns:cx3="http://schemas.microsoft.com/office/drawing/2016/5/9/chartex" xmlns:cx4="http://schemas.microsoft.com/office/drawing/2016/5/10/chartex" xmlns:cx5="http://schemas.microsoft.com/office/drawing/2016/5/11/chartex" xmlns:cx6="http://schemas.microsoft.com/office/drawing/2016/5/12/chartex" xmlns:cx7="http://schemas.microsoft.com/office/drawing/2016/5/13/chartex" xmlns:cx8="http://schemas.microsoft.com/office/drawing/2016/5/14/chartex" xmlns:mc="http://schemas.openxmlformats.org/markup-compatibility/2006" xmlns:aink="http://schemas.microsoft.com/office/drawing/2016/ink" xmlns:am3d="http://schemas.microsoft.com/office/drawing/2017/model3d" xmlns:o="urn:schemas-microsoft-com:office:office" xmlns:oel="http://schemas.microsoft.com/office/2019/extlst" xmlns:r="http://schemas.openxmlformats.org/officeDocument/2006/relationships" xmlns:m="http://schemas.openxmlformats.org/officeDocument/2006/math" xmlns:v="urn:schemas-microsoft-com:vml" xmlns:wp14="http://schemas.microsoft.com/office/word/2010/wordprocessingDrawing" xmlns:wp="http://schemas.openxmlformats.org/drawingml/2006/wordprocessingDrawing" xmlns:w10="urn:schemas-microsoft-com:office:word" xmlns:w="http://schemas.openxmlformats.org/wordprocessingml/2006/main" xmlns:w14="http://schemas.microsoft.com/office/word/2010/wordml" xmlns:w15="http://schemas.microsoft.com/office/word/2012/wordml" xmlns:w16cex="http://schemas.microsoft.com/office/word/2018/wordml/cex" xmlns:w16cid="http://schemas.microsoft.com/office/word/2016/wordml/cid" xmlns:w16="http://schemas.microsoft.com/office/word/2018/wordml" xmlns:w16du="http://schemas.microsoft.com/office/word/2023/wordml/word16du" xmlns:w16sdtdh="http://schemas.microsoft.com/office/word/2020/wordml/sdtdatahash" xmlns:w16sdtfl="http://schemas.microsoft.com/office/word/2024/wordml/sdtformatlock" xmlns:w16se="http://schemas.microsoft.com/office/word/2015/wordml/symex" xmlns:wpg="http://schemas.microsoft.com/office/word/2010/wordprocessingGroup" xmlns:wpi="http://schemas.microsoft.com/office/word/2010/wordprocessingInk" xmlns:wne="http://schemas.microsoft.com/office/word/2006/wordml" xmlns:wps="http://schemas.microsoft.com/office/word/2010/wordprocessingShape" mc:Ignorable="w14 w15 w16se w16cid w16 w16cex w16sdtdh w16sdtfl w16du wp14">
+<w:endnotes xmlns:wpc="http://schemas.microsoft.com/office/word/2010/wordprocessingCanvas" xmlns:cx="http://schemas.microsoft.com/office/drawing/2014/chartex" xmlns:cx1="http://schemas.microsoft.com/office/drawing/2015/9/8/chartex" xmlns:cx2="http://schemas.microsoft.com/office/drawing/2015/10/21/chartex" xmlns:cx3="http://schemas.microsoft.com/office/drawing/2016/5/9/chartex" xmlns:cx4="http://schemas.microsoft.com/office/drawing/2016/5/10/chartex" xmlns:cx5="http://schemas.microsoft.com/office/drawing/2016/5/11/chartex" xmlns:cx6="http://schemas.microsoft.com/office/drawing/2016/5/12/chartex" xmlns:cx7="http://schemas.microsoft.com/office/drawing/2016/5/13/chartex" xmlns:cx8="http://schemas.microsoft.com/office/drawing/2016/5/14/chartex" xmlns:mc="http://schemas.openxmlformats.org/markup-compatibility/2006" xmlns:aink="http://schemas.microsoft.com/office/drawing/2016/ink" xmlns:am3d="http://schemas.microsoft.com/office/drawing/2017/model3d" xmlns:o="urn:schemas-microsoft-com:office:office" xmlns:oel="http://schemas.microsoft.com/office/2019/extlst" xmlns:r="http://schemas.openxmlformats.org/officeDocument/2006/relationships" xmlns:m="http://schemas.openxmlformats.org/officeDocument/2006/math" xmlns:v="urn:schemas-microsoft-com:vml" xmlns:wp14="http://schemas.microsoft.com/office/word/2010/wordprocessingDrawing" xmlns:wp="http://schemas.openxmlformats.org/drawingml/2006/wordprocessingDrawing" xmlns:w10="urn:schemas-microsoft-com:office:word" xmlns:w="http://schemas.openxmlformats.org/wordprocessingml/2006/main" xmlns:w14="http://schemas.microsoft.com/office/word/2010/wordml" xmlns:w15="http://schemas.microsoft.com/office/word/2012/wordml" xmlns:w16cex="http://schemas.microsoft.com/office/word/2018/wordml/cex" xmlns:w16cid="http://schemas.microsoft.com/office/word/2016/wordml/cid" xmlns:w16="http://schemas.microsoft.com/office/word/2018/wordml" xmlns:w16sdtdh="http://schemas.microsoft.com/office/word/2020/wordml/sdtdatahash" xmlns:w16se="http://schemas.microsoft.com/office/word/2015/wordml/symex" xmlns:wpg="http://schemas.microsoft.com/office/word/2010/wordprocessingGroup" xmlns:wpi="http://schemas.microsoft.com/office/word/2010/wordprocessingInk" xmlns:wne="http://schemas.microsoft.com/office/word/2006/wordml" xmlns:wps="http://schemas.microsoft.com/office/word/2010/wordprocessingShape" mc:Ignorable="w14 w15 w16se w16cid w16 w16cex w16sdtdh wp14">
   <w:endnote w:type="separator" w:id="-1">
     <w:p>
       <w:pPr>
@@ -3308,7 +6900,7 @@
 </file>
 
 <file path=word/footnotes.xml><?xml version="1.0" encoding="utf-8"?>
-<w:footnotes xmlns:wpc="http://schemas.microsoft.com/office/word/2010/wordprocessingCanvas" xmlns:cx="http://schemas.microsoft.com/office/drawing/2014/chartex" xmlns:cx1="http://schemas.microsoft.com/office/drawing/2015/9/8/chartex" xmlns:cx2="http://schemas.microsoft.com/office/drawing/2015/10/21/chartex" xmlns:cx3="http://schemas.microsoft.com/office/drawing/2016/5/9/chartex" xmlns:cx4="http://schemas.microsoft.com/office/drawing/2016/5/10/chartex" xmlns:cx5="http://schemas.microsoft.com/office/drawing/2016/5/11/chartex" xmlns:cx6="http://schemas.microsoft.com/office/drawing/2016/5/12/chartex" xmlns:cx7="http://schemas.microsoft.com/office/drawing/2016/5/13/chartex" xmlns:cx8="http://schemas.microsoft.com/office/drawing/2016/5/14/chartex" xmlns:mc="http://schemas.openxmlformats.org/markup-compatibility/2006" xmlns:aink="http://schemas.microsoft.com/office/drawing/2016/ink" xmlns:am3d="http://schemas.microsoft.com/office/drawing/2017/model3d" xmlns:o="urn:schemas-microsoft-com:office:office" xmlns:oel="http://schemas.microsoft.com/office/2019/extlst" xmlns:r="http://schemas.openxmlformats.org/officeDocument/2006/relationships" xmlns:m="http://schemas.openxmlformats.org/officeDocument/2006/math" xmlns:v="urn:schemas-microsoft-com:vml" xmlns:wp14="http://schemas.microsoft.com/office/word/2010/wordprocessingDrawing" xmlns:wp="http://schemas.openxmlformats.org/drawingml/2006/wordprocessingDrawing" xmlns:w10="urn:schemas-microsoft-com:office:word" xmlns:w="http://schemas.openxmlformats.org/wordprocessingml/2006/main" xmlns:w14="http://schemas.microsoft.com/office/word/2010/wordml" xmlns:w15="http://schemas.microsoft.com/office/word/2012/wordml" xmlns:w16cex="http://schemas.microsoft.com/office/word/2018/wordml/cex" xmlns:w16cid="http://schemas.microsoft.com/office/word/2016/wordml/cid" xmlns:w16="http://schemas.microsoft.com/office/word/2018/wordml" xmlns:w16du="http://schemas.microsoft.com/office/word/2023/wordml/word16du" xmlns:w16sdtdh="http://schemas.microsoft.com/office/word/2020/wordml/sdtdatahash" xmlns:w16sdtfl="http://schemas.microsoft.com/office/word/2024/wordml/sdtformatlock" xmlns:w16se="http://schemas.microsoft.com/office/word/2015/wordml/symex" xmlns:wpg="http://schemas.microsoft.com/office/word/2010/wordprocessingGroup" xmlns:wpi="http://schemas.microsoft.com/office/word/2010/wordprocessingInk" xmlns:wne="http://schemas.microsoft.com/office/word/2006/wordml" xmlns:wps="http://schemas.microsoft.com/office/word/2010/wordprocessingShape" mc:Ignorable="w14 w15 w16se w16cid w16 w16cex w16sdtdh w16sdtfl w16du wp14">
+<w:footnotes xmlns:wpc="http://schemas.microsoft.com/office/word/2010/wordprocessingCanvas" xmlns:cx="http://schemas.microsoft.com/office/drawing/2014/chartex" xmlns:cx1="http://schemas.microsoft.com/office/drawing/2015/9/8/chartex" xmlns:cx2="http://schemas.microsoft.com/office/drawing/2015/10/21/chartex" xmlns:cx3="http://schemas.microsoft.com/office/drawing/2016/5/9/chartex" xmlns:cx4="http://schemas.microsoft.com/office/drawing/2016/5/10/chartex" xmlns:cx5="http://schemas.microsoft.com/office/drawing/2016/5/11/chartex" xmlns:cx6="http://schemas.microsoft.com/office/drawing/2016/5/12/chartex" xmlns:cx7="http://schemas.microsoft.com/office/drawing/2016/5/13/chartex" xmlns:cx8="http://schemas.microsoft.com/office/drawing/2016/5/14/chartex" xmlns:mc="http://schemas.openxmlformats.org/markup-compatibility/2006" xmlns:aink="http://schemas.microsoft.com/office/drawing/2016/ink" xmlns:am3d="http://schemas.microsoft.com/office/drawing/2017/model3d" xmlns:o="urn:schemas-microsoft-com:office:office" xmlns:oel="http://schemas.microsoft.com/office/2019/extlst" xmlns:r="http://schemas.openxmlformats.org/officeDocument/2006/relationships" xmlns:m="http://schemas.openxmlformats.org/officeDocument/2006/math" xmlns:v="urn:schemas-microsoft-com:vml" xmlns:wp14="http://schemas.microsoft.com/office/word/2010/wordprocessingDrawing" xmlns:wp="http://schemas.openxmlformats.org/drawingml/2006/wordprocessingDrawing" xmlns:w10="urn:schemas-microsoft-com:office:word" xmlns:w="http://schemas.openxmlformats.org/wordprocessingml/2006/main" xmlns:w14="http://schemas.microsoft.com/office/word/2010/wordml" xmlns:w15="http://schemas.microsoft.com/office/word/2012/wordml" xmlns:w16cex="http://schemas.microsoft.com/office/word/2018/wordml/cex" xmlns:w16cid="http://schemas.microsoft.com/office/word/2016/wordml/cid" xmlns:w16="http://schemas.microsoft.com/office/word/2018/wordml" xmlns:w16sdtdh="http://schemas.microsoft.com/office/word/2020/wordml/sdtdatahash" xmlns:w16se="http://schemas.microsoft.com/office/word/2015/wordml/symex" xmlns:wpg="http://schemas.microsoft.com/office/word/2010/wordprocessingGroup" xmlns:wpi="http://schemas.microsoft.com/office/word/2010/wordprocessingInk" xmlns:wne="http://schemas.microsoft.com/office/word/2006/wordml" xmlns:wps="http://schemas.microsoft.com/office/word/2010/wordprocessingShape" mc:Ignorable="w14 w15 w16se w16cid w16 w16cex w16sdtdh wp14">
   <w:footnote w:type="separator" w:id="-1">
     <w:p>
       <w:pPr>
@@ -3333,7 +6925,7 @@
 </file>
 
 <file path=word/numbering.xml><?xml version="1.0" encoding="utf-8"?>
-<w:numbering xmlns:wpc="http://schemas.microsoft.com/office/word/2010/wordprocessingCanvas" xmlns:cx="http://schemas.microsoft.com/office/drawing/2014/chartex" xmlns:cx1="http://schemas.microsoft.com/office/drawing/2015/9/8/chartex" xmlns:cx2="http://schemas.microsoft.com/office/drawing/2015/10/21/chartex" xmlns:cx3="http://schemas.microsoft.com/office/drawing/2016/5/9/chartex" xmlns:cx4="http://schemas.microsoft.com/office/drawing/2016/5/10/chartex" xmlns:cx5="http://schemas.microsoft.com/office/drawing/2016/5/11/chartex" xmlns:cx6="http://schemas.microsoft.com/office/drawing/2016/5/12/chartex" xmlns:cx7="http://schemas.microsoft.com/office/drawing/2016/5/13/chartex" xmlns:cx8="http://schemas.microsoft.com/office/drawing/2016/5/14/chartex" xmlns:mc="http://schemas.openxmlformats.org/markup-compatibility/2006" xmlns:aink="http://schemas.microsoft.com/office/drawing/2016/ink" xmlns:am3d="http://schemas.microsoft.com/office/drawing/2017/model3d" xmlns:o="urn:schemas-microsoft-com:office:office" xmlns:oel="http://schemas.microsoft.com/office/2019/extlst" xmlns:r="http://schemas.openxmlformats.org/officeDocument/2006/relationships" xmlns:m="http://schemas.openxmlformats.org/officeDocument/2006/math" xmlns:v="urn:schemas-microsoft-com:vml" xmlns:wp14="http://schemas.microsoft.com/office/word/2010/wordprocessingDrawing" xmlns:wp="http://schemas.openxmlformats.org/drawingml/2006/wordprocessingDrawing" xmlns:w10="urn:schemas-microsoft-com:office:word" xmlns:w="http://schemas.openxmlformats.org/wordprocessingml/2006/main" xmlns:w14="http://schemas.microsoft.com/office/word/2010/wordml" xmlns:w15="http://schemas.microsoft.com/office/word/2012/wordml" xmlns:w16cex="http://schemas.microsoft.com/office/word/2018/wordml/cex" xmlns:w16cid="http://schemas.microsoft.com/office/word/2016/wordml/cid" xmlns:w16="http://schemas.microsoft.com/office/word/2018/wordml" xmlns:w16du="http://schemas.microsoft.com/office/word/2023/wordml/word16du" xmlns:w16sdtdh="http://schemas.microsoft.com/office/word/2020/wordml/sdtdatahash" xmlns:w16sdtfl="http://schemas.microsoft.com/office/word/2024/wordml/sdtformatlock" xmlns:w16se="http://schemas.microsoft.com/office/word/2015/wordml/symex" xmlns:wpg="http://schemas.microsoft.com/office/word/2010/wordprocessingGroup" xmlns:wpi="http://schemas.microsoft.com/office/word/2010/wordprocessingInk" xmlns:wne="http://schemas.microsoft.com/office/word/2006/wordml" xmlns:wps="http://schemas.microsoft.com/office/word/2010/wordprocessingShape" mc:Ignorable="w14 w15 w16se w16cid w16 w16cex w16sdtdh w16sdtfl w16du wp14">
+<w:numbering xmlns:wpc="http://schemas.microsoft.com/office/word/2010/wordprocessingCanvas" xmlns:cx="http://schemas.microsoft.com/office/drawing/2014/chartex" xmlns:cx1="http://schemas.microsoft.com/office/drawing/2015/9/8/chartex" xmlns:cx2="http://schemas.microsoft.com/office/drawing/2015/10/21/chartex" xmlns:cx3="http://schemas.microsoft.com/office/drawing/2016/5/9/chartex" xmlns:cx4="http://schemas.microsoft.com/office/drawing/2016/5/10/chartex" xmlns:cx5="http://schemas.microsoft.com/office/drawing/2016/5/11/chartex" xmlns:cx6="http://schemas.microsoft.com/office/drawing/2016/5/12/chartex" xmlns:cx7="http://schemas.microsoft.com/office/drawing/2016/5/13/chartex" xmlns:cx8="http://schemas.microsoft.com/office/drawing/2016/5/14/chartex" xmlns:mc="http://schemas.openxmlformats.org/markup-compatibility/2006" xmlns:aink="http://schemas.microsoft.com/office/drawing/2016/ink" xmlns:am3d="http://schemas.microsoft.com/office/drawing/2017/model3d" xmlns:o="urn:schemas-microsoft-com:office:office" xmlns:oel="http://schemas.microsoft.com/office/2019/extlst" xmlns:r="http://schemas.openxmlformats.org/officeDocument/2006/relationships" xmlns:m="http://schemas.openxmlformats.org/officeDocument/2006/math" xmlns:v="urn:schemas-microsoft-com:vml" xmlns:wp14="http://schemas.microsoft.com/office/word/2010/wordprocessingDrawing" xmlns:wp="http://schemas.openxmlformats.org/drawingml/2006/wordprocessingDrawing" xmlns:w10="urn:schemas-microsoft-com:office:word" xmlns:w="http://schemas.openxmlformats.org/wordprocessingml/2006/main" xmlns:w14="http://schemas.microsoft.com/office/word/2010/wordml" xmlns:w15="http://schemas.microsoft.com/office/word/2012/wordml" xmlns:w16cex="http://schemas.microsoft.com/office/word/2018/wordml/cex" xmlns:w16cid="http://schemas.microsoft.com/office/word/2016/wordml/cid" xmlns:w16="http://schemas.microsoft.com/office/word/2018/wordml" xmlns:w16sdtdh="http://schemas.microsoft.com/office/word/2020/wordml/sdtdatahash" xmlns:w16se="http://schemas.microsoft.com/office/word/2015/wordml/symex" xmlns:wpg="http://schemas.microsoft.com/office/word/2010/wordprocessingGroup" xmlns:wpi="http://schemas.microsoft.com/office/word/2010/wordprocessingInk" xmlns:wne="http://schemas.microsoft.com/office/word/2006/wordml" xmlns:wps="http://schemas.microsoft.com/office/word/2010/wordprocessingShape" mc:Ignorable="w14 w15 w16se w16cid w16 w16cex w16sdtdh wp14">
   <w:abstractNum w:abstractNumId="0" w15:restartNumberingAfterBreak="0">
     <w:nsid w:val="E82C6629"/>
     <w:multiLevelType w:val="hybridMultilevel"/>
@@ -3386,6 +6978,184 @@
     </w:lvl>
   </w:abstractNum>
   <w:abstractNum w:abstractNumId="1" w15:restartNumberingAfterBreak="0">
+    <w:nsid w:val="389854F5"/>
+    <w:multiLevelType w:val="hybridMultilevel"/>
+    <w:tmpl w:val="41E4227C"/>
+    <w:lvl w:ilvl="0" w:tplc="9C424026">
+      <w:start w:val="1"/>
+      <w:numFmt w:val="lowerRoman"/>
+      <w:lvlText w:val="%1)"/>
+      <w:lvlJc w:val="left"/>
+      <w:pPr>
+        <w:ind w:left="9216" w:hanging="720"/>
+      </w:pPr>
+      <w:rPr>
+        <w:rFonts w:hint="default"/>
+      </w:rPr>
+    </w:lvl>
+    <w:lvl w:ilvl="1" w:tplc="2C0A0019" w:tentative="1">
+      <w:start w:val="1"/>
+      <w:numFmt w:val="lowerLetter"/>
+      <w:lvlText w:val="%2."/>
+      <w:lvlJc w:val="left"/>
+      <w:pPr>
+        <w:ind w:left="9576" w:hanging="360"/>
+      </w:pPr>
+    </w:lvl>
+    <w:lvl w:ilvl="2" w:tplc="2C0A001B" w:tentative="1">
+      <w:start w:val="1"/>
+      <w:numFmt w:val="lowerRoman"/>
+      <w:lvlText w:val="%3."/>
+      <w:lvlJc w:val="right"/>
+      <w:pPr>
+        <w:ind w:left="10296" w:hanging="180"/>
+      </w:pPr>
+    </w:lvl>
+    <w:lvl w:ilvl="3" w:tplc="2C0A000F" w:tentative="1">
+      <w:start w:val="1"/>
+      <w:numFmt w:val="decimal"/>
+      <w:lvlText w:val="%4."/>
+      <w:lvlJc w:val="left"/>
+      <w:pPr>
+        <w:ind w:left="11016" w:hanging="360"/>
+      </w:pPr>
+    </w:lvl>
+    <w:lvl w:ilvl="4" w:tplc="2C0A0019" w:tentative="1">
+      <w:start w:val="1"/>
+      <w:numFmt w:val="lowerLetter"/>
+      <w:lvlText w:val="%5."/>
+      <w:lvlJc w:val="left"/>
+      <w:pPr>
+        <w:ind w:left="11736" w:hanging="360"/>
+      </w:pPr>
+    </w:lvl>
+    <w:lvl w:ilvl="5" w:tplc="2C0A001B" w:tentative="1">
+      <w:start w:val="1"/>
+      <w:numFmt w:val="lowerRoman"/>
+      <w:lvlText w:val="%6."/>
+      <w:lvlJc w:val="right"/>
+      <w:pPr>
+        <w:ind w:left="12456" w:hanging="180"/>
+      </w:pPr>
+    </w:lvl>
+    <w:lvl w:ilvl="6" w:tplc="2C0A000F" w:tentative="1">
+      <w:start w:val="1"/>
+      <w:numFmt w:val="decimal"/>
+      <w:lvlText w:val="%7."/>
+      <w:lvlJc w:val="left"/>
+      <w:pPr>
+        <w:ind w:left="13176" w:hanging="360"/>
+      </w:pPr>
+    </w:lvl>
+    <w:lvl w:ilvl="7" w:tplc="2C0A0019" w:tentative="1">
+      <w:start w:val="1"/>
+      <w:numFmt w:val="lowerLetter"/>
+      <w:lvlText w:val="%8."/>
+      <w:lvlJc w:val="left"/>
+      <w:pPr>
+        <w:ind w:left="13896" w:hanging="360"/>
+      </w:pPr>
+    </w:lvl>
+    <w:lvl w:ilvl="8" w:tplc="2C0A001B" w:tentative="1">
+      <w:start w:val="1"/>
+      <w:numFmt w:val="lowerRoman"/>
+      <w:lvlText w:val="%9."/>
+      <w:lvlJc w:val="right"/>
+      <w:pPr>
+        <w:ind w:left="14616" w:hanging="180"/>
+      </w:pPr>
+    </w:lvl>
+  </w:abstractNum>
+  <w:abstractNum w:abstractNumId="2" w15:restartNumberingAfterBreak="0">
+    <w:nsid w:val="3E520C9C"/>
+    <w:multiLevelType w:val="hybridMultilevel"/>
+    <w:tmpl w:val="7A1A9558"/>
+    <w:lvl w:ilvl="0" w:tplc="6F962DDA">
+      <w:start w:val="1"/>
+      <w:numFmt w:val="lowerRoman"/>
+      <w:lvlText w:val="%1)"/>
+      <w:lvlJc w:val="left"/>
+      <w:pPr>
+        <w:ind w:left="1080" w:hanging="720"/>
+      </w:pPr>
+      <w:rPr>
+        <w:rFonts w:hint="default"/>
+      </w:rPr>
+    </w:lvl>
+    <w:lvl w:ilvl="1" w:tplc="2C0A0019" w:tentative="1">
+      <w:start w:val="1"/>
+      <w:numFmt w:val="lowerLetter"/>
+      <w:lvlText w:val="%2."/>
+      <w:lvlJc w:val="left"/>
+      <w:pPr>
+        <w:ind w:left="1440" w:hanging="360"/>
+      </w:pPr>
+    </w:lvl>
+    <w:lvl w:ilvl="2" w:tplc="2C0A001B" w:tentative="1">
+      <w:start w:val="1"/>
+      <w:numFmt w:val="lowerRoman"/>
+      <w:lvlText w:val="%3."/>
+      <w:lvlJc w:val="right"/>
+      <w:pPr>
+        <w:ind w:left="2160" w:hanging="180"/>
+      </w:pPr>
+    </w:lvl>
+    <w:lvl w:ilvl="3" w:tplc="2C0A000F" w:tentative="1">
+      <w:start w:val="1"/>
+      <w:numFmt w:val="decimal"/>
+      <w:lvlText w:val="%4."/>
+      <w:lvlJc w:val="left"/>
+      <w:pPr>
+        <w:ind w:left="2880" w:hanging="360"/>
+      </w:pPr>
+    </w:lvl>
+    <w:lvl w:ilvl="4" w:tplc="2C0A0019" w:tentative="1">
+      <w:start w:val="1"/>
+      <w:numFmt w:val="lowerLetter"/>
+      <w:lvlText w:val="%5."/>
+      <w:lvlJc w:val="left"/>
+      <w:pPr>
+        <w:ind w:left="3600" w:hanging="360"/>
+      </w:pPr>
+    </w:lvl>
+    <w:lvl w:ilvl="5" w:tplc="2C0A001B" w:tentative="1">
+      <w:start w:val="1"/>
+      <w:numFmt w:val="lowerRoman"/>
+      <w:lvlText w:val="%6."/>
+      <w:lvlJc w:val="right"/>
+      <w:pPr>
+        <w:ind w:left="4320" w:hanging="180"/>
+      </w:pPr>
+    </w:lvl>
+    <w:lvl w:ilvl="6" w:tplc="2C0A000F" w:tentative="1">
+      <w:start w:val="1"/>
+      <w:numFmt w:val="decimal"/>
+      <w:lvlText w:val="%7."/>
+      <w:lvlJc w:val="left"/>
+      <w:pPr>
+        <w:ind w:left="5040" w:hanging="360"/>
+      </w:pPr>
+    </w:lvl>
+    <w:lvl w:ilvl="7" w:tplc="2C0A0019" w:tentative="1">
+      <w:start w:val="1"/>
+      <w:numFmt w:val="lowerLetter"/>
+      <w:lvlText w:val="%8."/>
+      <w:lvlJc w:val="left"/>
+      <w:pPr>
+        <w:ind w:left="5760" w:hanging="360"/>
+      </w:pPr>
+    </w:lvl>
+    <w:lvl w:ilvl="8" w:tplc="2C0A001B" w:tentative="1">
+      <w:start w:val="1"/>
+      <w:numFmt w:val="lowerRoman"/>
+      <w:lvlText w:val="%9."/>
+      <w:lvlJc w:val="right"/>
+      <w:pPr>
+        <w:ind w:left="6480" w:hanging="180"/>
+      </w:pPr>
+    </w:lvl>
+  </w:abstractNum>
+  <w:abstractNum w:abstractNumId="3" w15:restartNumberingAfterBreak="0">
     <w:nsid w:val="46F86D8E"/>
     <w:multiLevelType w:val="hybridMultilevel"/>
     <w:tmpl w:val="49FE040E"/>
@@ -3471,7 +7241,96 @@
       </w:pPr>
     </w:lvl>
   </w:abstractNum>
-  <w:abstractNum w:abstractNumId="2" w15:restartNumberingAfterBreak="0">
+  <w:abstractNum w:abstractNumId="4" w15:restartNumberingAfterBreak="0">
+    <w:nsid w:val="4B204819"/>
+    <w:multiLevelType w:val="hybridMultilevel"/>
+    <w:tmpl w:val="BB620F1C"/>
+    <w:lvl w:ilvl="0" w:tplc="2C0A0017">
+      <w:start w:val="2"/>
+      <w:numFmt w:val="lowerLetter"/>
+      <w:lvlText w:val="%1)"/>
+      <w:lvlJc w:val="left"/>
+      <w:pPr>
+        <w:ind w:left="720" w:hanging="360"/>
+      </w:pPr>
+      <w:rPr>
+        <w:rFonts w:hint="default"/>
+      </w:rPr>
+    </w:lvl>
+    <w:lvl w:ilvl="1" w:tplc="2C0A0019" w:tentative="1">
+      <w:start w:val="1"/>
+      <w:numFmt w:val="lowerLetter"/>
+      <w:lvlText w:val="%2."/>
+      <w:lvlJc w:val="left"/>
+      <w:pPr>
+        <w:ind w:left="1440" w:hanging="360"/>
+      </w:pPr>
+    </w:lvl>
+    <w:lvl w:ilvl="2" w:tplc="2C0A001B" w:tentative="1">
+      <w:start w:val="1"/>
+      <w:numFmt w:val="lowerRoman"/>
+      <w:lvlText w:val="%3."/>
+      <w:lvlJc w:val="right"/>
+      <w:pPr>
+        <w:ind w:left="2160" w:hanging="180"/>
+      </w:pPr>
+    </w:lvl>
+    <w:lvl w:ilvl="3" w:tplc="2C0A000F" w:tentative="1">
+      <w:start w:val="1"/>
+      <w:numFmt w:val="decimal"/>
+      <w:lvlText w:val="%4."/>
+      <w:lvlJc w:val="left"/>
+      <w:pPr>
+        <w:ind w:left="2880" w:hanging="360"/>
+      </w:pPr>
+    </w:lvl>
+    <w:lvl w:ilvl="4" w:tplc="2C0A0019" w:tentative="1">
+      <w:start w:val="1"/>
+      <w:numFmt w:val="lowerLetter"/>
+      <w:lvlText w:val="%5."/>
+      <w:lvlJc w:val="left"/>
+      <w:pPr>
+        <w:ind w:left="3600" w:hanging="360"/>
+      </w:pPr>
+    </w:lvl>
+    <w:lvl w:ilvl="5" w:tplc="2C0A001B" w:tentative="1">
+      <w:start w:val="1"/>
+      <w:numFmt w:val="lowerRoman"/>
+      <w:lvlText w:val="%6."/>
+      <w:lvlJc w:val="right"/>
+      <w:pPr>
+        <w:ind w:left="4320" w:hanging="180"/>
+      </w:pPr>
+    </w:lvl>
+    <w:lvl w:ilvl="6" w:tplc="2C0A000F" w:tentative="1">
+      <w:start w:val="1"/>
+      <w:numFmt w:val="decimal"/>
+      <w:lvlText w:val="%7."/>
+      <w:lvlJc w:val="left"/>
+      <w:pPr>
+        <w:ind w:left="5040" w:hanging="360"/>
+      </w:pPr>
+    </w:lvl>
+    <w:lvl w:ilvl="7" w:tplc="2C0A0019" w:tentative="1">
+      <w:start w:val="1"/>
+      <w:numFmt w:val="lowerLetter"/>
+      <w:lvlText w:val="%8."/>
+      <w:lvlJc w:val="left"/>
+      <w:pPr>
+        <w:ind w:left="5760" w:hanging="360"/>
+      </w:pPr>
+    </w:lvl>
+    <w:lvl w:ilvl="8" w:tplc="2C0A001B" w:tentative="1">
+      <w:start w:val="1"/>
+      <w:numFmt w:val="lowerRoman"/>
+      <w:lvlText w:val="%9."/>
+      <w:lvlJc w:val="right"/>
+      <w:pPr>
+        <w:ind w:left="6480" w:hanging="180"/>
+      </w:pPr>
+    </w:lvl>
+  </w:abstractNum>
+  <w:abstractNum w:abstractNumId="5" w15:restartNumberingAfterBreak="0">
     <w:nsid w:val="53825AA7"/>
     <w:multiLevelType w:val="hybridMultilevel"/>
     <w:tmpl w:val="B4D24BF2"/>
@@ -3560,7 +7419,7 @@
       </w:pPr>
     </w:lvl>
   </w:abstractNum>
-  <w:abstractNum w:abstractNumId="3" w15:restartNumberingAfterBreak="0">
+  <w:abstractNum w:abstractNumId="6" w15:restartNumberingAfterBreak="0">
     <w:nsid w:val="5A5E1454"/>
     <w:multiLevelType w:val="hybridMultilevel"/>
     <w:tmpl w:val="83B065EC"/>
@@ -3649,7 +7508,185 @@
       </w:pPr>
     </w:lvl>
   </w:abstractNum>
-  <w:abstractNum w:abstractNumId="4" w15:restartNumberingAfterBreak="0">
+  <w:abstractNum w:abstractNumId="7" w15:restartNumberingAfterBreak="0">
+    <w:nsid w:val="5D1124F4"/>
+    <w:multiLevelType w:val="hybridMultilevel"/>
+    <w:tmpl w:val="AF805FD4"/>
+    <w:lvl w:ilvl="0" w:tplc="2C0A0017">
+      <w:start w:val="1"/>
+      <w:numFmt w:val="lowerLetter"/>
+      <w:lvlText w:val="%1)"/>
+      <w:lvlJc w:val="left"/>
+      <w:pPr>
+        <w:ind w:left="720" w:hanging="360"/>
+      </w:pPr>
+      <w:rPr>
+        <w:rFonts w:hint="default"/>
+      </w:rPr>
+    </w:lvl>
+    <w:lvl w:ilvl="1" w:tplc="2C0A0019" w:tentative="1">
+      <w:start w:val="1"/>
+      <w:numFmt w:val="lowerLetter"/>
+      <w:lvlText w:val="%2."/>
+      <w:lvlJc w:val="left"/>
+      <w:pPr>
+        <w:ind w:left="1440" w:hanging="360"/>
+      </w:pPr>
+    </w:lvl>
+    <w:lvl w:ilvl="2" w:tplc="2C0A001B" w:tentative="1">
+      <w:start w:val="1"/>
+      <w:numFmt w:val="lowerRoman"/>
+      <w:lvlText w:val="%3."/>
+      <w:lvlJc w:val="right"/>
+      <w:pPr>
+        <w:ind w:left="2160" w:hanging="180"/>
+      </w:pPr>
+    </w:lvl>
+    <w:lvl w:ilvl="3" w:tplc="2C0A000F" w:tentative="1">
+      <w:start w:val="1"/>
+      <w:numFmt w:val="decimal"/>
+      <w:lvlText w:val="%4."/>
+      <w:lvlJc w:val="left"/>
+      <w:pPr>
+        <w:ind w:left="2880" w:hanging="360"/>
+      </w:pPr>
+    </w:lvl>
+    <w:lvl w:ilvl="4" w:tplc="2C0A0019" w:tentative="1">
+      <w:start w:val="1"/>
+      <w:numFmt w:val="lowerLetter"/>
+      <w:lvlText w:val="%5."/>
+      <w:lvlJc w:val="left"/>
+      <w:pPr>
+        <w:ind w:left="3600" w:hanging="360"/>
+      </w:pPr>
+    </w:lvl>
+    <w:lvl w:ilvl="5" w:tplc="2C0A001B" w:tentative="1">
+      <w:start w:val="1"/>
+      <w:numFmt w:val="lowerRoman"/>
+      <w:lvlText w:val="%6."/>
+      <w:lvlJc w:val="right"/>
+      <w:pPr>
+        <w:ind w:left="4320" w:hanging="180"/>
+      </w:pPr>
+    </w:lvl>
+    <w:lvl w:ilvl="6" w:tplc="2C0A000F" w:tentative="1">
+      <w:start w:val="1"/>
+      <w:numFmt w:val="decimal"/>
+      <w:lvlText w:val="%7."/>
+      <w:lvlJc w:val="left"/>
+      <w:pPr>
+        <w:ind w:left="5040" w:hanging="360"/>
+      </w:pPr>
+    </w:lvl>
+    <w:lvl w:ilvl="7" w:tplc="2C0A0019" w:tentative="1">
+      <w:start w:val="1"/>
+      <w:numFmt w:val="lowerLetter"/>
+      <w:lvlText w:val="%8."/>
+      <w:lvlJc w:val="left"/>
+      <w:pPr>
+        <w:ind w:left="5760" w:hanging="360"/>
+      </w:pPr>
+    </w:lvl>
+    <w:lvl w:ilvl="8" w:tplc="2C0A001B" w:tentative="1">
+      <w:start w:val="1"/>
+      <w:numFmt w:val="lowerRoman"/>
+      <w:lvlText w:val="%9."/>
+      <w:lvlJc w:val="right"/>
+      <w:pPr>
+        <w:ind w:left="6480" w:hanging="180"/>
+      </w:pPr>
+    </w:lvl>
+  </w:abstractNum>
+  <w:abstractNum w:abstractNumId="8" w15:restartNumberingAfterBreak="0">
+    <w:nsid w:val="61D72E48"/>
+    <w:multiLevelType w:val="hybridMultilevel"/>
+    <w:tmpl w:val="07442F9A"/>
+    <w:lvl w:ilvl="0" w:tplc="C862EF26">
+      <w:start w:val="1"/>
+      <w:numFmt w:val="lowerRoman"/>
+      <w:lvlText w:val="%1)"/>
+      <w:lvlJc w:val="left"/>
+      <w:pPr>
+        <w:ind w:left="1080" w:hanging="720"/>
+      </w:pPr>
+      <w:rPr>
+        <w:rFonts w:hint="default"/>
+      </w:rPr>
+    </w:lvl>
+    <w:lvl w:ilvl="1" w:tplc="2C0A0019" w:tentative="1">
+      <w:start w:val="1"/>
+      <w:numFmt w:val="lowerLetter"/>
+      <w:lvlText w:val="%2."/>
+      <w:lvlJc w:val="left"/>
+      <w:pPr>
+        <w:ind w:left="1440" w:hanging="360"/>
+      </w:pPr>
+    </w:lvl>
+    <w:lvl w:ilvl="2" w:tplc="2C0A001B" w:tentative="1">
+      <w:start w:val="1"/>
+      <w:numFmt w:val="lowerRoman"/>
+      <w:lvlText w:val="%3."/>
+      <w:lvlJc w:val="right"/>
+      <w:pPr>
+        <w:ind w:left="2160" w:hanging="180"/>
+      </w:pPr>
+    </w:lvl>
+    <w:lvl w:ilvl="3" w:tplc="2C0A000F" w:tentative="1">
+      <w:start w:val="1"/>
+      <w:numFmt w:val="decimal"/>
+      <w:lvlText w:val="%4."/>
+      <w:lvlJc w:val="left"/>
+      <w:pPr>
+        <w:ind w:left="2880" w:hanging="360"/>
+      </w:pPr>
+    </w:lvl>
+    <w:lvl w:ilvl="4" w:tplc="2C0A0019" w:tentative="1">
+      <w:start w:val="1"/>
+      <w:numFmt w:val="lowerLetter"/>
+      <w:lvlText w:val="%5."/>
+      <w:lvlJc w:val="left"/>
+      <w:pPr>
+        <w:ind w:left="3600" w:hanging="360"/>
+      </w:pPr>
+    </w:lvl>
+    <w:lvl w:ilvl="5" w:tplc="2C0A001B" w:tentative="1">
+      <w:start w:val="1"/>
+      <w:numFmt w:val="lowerRoman"/>
+      <w:lvlText w:val="%6."/>
+      <w:lvlJc w:val="right"/>
+      <w:pPr>
+        <w:ind w:left="4320" w:hanging="180"/>
+      </w:pPr>
+    </w:lvl>
+    <w:lvl w:ilvl="6" w:tplc="2C0A000F" w:tentative="1">
+      <w:start w:val="1"/>
+      <w:numFmt w:val="decimal"/>
+      <w:lvlText w:val="%7."/>
+      <w:lvlJc w:val="left"/>
+      <w:pPr>
+        <w:ind w:left="5040" w:hanging="360"/>
+      </w:pPr>
+    </w:lvl>
+    <w:lvl w:ilvl="7" w:tplc="2C0A0019" w:tentative="1">
+      <w:start w:val="1"/>
+      <w:numFmt w:val="lowerLetter"/>
+      <w:lvlText w:val="%8."/>
+      <w:lvlJc w:val="left"/>
+      <w:pPr>
+        <w:ind w:left="5760" w:hanging="360"/>
+      </w:pPr>
+    </w:lvl>
+    <w:lvl w:ilvl="8" w:tplc="2C0A001B" w:tentative="1">
+      <w:start w:val="1"/>
+      <w:numFmt w:val="lowerRoman"/>
+      <w:lvlText w:val="%9."/>
+      <w:lvlJc w:val="right"/>
+      <w:pPr>
+        <w:ind w:left="6480" w:hanging="180"/>
+      </w:pPr>
+    </w:lvl>
+  </w:abstractNum>
+  <w:abstractNum w:abstractNumId="9" w15:restartNumberingAfterBreak="0">
     <w:nsid w:val="6ED1256F"/>
     <w:multiLevelType w:val="hybridMultilevel"/>
     <w:tmpl w:val="79449130"/>
@@ -3663,6 +7700,184 @@
       </w:pPr>
       <w:rPr>
         <w:rFonts w:hint="default"/>
+      </w:rPr>
+    </w:lvl>
+    <w:lvl w:ilvl="1" w:tplc="2C0A0019" w:tentative="1">
+      <w:start w:val="1"/>
+      <w:numFmt w:val="lowerLetter"/>
+      <w:lvlText w:val="%2."/>
+      <w:lvlJc w:val="left"/>
+      <w:pPr>
+        <w:ind w:left="1440" w:hanging="360"/>
+      </w:pPr>
+    </w:lvl>
+    <w:lvl w:ilvl="2" w:tplc="2C0A001B" w:tentative="1">
+      <w:start w:val="1"/>
+      <w:numFmt w:val="lowerRoman"/>
+      <w:lvlText w:val="%3."/>
+      <w:lvlJc w:val="right"/>
+      <w:pPr>
+        <w:ind w:left="2160" w:hanging="180"/>
+      </w:pPr>
+    </w:lvl>
+    <w:lvl w:ilvl="3" w:tplc="2C0A000F" w:tentative="1">
+      <w:start w:val="1"/>
+      <w:numFmt w:val="decimal"/>
+      <w:lvlText w:val="%4."/>
+      <w:lvlJc w:val="left"/>
+      <w:pPr>
+        <w:ind w:left="2880" w:hanging="360"/>
+      </w:pPr>
+    </w:lvl>
+    <w:lvl w:ilvl="4" w:tplc="2C0A0019" w:tentative="1">
+      <w:start w:val="1"/>
+      <w:numFmt w:val="lowerLetter"/>
+      <w:lvlText w:val="%5."/>
+      <w:lvlJc w:val="left"/>
+      <w:pPr>
+        <w:ind w:left="3600" w:hanging="360"/>
+      </w:pPr>
+    </w:lvl>
+    <w:lvl w:ilvl="5" w:tplc="2C0A001B" w:tentative="1">
+      <w:start w:val="1"/>
+      <w:numFmt w:val="lowerRoman"/>
+      <w:lvlText w:val="%6."/>
+      <w:lvlJc w:val="right"/>
+      <w:pPr>
+        <w:ind w:left="4320" w:hanging="180"/>
+      </w:pPr>
+    </w:lvl>
+    <w:lvl w:ilvl="6" w:tplc="2C0A000F" w:tentative="1">
+      <w:start w:val="1"/>
+      <w:numFmt w:val="decimal"/>
+      <w:lvlText w:val="%7."/>
+      <w:lvlJc w:val="left"/>
+      <w:pPr>
+        <w:ind w:left="5040" w:hanging="360"/>
+      </w:pPr>
+    </w:lvl>
+    <w:lvl w:ilvl="7" w:tplc="2C0A0019" w:tentative="1">
+      <w:start w:val="1"/>
+      <w:numFmt w:val="lowerLetter"/>
+      <w:lvlText w:val="%8."/>
+      <w:lvlJc w:val="left"/>
+      <w:pPr>
+        <w:ind w:left="5760" w:hanging="360"/>
+      </w:pPr>
+    </w:lvl>
+    <w:lvl w:ilvl="8" w:tplc="2C0A001B" w:tentative="1">
+      <w:start w:val="1"/>
+      <w:numFmt w:val="lowerRoman"/>
+      <w:lvlText w:val="%9."/>
+      <w:lvlJc w:val="right"/>
+      <w:pPr>
+        <w:ind w:left="6480" w:hanging="180"/>
+      </w:pPr>
+    </w:lvl>
+  </w:abstractNum>
+  <w:abstractNum w:abstractNumId="10" w15:restartNumberingAfterBreak="0">
+    <w:nsid w:val="7341618B"/>
+    <w:multiLevelType w:val="hybridMultilevel"/>
+    <w:tmpl w:val="7F623EC4"/>
+    <w:lvl w:ilvl="0" w:tplc="EF867BF8">
+      <w:start w:val="1"/>
+      <w:numFmt w:val="lowerLetter"/>
+      <w:lvlText w:val="%1)"/>
+      <w:lvlJc w:val="left"/>
+      <w:pPr>
+        <w:ind w:left="720" w:hanging="360"/>
+      </w:pPr>
+      <w:rPr>
+        <w:rFonts w:eastAsiaTheme="minorHAnsi" w:hint="default"/>
+      </w:rPr>
+    </w:lvl>
+    <w:lvl w:ilvl="1" w:tplc="2C0A0019" w:tentative="1">
+      <w:start w:val="1"/>
+      <w:numFmt w:val="lowerLetter"/>
+      <w:lvlText w:val="%2."/>
+      <w:lvlJc w:val="left"/>
+      <w:pPr>
+        <w:ind w:left="1440" w:hanging="360"/>
+      </w:pPr>
+    </w:lvl>
+    <w:lvl w:ilvl="2" w:tplc="2C0A001B" w:tentative="1">
+      <w:start w:val="1"/>
+      <w:numFmt w:val="lowerRoman"/>
+      <w:lvlText w:val="%3."/>
+      <w:lvlJc w:val="right"/>
+      <w:pPr>
+        <w:ind w:left="2160" w:hanging="180"/>
+      </w:pPr>
+    </w:lvl>
+    <w:lvl w:ilvl="3" w:tplc="2C0A000F" w:tentative="1">
+      <w:start w:val="1"/>
+      <w:numFmt w:val="decimal"/>
+      <w:lvlText w:val="%4."/>
+      <w:lvlJc w:val="left"/>
+      <w:pPr>
+        <w:ind w:left="2880" w:hanging="360"/>
+      </w:pPr>
+    </w:lvl>
+    <w:lvl w:ilvl="4" w:tplc="2C0A0019" w:tentative="1">
+      <w:start w:val="1"/>
+      <w:numFmt w:val="lowerLetter"/>
+      <w:lvlText w:val="%5."/>
+      <w:lvlJc w:val="left"/>
+      <w:pPr>
+        <w:ind w:left="3600" w:hanging="360"/>
+      </w:pPr>
+    </w:lvl>
+    <w:lvl w:ilvl="5" w:tplc="2C0A001B" w:tentative="1">
+      <w:start w:val="1"/>
+      <w:numFmt w:val="lowerRoman"/>
+      <w:lvlText w:val="%6."/>
+      <w:lvlJc w:val="right"/>
+      <w:pPr>
+        <w:ind w:left="4320" w:hanging="180"/>
+      </w:pPr>
+    </w:lvl>
+    <w:lvl w:ilvl="6" w:tplc="2C0A000F" w:tentative="1">
+      <w:start w:val="1"/>
+      <w:numFmt w:val="decimal"/>
+      <w:lvlText w:val="%7."/>
+      <w:lvlJc w:val="left"/>
+      <w:pPr>
+        <w:ind w:left="5040" w:hanging="360"/>
+      </w:pPr>
+    </w:lvl>
+    <w:lvl w:ilvl="7" w:tplc="2C0A0019" w:tentative="1">
+      <w:start w:val="1"/>
+      <w:numFmt w:val="lowerLetter"/>
+      <w:lvlText w:val="%8."/>
+      <w:lvlJc w:val="left"/>
+      <w:pPr>
+        <w:ind w:left="5760" w:hanging="360"/>
+      </w:pPr>
+    </w:lvl>
+    <w:lvl w:ilvl="8" w:tplc="2C0A001B" w:tentative="1">
+      <w:start w:val="1"/>
+      <w:numFmt w:val="lowerRoman"/>
+      <w:lvlText w:val="%9."/>
+      <w:lvlJc w:val="right"/>
+      <w:pPr>
+        <w:ind w:left="6480" w:hanging="180"/>
+      </w:pPr>
+    </w:lvl>
+  </w:abstractNum>
+  <w:abstractNum w:abstractNumId="11" w15:restartNumberingAfterBreak="0">
+    <w:nsid w:val="78A76BE8"/>
+    <w:multiLevelType w:val="hybridMultilevel"/>
+    <w:tmpl w:val="F7EA652E"/>
+    <w:lvl w:ilvl="0" w:tplc="3724B90E">
+      <w:start w:val="1"/>
+      <w:numFmt w:val="lowerLetter"/>
+      <w:lvlText w:val="%1)"/>
+      <w:lvlJc w:val="left"/>
+      <w:pPr>
+        <w:ind w:left="720" w:hanging="360"/>
+      </w:pPr>
+      <w:rPr>
+        <w:rFonts w:eastAsiaTheme="minorHAnsi" w:hint="default"/>
       </w:rPr>
     </w:lvl>
     <w:lvl w:ilvl="1" w:tplc="2C0A0019" w:tentative="1">
@@ -3742,22 +7957,43 @@
     <w:abstractNumId w:val="0"/>
   </w:num>
   <w:num w:numId="2" w16cid:durableId="1141964931">
+    <w:abstractNumId w:val="3"/>
+  </w:num>
+  <w:num w:numId="3" w16cid:durableId="1851288222">
+    <w:abstractNumId w:val="9"/>
+  </w:num>
+  <w:num w:numId="4" w16cid:durableId="149906470">
+    <w:abstractNumId w:val="6"/>
+  </w:num>
+  <w:num w:numId="5" w16cid:durableId="1497917515">
+    <w:abstractNumId w:val="5"/>
+  </w:num>
+  <w:num w:numId="6" w16cid:durableId="1754472547">
+    <w:abstractNumId w:val="2"/>
+  </w:num>
+  <w:num w:numId="7" w16cid:durableId="1660691804">
+    <w:abstractNumId w:val="8"/>
+  </w:num>
+  <w:num w:numId="8" w16cid:durableId="2056272177">
     <w:abstractNumId w:val="1"/>
   </w:num>
-  <w:num w:numId="3" w16cid:durableId="1851288222">
+  <w:num w:numId="9" w16cid:durableId="582761651">
+    <w:abstractNumId w:val="7"/>
+  </w:num>
+  <w:num w:numId="10" w16cid:durableId="682130112">
     <w:abstractNumId w:val="4"/>
   </w:num>
-  <w:num w:numId="4" w16cid:durableId="149906470">
-    <w:abstractNumId w:val="3"/>
+  <w:num w:numId="11" w16cid:durableId="1437477484">
+    <w:abstractNumId w:val="11"/>
   </w:num>
-  <w:num w:numId="5" w16cid:durableId="1497917515">
-    <w:abstractNumId w:val="2"/>
+  <w:num w:numId="12" w16cid:durableId="2129003132">
+    <w:abstractNumId w:val="10"/>
   </w:num>
 </w:numbering>
 </file>
 
 <file path=word/styles.xml><?xml version="1.0" encoding="utf-8"?>
-<w:styles xmlns:mc="http://schemas.openxmlformats.org/markup-compatibility/2006" xmlns:r="http://schemas.openxmlformats.org/officeDocument/2006/relationships" xmlns:w="http://schemas.openxmlformats.org/wordprocessingml/2006/main" xmlns:w14="http://schemas.microsoft.com/office/word/2010/wordml" xmlns:w15="http://schemas.microsoft.com/office/word/2012/wordml" xmlns:w16cex="http://schemas.microsoft.com/office/word/2018/wordml/cex" xmlns:w16cid="http://schemas.microsoft.com/office/word/2016/wordml/cid" xmlns:w16="http://schemas.microsoft.com/office/word/2018/wordml" xmlns:w16du="http://schemas.microsoft.com/office/word/2023/wordml/word16du" xmlns:w16sdtdh="http://schemas.microsoft.com/office/word/2020/wordml/sdtdatahash" xmlns:w16sdtfl="http://schemas.microsoft.com/office/word/2024/wordml/sdtformatlock" xmlns:w16se="http://schemas.microsoft.com/office/word/2015/wordml/symex" mc:Ignorable="w14 w15 w16se w16cid w16 w16cex w16sdtdh w16sdtfl w16du">
+<w:styles xmlns:mc="http://schemas.openxmlformats.org/markup-compatibility/2006" xmlns:r="http://schemas.openxmlformats.org/officeDocument/2006/relationships" xmlns:w="http://schemas.openxmlformats.org/wordprocessingml/2006/main" xmlns:w14="http://schemas.microsoft.com/office/word/2010/wordml" xmlns:w15="http://schemas.microsoft.com/office/word/2012/wordml" xmlns:w16cex="http://schemas.microsoft.com/office/word/2018/wordml/cex" xmlns:w16cid="http://schemas.microsoft.com/office/word/2016/wordml/cid" xmlns:w16="http://schemas.microsoft.com/office/word/2018/wordml" xmlns:w16sdtdh="http://schemas.microsoft.com/office/word/2020/wordml/sdtdatahash" xmlns:w16se="http://schemas.microsoft.com/office/word/2015/wordml/symex" mc:Ignorable="w14 w15 w16se w16cid w16 w16cex w16sdtdh">
   <w:docDefaults>
     <w:rPrDefault>
       <w:rPr>
@@ -4157,11 +8393,11 @@
     <w:name w:val="Normal"/>
     <w:qFormat/>
   </w:style>
-  <w:style w:type="paragraph" w:styleId="Heading1">
+  <w:style w:type="paragraph" w:styleId="Ttulo1">
     <w:name w:val="heading 1"/>
     <w:basedOn w:val="Normal"/>
     <w:next w:val="Normal"/>
-    <w:link w:val="Heading1Char"/>
+    <w:link w:val="Ttulo1Car"/>
     <w:uiPriority w:val="9"/>
     <w:qFormat/>
     <w:rsid w:val="0016686D"/>
@@ -4178,11 +8414,11 @@
       <w:szCs w:val="40"/>
     </w:rPr>
   </w:style>
-  <w:style w:type="paragraph" w:styleId="Heading2">
+  <w:style w:type="paragraph" w:styleId="Ttulo2">
     <w:name w:val="heading 2"/>
     <w:basedOn w:val="Normal"/>
     <w:next w:val="Normal"/>
-    <w:link w:val="Heading2Char"/>
+    <w:link w:val="Ttulo2Car"/>
     <w:uiPriority w:val="9"/>
     <w:semiHidden/>
     <w:unhideWhenUsed/>
@@ -4201,11 +8437,11 @@
       <w:szCs w:val="32"/>
     </w:rPr>
   </w:style>
-  <w:style w:type="paragraph" w:styleId="Heading3">
+  <w:style w:type="paragraph" w:styleId="Ttulo3">
     <w:name w:val="heading 3"/>
     <w:basedOn w:val="Normal"/>
     <w:next w:val="Normal"/>
-    <w:link w:val="Heading3Char"/>
+    <w:link w:val="Ttulo3Car"/>
     <w:uiPriority w:val="9"/>
     <w:semiHidden/>
     <w:unhideWhenUsed/>
@@ -4224,11 +8460,11 @@
       <w:szCs w:val="28"/>
     </w:rPr>
   </w:style>
-  <w:style w:type="paragraph" w:styleId="Heading4">
+  <w:style w:type="paragraph" w:styleId="Ttulo4">
     <w:name w:val="heading 4"/>
     <w:basedOn w:val="Normal"/>
     <w:next w:val="Normal"/>
-    <w:link w:val="Heading4Char"/>
+    <w:link w:val="Ttulo4Car"/>
     <w:uiPriority w:val="9"/>
     <w:semiHidden/>
     <w:unhideWhenUsed/>
@@ -4247,11 +8483,11 @@
       <w:color w:val="0F4761" w:themeColor="accent1" w:themeShade="BF"/>
     </w:rPr>
   </w:style>
-  <w:style w:type="paragraph" w:styleId="Heading5">
+  <w:style w:type="paragraph" w:styleId="Ttulo5">
     <w:name w:val="heading 5"/>
     <w:basedOn w:val="Normal"/>
     <w:next w:val="Normal"/>
-    <w:link w:val="Heading5Char"/>
+    <w:link w:val="Ttulo5Car"/>
     <w:uiPriority w:val="9"/>
     <w:semiHidden/>
     <w:unhideWhenUsed/>
@@ -4268,11 +8504,11 @@
       <w:color w:val="0F4761" w:themeColor="accent1" w:themeShade="BF"/>
     </w:rPr>
   </w:style>
-  <w:style w:type="paragraph" w:styleId="Heading6">
+  <w:style w:type="paragraph" w:styleId="Ttulo6">
     <w:name w:val="heading 6"/>
     <w:basedOn w:val="Normal"/>
     <w:next w:val="Normal"/>
-    <w:link w:val="Heading6Char"/>
+    <w:link w:val="Ttulo6Car"/>
     <w:uiPriority w:val="9"/>
     <w:semiHidden/>
     <w:unhideWhenUsed/>
@@ -4291,11 +8527,11 @@
       <w:color w:val="595959" w:themeColor="text1" w:themeTint="A6"/>
     </w:rPr>
   </w:style>
-  <w:style w:type="paragraph" w:styleId="Heading7">
+  <w:style w:type="paragraph" w:styleId="Ttulo7">
     <w:name w:val="heading 7"/>
     <w:basedOn w:val="Normal"/>
     <w:next w:val="Normal"/>
-    <w:link w:val="Heading7Char"/>
+    <w:link w:val="Ttulo7Car"/>
     <w:uiPriority w:val="9"/>
     <w:semiHidden/>
     <w:unhideWhenUsed/>
@@ -4312,11 +8548,11 @@
       <w:color w:val="595959" w:themeColor="text1" w:themeTint="A6"/>
     </w:rPr>
   </w:style>
-  <w:style w:type="paragraph" w:styleId="Heading8">
+  <w:style w:type="paragraph" w:styleId="Ttulo8">
     <w:name w:val="heading 8"/>
     <w:basedOn w:val="Normal"/>
     <w:next w:val="Normal"/>
-    <w:link w:val="Heading8Char"/>
+    <w:link w:val="Ttulo8Car"/>
     <w:uiPriority w:val="9"/>
     <w:semiHidden/>
     <w:unhideWhenUsed/>
@@ -4335,11 +8571,11 @@
       <w:color w:val="272727" w:themeColor="text1" w:themeTint="D8"/>
     </w:rPr>
   </w:style>
-  <w:style w:type="paragraph" w:styleId="Heading9">
+  <w:style w:type="paragraph" w:styleId="Ttulo9">
     <w:name w:val="heading 9"/>
     <w:basedOn w:val="Normal"/>
     <w:next w:val="Normal"/>
-    <w:link w:val="Heading9Char"/>
+    <w:link w:val="Ttulo9Car"/>
     <w:uiPriority w:val="9"/>
     <w:semiHidden/>
     <w:unhideWhenUsed/>
@@ -4356,13 +8592,13 @@
       <w:color w:val="272727" w:themeColor="text1" w:themeTint="D8"/>
     </w:rPr>
   </w:style>
-  <w:style w:type="character" w:default="1" w:styleId="DefaultParagraphFont">
+  <w:style w:type="character" w:default="1" w:styleId="Fuentedeprrafopredeter">
     <w:name w:val="Default Paragraph Font"/>
     <w:uiPriority w:val="1"/>
     <w:semiHidden/>
     <w:unhideWhenUsed/>
   </w:style>
-  <w:style w:type="table" w:default="1" w:styleId="TableNormal">
+  <w:style w:type="table" w:default="1" w:styleId="Tablanormal">
     <w:name w:val="Normal Table"/>
     <w:uiPriority w:val="99"/>
     <w:semiHidden/>
@@ -4377,16 +8613,16 @@
       </w:tblCellMar>
     </w:tblPr>
   </w:style>
-  <w:style w:type="numbering" w:default="1" w:styleId="NoList">
+  <w:style w:type="numbering" w:default="1" w:styleId="Sinlista">
     <w:name w:val="No List"/>
     <w:uiPriority w:val="99"/>
     <w:semiHidden/>
     <w:unhideWhenUsed/>
   </w:style>
-  <w:style w:type="character" w:customStyle="1" w:styleId="Heading1Char">
-    <w:name w:val="Heading 1 Char"/>
-    <w:basedOn w:val="DefaultParagraphFont"/>
-    <w:link w:val="Heading1"/>
+  <w:style w:type="character" w:customStyle="1" w:styleId="Ttulo1Car">
+    <w:name w:val="Título 1 Car"/>
+    <w:basedOn w:val="Fuentedeprrafopredeter"/>
+    <w:link w:val="Ttulo1"/>
     <w:uiPriority w:val="9"/>
     <w:rsid w:val="0016686D"/>
     <w:rPr>
@@ -4396,10 +8632,10 @@
       <w:szCs w:val="40"/>
     </w:rPr>
   </w:style>
-  <w:style w:type="character" w:customStyle="1" w:styleId="Heading2Char">
-    <w:name w:val="Heading 2 Char"/>
-    <w:basedOn w:val="DefaultParagraphFont"/>
-    <w:link w:val="Heading2"/>
+  <w:style w:type="character" w:customStyle="1" w:styleId="Ttulo2Car">
+    <w:name w:val="Título 2 Car"/>
+    <w:basedOn w:val="Fuentedeprrafopredeter"/>
+    <w:link w:val="Ttulo2"/>
     <w:uiPriority w:val="9"/>
     <w:semiHidden/>
     <w:rsid w:val="0016686D"/>
@@ -4410,10 +8646,10 @@
       <w:szCs w:val="32"/>
     </w:rPr>
   </w:style>
-  <w:style w:type="character" w:customStyle="1" w:styleId="Heading3Char">
-    <w:name w:val="Heading 3 Char"/>
-    <w:basedOn w:val="DefaultParagraphFont"/>
-    <w:link w:val="Heading3"/>
+  <w:style w:type="character" w:customStyle="1" w:styleId="Ttulo3Car">
+    <w:name w:val="Título 3 Car"/>
+    <w:basedOn w:val="Fuentedeprrafopredeter"/>
+    <w:link w:val="Ttulo3"/>
     <w:uiPriority w:val="9"/>
     <w:semiHidden/>
     <w:rsid w:val="0016686D"/>
@@ -4424,10 +8660,10 @@
       <w:szCs w:val="28"/>
     </w:rPr>
   </w:style>
-  <w:style w:type="character" w:customStyle="1" w:styleId="Heading4Char">
-    <w:name w:val="Heading 4 Char"/>
-    <w:basedOn w:val="DefaultParagraphFont"/>
-    <w:link w:val="Heading4"/>
+  <w:style w:type="character" w:customStyle="1" w:styleId="Ttulo4Car">
+    <w:name w:val="Título 4 Car"/>
+    <w:basedOn w:val="Fuentedeprrafopredeter"/>
+    <w:link w:val="Ttulo4"/>
     <w:uiPriority w:val="9"/>
     <w:semiHidden/>
     <w:rsid w:val="0016686D"/>
@@ -4438,10 +8674,10 @@
       <w:color w:val="0F4761" w:themeColor="accent1" w:themeShade="BF"/>
     </w:rPr>
   </w:style>
-  <w:style w:type="character" w:customStyle="1" w:styleId="Heading5Char">
-    <w:name w:val="Heading 5 Char"/>
-    <w:basedOn w:val="DefaultParagraphFont"/>
-    <w:link w:val="Heading5"/>
+  <w:style w:type="character" w:customStyle="1" w:styleId="Ttulo5Car">
+    <w:name w:val="Título 5 Car"/>
+    <w:basedOn w:val="Fuentedeprrafopredeter"/>
+    <w:link w:val="Ttulo5"/>
     <w:uiPriority w:val="9"/>
     <w:semiHidden/>
     <w:rsid w:val="0016686D"/>
@@ -4450,10 +8686,10 @@
       <w:color w:val="0F4761" w:themeColor="accent1" w:themeShade="BF"/>
     </w:rPr>
   </w:style>
-  <w:style w:type="character" w:customStyle="1" w:styleId="Heading6Char">
-    <w:name w:val="Heading 6 Char"/>
-    <w:basedOn w:val="DefaultParagraphFont"/>
-    <w:link w:val="Heading6"/>
+  <w:style w:type="character" w:customStyle="1" w:styleId="Ttulo6Car">
+    <w:name w:val="Título 6 Car"/>
+    <w:basedOn w:val="Fuentedeprrafopredeter"/>
+    <w:link w:val="Ttulo6"/>
     <w:uiPriority w:val="9"/>
     <w:semiHidden/>
     <w:rsid w:val="0016686D"/>
@@ -4464,10 +8700,10 @@
       <w:color w:val="595959" w:themeColor="text1" w:themeTint="A6"/>
     </w:rPr>
   </w:style>
-  <w:style w:type="character" w:customStyle="1" w:styleId="Heading7Char">
-    <w:name w:val="Heading 7 Char"/>
-    <w:basedOn w:val="DefaultParagraphFont"/>
-    <w:link w:val="Heading7"/>
+  <w:style w:type="character" w:customStyle="1" w:styleId="Ttulo7Car">
+    <w:name w:val="Título 7 Car"/>
+    <w:basedOn w:val="Fuentedeprrafopredeter"/>
+    <w:link w:val="Ttulo7"/>
     <w:uiPriority w:val="9"/>
     <w:semiHidden/>
     <w:rsid w:val="0016686D"/>
@@ -4476,10 +8712,10 @@
       <w:color w:val="595959" w:themeColor="text1" w:themeTint="A6"/>
     </w:rPr>
   </w:style>
-  <w:style w:type="character" w:customStyle="1" w:styleId="Heading8Char">
-    <w:name w:val="Heading 8 Char"/>
-    <w:basedOn w:val="DefaultParagraphFont"/>
-    <w:link w:val="Heading8"/>
+  <w:style w:type="character" w:customStyle="1" w:styleId="Ttulo8Car">
+    <w:name w:val="Título 8 Car"/>
+    <w:basedOn w:val="Fuentedeprrafopredeter"/>
+    <w:link w:val="Ttulo8"/>
     <w:uiPriority w:val="9"/>
     <w:semiHidden/>
     <w:rsid w:val="0016686D"/>
@@ -4490,10 +8726,10 @@
       <w:color w:val="272727" w:themeColor="text1" w:themeTint="D8"/>
     </w:rPr>
   </w:style>
-  <w:style w:type="character" w:customStyle="1" w:styleId="Heading9Char">
-    <w:name w:val="Heading 9 Char"/>
-    <w:basedOn w:val="DefaultParagraphFont"/>
-    <w:link w:val="Heading9"/>
+  <w:style w:type="character" w:customStyle="1" w:styleId="Ttulo9Car">
+    <w:name w:val="Título 9 Car"/>
+    <w:basedOn w:val="Fuentedeprrafopredeter"/>
+    <w:link w:val="Ttulo9"/>
     <w:uiPriority w:val="9"/>
     <w:semiHidden/>
     <w:rsid w:val="0016686D"/>
@@ -4502,11 +8738,11 @@
       <w:color w:val="272727" w:themeColor="text1" w:themeTint="D8"/>
     </w:rPr>
   </w:style>
-  <w:style w:type="paragraph" w:styleId="Title">
+  <w:style w:type="paragraph" w:styleId="Ttulo">
     <w:name w:val="Title"/>
     <w:basedOn w:val="Normal"/>
     <w:next w:val="Normal"/>
-    <w:link w:val="TitleChar"/>
+    <w:link w:val="TtuloCar"/>
     <w:uiPriority w:val="10"/>
     <w:qFormat/>
     <w:rsid w:val="0016686D"/>
@@ -4522,10 +8758,10 @@
       <w:szCs w:val="56"/>
     </w:rPr>
   </w:style>
-  <w:style w:type="character" w:customStyle="1" w:styleId="TitleChar">
-    <w:name w:val="Title Char"/>
-    <w:basedOn w:val="DefaultParagraphFont"/>
-    <w:link w:val="Title"/>
+  <w:style w:type="character" w:customStyle="1" w:styleId="TtuloCar">
+    <w:name w:val="Título Car"/>
+    <w:basedOn w:val="Fuentedeprrafopredeter"/>
+    <w:link w:val="Ttulo"/>
     <w:uiPriority w:val="10"/>
     <w:rsid w:val="0016686D"/>
     <w:rPr>
@@ -4536,11 +8772,11 @@
       <w:szCs w:val="56"/>
     </w:rPr>
   </w:style>
-  <w:style w:type="paragraph" w:styleId="Subtitle">
+  <w:style w:type="paragraph" w:styleId="Subttulo">
     <w:name w:val="Subtitle"/>
     <w:basedOn w:val="Normal"/>
     <w:next w:val="Normal"/>
-    <w:link w:val="SubtitleChar"/>
+    <w:link w:val="SubttuloCar"/>
     <w:uiPriority w:val="11"/>
     <w:qFormat/>
     <w:rsid w:val="0016686D"/>
@@ -4557,10 +8793,10 @@
       <w:szCs w:val="28"/>
     </w:rPr>
   </w:style>
-  <w:style w:type="character" w:customStyle="1" w:styleId="SubtitleChar">
-    <w:name w:val="Subtitle Char"/>
-    <w:basedOn w:val="DefaultParagraphFont"/>
-    <w:link w:val="Subtitle"/>
+  <w:style w:type="character" w:customStyle="1" w:styleId="SubttuloCar">
+    <w:name w:val="Subtítulo Car"/>
+    <w:basedOn w:val="Fuentedeprrafopredeter"/>
+    <w:link w:val="Subttulo"/>
     <w:uiPriority w:val="11"/>
     <w:rsid w:val="0016686D"/>
     <w:rPr>
@@ -4571,11 +8807,11 @@
       <w:szCs w:val="28"/>
     </w:rPr>
   </w:style>
-  <w:style w:type="paragraph" w:styleId="Quote">
+  <w:style w:type="paragraph" w:styleId="Cita">
     <w:name w:val="Quote"/>
     <w:basedOn w:val="Normal"/>
     <w:next w:val="Normal"/>
-    <w:link w:val="QuoteChar"/>
+    <w:link w:val="CitaCar"/>
     <w:uiPriority w:val="29"/>
     <w:qFormat/>
     <w:rsid w:val="0016686D"/>
@@ -4589,10 +8825,10 @@
       <w:color w:val="404040" w:themeColor="text1" w:themeTint="BF"/>
     </w:rPr>
   </w:style>
-  <w:style w:type="character" w:customStyle="1" w:styleId="QuoteChar">
-    <w:name w:val="Quote Char"/>
-    <w:basedOn w:val="DefaultParagraphFont"/>
-    <w:link w:val="Quote"/>
+  <w:style w:type="character" w:customStyle="1" w:styleId="CitaCar">
+    <w:name w:val="Cita Car"/>
+    <w:basedOn w:val="Fuentedeprrafopredeter"/>
+    <w:link w:val="Cita"/>
     <w:uiPriority w:val="29"/>
     <w:rsid w:val="0016686D"/>
     <w:rPr>
@@ -4601,7 +8837,7 @@
       <w:color w:val="404040" w:themeColor="text1" w:themeTint="BF"/>
     </w:rPr>
   </w:style>
-  <w:style w:type="paragraph" w:styleId="ListParagraph">
+  <w:style w:type="paragraph" w:styleId="Prrafodelista">
     <w:name w:val="List Paragraph"/>
     <w:basedOn w:val="Normal"/>
     <w:uiPriority w:val="34"/>
@@ -4612,9 +8848,9 @@
       <w:contextualSpacing/>
     </w:pPr>
   </w:style>
-  <w:style w:type="character" w:styleId="IntenseEmphasis">
+  <w:style w:type="character" w:styleId="nfasisintenso">
     <w:name w:val="Intense Emphasis"/>
-    <w:basedOn w:val="DefaultParagraphFont"/>
+    <w:basedOn w:val="Fuentedeprrafopredeter"/>
     <w:uiPriority w:val="21"/>
     <w:qFormat/>
     <w:rsid w:val="0016686D"/>
@@ -4624,11 +8860,11 @@
       <w:color w:val="0F4761" w:themeColor="accent1" w:themeShade="BF"/>
     </w:rPr>
   </w:style>
-  <w:style w:type="paragraph" w:styleId="IntenseQuote">
+  <w:style w:type="paragraph" w:styleId="Citadestacada">
     <w:name w:val="Intense Quote"/>
     <w:basedOn w:val="Normal"/>
     <w:next w:val="Normal"/>
-    <w:link w:val="IntenseQuoteChar"/>
+    <w:link w:val="CitadestacadaCar"/>
     <w:uiPriority w:val="30"/>
     <w:qFormat/>
     <w:rsid w:val="0016686D"/>
@@ -4647,10 +8883,10 @@
       <w:color w:val="0F4761" w:themeColor="accent1" w:themeShade="BF"/>
     </w:rPr>
   </w:style>
-  <w:style w:type="character" w:customStyle="1" w:styleId="IntenseQuoteChar">
-    <w:name w:val="Intense Quote Char"/>
-    <w:basedOn w:val="DefaultParagraphFont"/>
-    <w:link w:val="IntenseQuote"/>
+  <w:style w:type="character" w:customStyle="1" w:styleId="CitadestacadaCar">
+    <w:name w:val="Cita destacada Car"/>
+    <w:basedOn w:val="Fuentedeprrafopredeter"/>
+    <w:link w:val="Citadestacada"/>
     <w:uiPriority w:val="30"/>
     <w:rsid w:val="0016686D"/>
     <w:rPr>
@@ -4659,9 +8895,9 @@
       <w:color w:val="0F4761" w:themeColor="accent1" w:themeShade="BF"/>
     </w:rPr>
   </w:style>
-  <w:style w:type="character" w:styleId="IntenseReference">
+  <w:style w:type="character" w:styleId="Referenciaintensa">
     <w:name w:val="Intense Reference"/>
-    <w:basedOn w:val="DefaultParagraphFont"/>
+    <w:basedOn w:val="Fuentedeprrafopredeter"/>
     <w:uiPriority w:val="32"/>
     <w:qFormat/>
     <w:rsid w:val="0016686D"/>
@@ -4673,10 +8909,10 @@
       <w:spacing w:val="5"/>
     </w:rPr>
   </w:style>
-  <w:style w:type="paragraph" w:styleId="EndnoteText">
+  <w:style w:type="paragraph" w:styleId="Textonotaalfinal">
     <w:name w:val="endnote text"/>
     <w:basedOn w:val="Normal"/>
-    <w:link w:val="EndnoteTextChar"/>
+    <w:link w:val="TextonotaalfinalCar"/>
     <w:uiPriority w:val="99"/>
     <w:semiHidden/>
     <w:unhideWhenUsed/>
@@ -4689,10 +8925,10 @@
       <w:szCs w:val="20"/>
     </w:rPr>
   </w:style>
-  <w:style w:type="character" w:customStyle="1" w:styleId="EndnoteTextChar">
-    <w:name w:val="Endnote Text Char"/>
-    <w:basedOn w:val="DefaultParagraphFont"/>
-    <w:link w:val="EndnoteText"/>
+  <w:style w:type="character" w:customStyle="1" w:styleId="TextonotaalfinalCar">
+    <w:name w:val="Texto nota al final Car"/>
+    <w:basedOn w:val="Fuentedeprrafopredeter"/>
+    <w:link w:val="Textonotaalfinal"/>
     <w:uiPriority w:val="99"/>
     <w:semiHidden/>
     <w:rsid w:val="008C6552"/>
@@ -4701,9 +8937,9 @@
       <w:szCs w:val="20"/>
     </w:rPr>
   </w:style>
-  <w:style w:type="character" w:styleId="EndnoteReference">
+  <w:style w:type="character" w:styleId="Refdenotaalfinal">
     <w:name w:val="endnote reference"/>
-    <w:basedOn w:val="DefaultParagraphFont"/>
+    <w:basedOn w:val="Fuentedeprrafopredeter"/>
     <w:uiPriority w:val="99"/>
     <w:semiHidden/>
     <w:unhideWhenUsed/>
@@ -4712,9 +8948,9 @@
       <w:vertAlign w:val="superscript"/>
     </w:rPr>
   </w:style>
-  <w:style w:type="character" w:styleId="PlaceholderText">
+  <w:style w:type="character" w:styleId="Textodelmarcadordeposicin">
     <w:name w:val="Placeholder Text"/>
-    <w:basedOn w:val="DefaultParagraphFont"/>
+    <w:basedOn w:val="Fuentedeprrafopredeter"/>
     <w:uiPriority w:val="99"/>
     <w:semiHidden/>
     <w:rsid w:val="005A4732"/>
@@ -4806,8 +9042,8 @@
   </inkml:definitions>
   <inkml:trace contextRef="#ctx0" brushRef="#br0">4330 749 5250,'0'0'2281,"-2"0"-2024,-9 9-53,0 0 0,0 0 0,1 1 1,0 1-1,-13 17 0,-1 1-58,-144 182 346,98-117-783,-103 104-1,172-198 310,-30 26-1227,18-27-251,7-19-101,5-30 27,1-26-331</inkml:trace>
   <inkml:trace contextRef="#ctx0" brushRef="#br0" timeOffset="269.58">4302 274 6259,'0'0'2086,"-27"35"-1947,22-29-121,-232 275 1055,114-157-880,-170 181-95,269-280-88,-12 16-10,-2-2 0,-48 39 1,83-76-18,0 1 0,0-1 1,0 0-1,0 0 1,0-1-1,0 1 1,0 0-1,-1-1 1,1 0-1,0 0 1,-1 0-1,1 0 0,-1-1 1,-5 1-1,8-1-13,0 0 0,1 0 0,-1 0 0,1-1-1,-1 1 1,1 0 0,-1 0 0,0 0 0,1-1 0,-1 1-1,1 0 1,-1-1 0,1 1 0,-1 0 0,1-1-1,0 1 1,-1-1 0,1 1 0,-1-1 0,1 1 0,0-1-1,-1 1 1,1-1 0,0 1 0,0-1 0,-1 1-1,1-1 1,0 1 0,0-1 0,0 0 0,0 1-1,0-1 1,0 0 0,-1-26-560,2 16 246,-1-17-176,1 1 0,2 0 0,1 0 0,0 1 0,2-1 0,2 1 0,0 0 0,17-35 0,33-47-2116</inkml:trace>
-  <inkml:trace contextRef="#ctx0" brushRef="#br0" timeOffset="516.31">3944 277 6259,'0'0'1795,"-19"23"-1645,-266 301 1461,-166 187-963,438-495-667,10-12 0,0 1 1,0-1-1,0 0 1,-1-1 0,1 1-1,-1-1 1,0 1 0,0-1-1,0 0 1,0-1-1,-1 1 1,-8 3 0,11-11-609,3-22 174,2 1 1,0 0-1,2-1 1,1 2-1,1-1 1,1 1-1,1 0 1,1 0-1,25-41 1,32-50-1624</inkml:trace>
-  <inkml:trace contextRef="#ctx0" brushRef="#br0" timeOffset="653.92">3724 169 6195,'0'0'1729,"-92"153"-1537,11-45 912,-6 10-383,-5 3-273,-3-8-112,0-5-144,17-10-192,5-12 16,15-18-16,10-23 32,15-20-32,10-20-240,15-5-480,8-35-1153,0-35 464,14-23-960</inkml:trace>
+  <inkml:trace contextRef="#ctx0" brushRef="#br0" timeOffset="516.29">3944 277 6259,'0'0'1795,"-19"23"-1645,-266 301 1461,-166 187-963,438-495-667,10-12 0,0 1 1,0-1-1,0 0 1,-1-1 0,1 1-1,-1-1 1,0 1 0,0-1-1,0 0 1,0-1-1,-1 1 1,-8 3 0,11-11-609,3-22 174,2 1 1,0 0-1,2-1 1,1 2-1,1-1 1,1 1-1,1 0 1,1 0-1,25-41 1,32-50-1624</inkml:trace>
+  <inkml:trace contextRef="#ctx0" brushRef="#br0" timeOffset="653.91">3724 169 6195,'0'0'1729,"-92"153"-1537,11-45 912,-6 10-383,-5 3-273,-3-8-112,0-5-144,17-10-192,5-12 16,15-18-16,10-23 32,15-20-32,10-20-240,15-5-480,8-35-1153,0-35 464,14-23-960</inkml:trace>
   <inkml:trace contextRef="#ctx0" brushRef="#br0" timeOffset="869.47">3419 122 6483,'0'0'944,"-81"154"-848,0-31 305,-12 5 239,1 3 544,0-13-799,11-12-49,8-8-240,15-20-80,4-18-16,18-22 0,8-18-16,9-20-288,5-2-561,11-49-687,3-27 207,14-22-2385</inkml:trace>
   <inkml:trace contextRef="#ctx0" brushRef="#br0" timeOffset="1083.31">3126 108 7732,'0'0'864,"-117"219"-416,30-88-96,-2-3 353,5-15-81,3-12-160,8-11-224,9-17-224,11-17-16,17-19-16,8-19 0,11-18-128,11-8-448,6-42-945,0-28 305,31-25-289,19-15-880</inkml:trace>
   <inkml:trace contextRef="#ctx0" brushRef="#br0" timeOffset="1302.58">2936 0 6579,'-10'25'1441,"-19"41"-774,-70 113 0,-389 487 1723,452-621-2353,25-29-50,-1-1 0,0 0 0,-1-1 0,0 0 0,-1-1 0,0-1 0,-18 12 0,21-21-240,6-19-579,7-23-80,0-1 1,3 1-1,1-1 1,2 1-1,2 1 1,1 0 0,26-59-1,22-35-2388</inkml:trace>
@@ -4946,7 +9182,7 @@
   <inkml:trace contextRef="#ctx0" brushRef="#br0" timeOffset="668.47">2691 193 6291,'0'0'480,"-53"173"32,13-82 177,1-6 383,-3-7-720,3-5-288,3-7 16,14-19-80,5-17-208,0-22-256,6-8-769,2-20-623,9-33 719,0-17-2400</inkml:trace>
   <inkml:trace contextRef="#ctx0" brushRef="#br0" timeOffset="869">2351 276 5475,'0'0'768,"-59"151"-16,23-66-112,-9-2-239,0 0-97,1-8-304,2-7-80,11-12-48,6-16-16,5-17-209,9-23-527,5 0-577,6-48-2128</inkml:trace>
   <inkml:trace contextRef="#ctx0" brushRef="#br0" timeOffset="1076.7">1969 271 5298,'0'0'3922,"-25"138"-3281,2-60-337,-5-5 48,-2-13 32,2-2-208,0-8-176,0-7-16,8-15-64,4-13-240,10-15-224,0 0-321,4-25-1840,2-28 1520,0-20-3201</inkml:trace>
-  <inkml:trace contextRef="#ctx0" brushRef="#br0" timeOffset="1269.1">1647 356 6723,'0'0'2097,"-44"186"-1441,19-123-15,-3-3-193,-3-2-320,3-7-128,6-11-32,2-15-64,9-12-304,0-13-257,2-8-1023,1-42-994,5-21-2304</inkml:trace>
+  <inkml:trace contextRef="#ctx0" brushRef="#br0" timeOffset="1269.08">1647 356 6723,'0'0'2097,"-44"186"-1441,19-123-15,-3-3-193,-3-2-320,3-7-128,6-11-32,2-15-64,9-12-304,0-13-257,2-8-1023,1-42-994,5-21-2304</inkml:trace>
   <inkml:trace contextRef="#ctx0" brushRef="#br0" timeOffset="1498.5">1264 333 7587,'0'0'2802,"-39"156"-2754,16-108 416,1-5-176,-6 5-208,0-6-80,3 1 0,2-8-192,4-14-208,8-16-1921,-1-5 960,7-36-2641</inkml:trace>
   <inkml:trace contextRef="#ctx0" brushRef="#br0" timeOffset="1669.56">940 376 10037,'0'0'832,"-39"166"-512,14-121 16,-6 1-176,1-3-112,-4-11-48,6-12-672,9-17 400,-4-3-656,4-25-1089,-1-33-208,-2-20-657</inkml:trace>
   <inkml:trace contextRef="#ctx0" brushRef="#br0" timeOffset="1826.8">403 285 5939,'0'0'1857,"-64"176"-385,38-121-479,4-10-641,-3-9-288,5-11-32,1-18-32,5-7-496,0-7-993,6-41-544,5-15 368</inkml:trace>

--- a/Trabajo Práctico 2.docx
+++ b/Trabajo Práctico 2.docx
@@ -226,11 +226,19 @@
           <w:rFonts w:eastAsiaTheme="minorEastAsia"/>
         </w:rPr>
       </w:pPr>
+      <w:proofErr w:type="gramStart"/>
       <w:r>
         <w:rPr>
           <w:rFonts w:eastAsiaTheme="minorEastAsia"/>
         </w:rPr>
-        <w:t>Sino, por medio de cálculo simbólico podemos obtener la expresión general</w:t>
+        <w:t>Sino</w:t>
+      </w:r>
+      <w:proofErr w:type="gramEnd"/>
+      <w:r>
+        <w:rPr>
+          <w:rFonts w:eastAsiaTheme="minorEastAsia"/>
+        </w:rPr>
+        <w:t>, por medio de cálculo simbólico podemos obtener la expresión general</w:t>
       </w:r>
     </w:p>
     <w:p>
@@ -868,12 +876,12 @@
         <w:tab/>
       </w:r>
     </w:p>
+    <w:p/>
     <w:p>
       <w:r>
         <w:rPr>
           <w:noProof/>
         </w:rPr>
-        <w:lastRenderedPageBreak/>
         <w:drawing>
           <wp:anchor distT="0" distB="0" distL="114300" distR="114300" simplePos="0" relativeHeight="251762688" behindDoc="1" locked="0" layoutInCell="1" allowOverlap="1" wp14:anchorId="01B6BC5E" wp14:editId="26976A2F">
             <wp:simplePos x="0" y="0"/>
@@ -935,6 +943,63 @@
     </w:p>
     <w:p>
       <w:r>
+        <w:drawing>
+          <wp:anchor distT="0" distB="0" distL="114300" distR="114300" simplePos="0" relativeHeight="251785216" behindDoc="0" locked="0" layoutInCell="1" allowOverlap="1" wp14:anchorId="2AA4D83A" wp14:editId="264B0238">
+            <wp:simplePos x="0" y="0"/>
+            <wp:positionH relativeFrom="column">
+              <wp:posOffset>375920</wp:posOffset>
+            </wp:positionH>
+            <wp:positionV relativeFrom="paragraph">
+              <wp:posOffset>5080</wp:posOffset>
+            </wp:positionV>
+            <wp:extent cx="4601210" cy="733425"/>
+            <wp:effectExtent l="0" t="0" r="8890" b="9525"/>
+            <wp:wrapSquare wrapText="bothSides"/>
+            <wp:docPr id="21" name="Imagen 21"/>
+            <wp:cNvGraphicFramePr>
+              <a:graphicFrameLocks xmlns:a="http://schemas.openxmlformats.org/drawingml/2006/main" noChangeAspect="1"/>
+            </wp:cNvGraphicFramePr>
+            <a:graphic xmlns:a="http://schemas.openxmlformats.org/drawingml/2006/main">
+              <a:graphicData uri="http://schemas.openxmlformats.org/drawingml/2006/picture">
+                <pic:pic xmlns:pic="http://schemas.openxmlformats.org/drawingml/2006/picture">
+                  <pic:nvPicPr>
+                    <pic:cNvPr id="1" name=""/>
+                    <pic:cNvPicPr/>
+                  </pic:nvPicPr>
+                  <pic:blipFill>
+                    <a:blip r:embed="rId16">
+                      <a:extLst>
+                        <a:ext uri="{28A0092B-C50C-407E-A947-70E740481C1C}">
+                          <a14:useLocalDpi xmlns:a14="http://schemas.microsoft.com/office/drawing/2010/main" val="0"/>
+                        </a:ext>
+                      </a:extLst>
+                    </a:blip>
+                    <a:stretch>
+                      <a:fillRect/>
+                    </a:stretch>
+                  </pic:blipFill>
+                  <pic:spPr>
+                    <a:xfrm>
+                      <a:off x="0" y="0"/>
+                      <a:ext cx="4601210" cy="733425"/>
+                    </a:xfrm>
+                    <a:prstGeom prst="rect">
+                      <a:avLst/>
+                    </a:prstGeom>
+                  </pic:spPr>
+                </pic:pic>
+              </a:graphicData>
+            </a:graphic>
+            <wp14:sizeRelH relativeFrom="page">
+              <wp14:pctWidth>0</wp14:pctWidth>
+            </wp14:sizeRelH>
+            <wp14:sizeRelV relativeFrom="page">
+              <wp14:pctHeight>0</wp14:pctHeight>
+            </wp14:sizeRelV>
+          </wp:anchor>
+        </w:drawing>
+      </w:r>
+      <w:r>
         <w:t>a)</w:t>
       </w:r>
       <w:r>
@@ -943,21 +1008,242 @@
     </w:p>
     <w:p>
       <w:r>
+        <w:t xml:space="preserve"> </w:t>
+      </w:r>
+    </w:p>
+    <w:p/>
+    <w:p/>
+    <w:p>
+      <w:pPr>
+        <w:rPr>
+          <w:noProof/>
+        </w:rPr>
+      </w:pPr>
+      <w:r>
         <w:t>b)</w:t>
       </w:r>
       <w:r>
+        <w:rPr>
+          <w:noProof/>
+        </w:rPr>
         <w:t xml:space="preserve"> </w:t>
       </w:r>
-    </w:p>
-    <w:p>
-      <w:r>
+      <w:r>
+        <w:rPr>
+          <w:noProof/>
+        </w:rPr>
+        <w:t>Ya lo hice, daba que efectivamente crecia mucho</w:t>
+      </w:r>
+      <w:r>
+        <w:rPr>
+          <w:noProof/>
+        </w:rPr>
+        <w:t xml:space="preserve"> la variación en los últimos años.</w:t>
+      </w:r>
+    </w:p>
+    <w:p>
+      <w:pPr>
+        <w:rPr>
+          <w:noProof/>
+        </w:rPr>
+      </w:pPr>
+    </w:p>
+    <w:p>
+      <w:r>
+        <w:rPr>
+          <w:noProof/>
+        </w:rPr>
         <w:t>c)</w:t>
       </w:r>
-    </w:p>
-    <w:p>
+      <w:r>
+        <w:rPr>
+          <w:noProof/>
+        </w:rPr>
+        <w:t xml:space="preserve">   </w:t>
+      </w:r>
+      <w:r>
+        <w:rPr>
+          <w:noProof/>
+        </w:rPr>
+        <w:drawing>
+          <wp:inline distT="0" distB="0" distL="0" distR="0" wp14:anchorId="74CE7B0F" wp14:editId="5ED01AC3">
+            <wp:extent cx="6684010" cy="274320"/>
+            <wp:effectExtent l="0" t="0" r="2540" b="0"/>
+            <wp:docPr id="25" name="Imagen 25"/>
+            <wp:cNvGraphicFramePr>
+              <a:graphicFrameLocks xmlns:a="http://schemas.openxmlformats.org/drawingml/2006/main" noChangeAspect="1"/>
+            </wp:cNvGraphicFramePr>
+            <a:graphic xmlns:a="http://schemas.openxmlformats.org/drawingml/2006/main">
+              <a:graphicData uri="http://schemas.openxmlformats.org/drawingml/2006/picture">
+                <pic:pic xmlns:pic="http://schemas.openxmlformats.org/drawingml/2006/picture">
+                  <pic:nvPicPr>
+                    <pic:cNvPr id="1" name=""/>
+                    <pic:cNvPicPr/>
+                  </pic:nvPicPr>
+                  <pic:blipFill>
+                    <a:blip r:embed="rId17"/>
+                    <a:stretch>
+                      <a:fillRect/>
+                    </a:stretch>
+                  </pic:blipFill>
+                  <pic:spPr>
+                    <a:xfrm>
+                      <a:off x="0" y="0"/>
+                      <a:ext cx="6684010" cy="274320"/>
+                    </a:xfrm>
+                    <a:prstGeom prst="rect">
+                      <a:avLst/>
+                    </a:prstGeom>
+                  </pic:spPr>
+                </pic:pic>
+              </a:graphicData>
+            </a:graphic>
+          </wp:inline>
+        </w:drawing>
+      </w:r>
+    </w:p>
+    <w:p/>
+    <w:p>
+      <w:pPr>
+        <w:rPr>
+          <w:noProof/>
+        </w:rPr>
+      </w:pPr>
       <w:r>
         <w:t>d)</w:t>
       </w:r>
+      <w:r>
+        <w:rPr>
+          <w:noProof/>
+        </w:rPr>
+        <w:t xml:space="preserve"> </w:t>
+      </w:r>
+    </w:p>
+    <w:p>
+      <w:pPr>
+        <w:rPr>
+          <w:noProof/>
+        </w:rPr>
+      </w:pPr>
+    </w:p>
+    <w:p>
+      <w:r>
+        <w:lastRenderedPageBreak/>
+        <w:drawing>
+          <wp:inline distT="0" distB="0" distL="0" distR="0" wp14:anchorId="75FC66FE" wp14:editId="0F641B11">
+            <wp:extent cx="3096057" cy="2467319"/>
+            <wp:effectExtent l="0" t="0" r="9525" b="9525"/>
+            <wp:docPr id="26" name="Imagen 26"/>
+            <wp:cNvGraphicFramePr>
+              <a:graphicFrameLocks xmlns:a="http://schemas.openxmlformats.org/drawingml/2006/main" noChangeAspect="1"/>
+            </wp:cNvGraphicFramePr>
+            <a:graphic xmlns:a="http://schemas.openxmlformats.org/drawingml/2006/main">
+              <a:graphicData uri="http://schemas.openxmlformats.org/drawingml/2006/picture">
+                <pic:pic xmlns:pic="http://schemas.openxmlformats.org/drawingml/2006/picture">
+                  <pic:nvPicPr>
+                    <pic:cNvPr id="1" name=""/>
+                    <pic:cNvPicPr/>
+                  </pic:nvPicPr>
+                  <pic:blipFill>
+                    <a:blip r:embed="rId18"/>
+                    <a:stretch>
+                      <a:fillRect/>
+                    </a:stretch>
+                  </pic:blipFill>
+                  <pic:spPr>
+                    <a:xfrm>
+                      <a:off x="0" y="0"/>
+                      <a:ext cx="3096057" cy="2467319"/>
+                    </a:xfrm>
+                    <a:prstGeom prst="rect">
+                      <a:avLst/>
+                    </a:prstGeom>
+                  </pic:spPr>
+                </pic:pic>
+              </a:graphicData>
+            </a:graphic>
+          </wp:inline>
+        </w:drawing>
+      </w:r>
+    </w:p>
+    <w:p/>
+    <w:p>
+      <w:pPr>
+        <w:rPr>
+          <w:rFonts w:eastAsiaTheme="minorEastAsia"/>
+        </w:rPr>
+      </w:pPr>
+      <w:r>
+        <w:t xml:space="preserve">Luego cuando </w:t>
+      </w:r>
+      <m:oMath>
+        <m:r>
+          <m:rPr>
+            <m:sty m:val="p"/>
+          </m:rPr>
+          <w:rPr>
+            <w:rFonts w:ascii="Cambria Math" w:hAnsi="Cambria Math"/>
+          </w:rPr>
+          <m:t>Δ</m:t>
+        </m:r>
+        <m:r>
+          <w:rPr>
+            <w:rFonts w:ascii="Cambria Math" w:hAnsi="Cambria Math"/>
+          </w:rPr>
+          <m:t>t</m:t>
+        </m:r>
+        <m:r>
+          <w:rPr>
+            <w:rFonts w:ascii="Cambria Math" w:hAnsi="Cambria Math"/>
+          </w:rPr>
+          <m:t xml:space="preserve">→∞, </m:t>
+        </m:r>
+        <m:r>
+          <w:rPr>
+            <w:rFonts w:ascii="Cambria Math" w:hAnsi="Cambria Math"/>
+          </w:rPr>
+          <m:t>tvmp→0.0851</m:t>
+        </m:r>
+        <m:sSup>
+          <m:sSupPr>
+            <m:ctrlPr>
+              <w:rPr>
+                <w:rFonts w:ascii="Cambria Math" w:hAnsi="Cambria Math"/>
+                <w:i/>
+              </w:rPr>
+            </m:ctrlPr>
+          </m:sSupPr>
+          <m:e>
+            <m:r>
+              <w:rPr>
+                <w:rFonts w:ascii="Cambria Math" w:hAnsi="Cambria Math"/>
+              </w:rPr>
+              <m:t>x</m:t>
+            </m:r>
+          </m:e>
+          <m:sup>
+            <m:r>
+              <w:rPr>
+                <w:rFonts w:ascii="Cambria Math" w:hAnsi="Cambria Math"/>
+              </w:rPr>
+              <m:t>2</m:t>
+            </m:r>
+          </m:sup>
+        </m:sSup>
+        <m:r>
+          <w:rPr>
+            <w:rFonts w:ascii="Cambria Math" w:hAnsi="Cambria Math"/>
+          </w:rPr>
+          <m:t>-0.1033x+9.6086</m:t>
+        </m:r>
+      </m:oMath>
+    </w:p>
+    <w:p>
+      <w:pPr>
+        <w:rPr>
+          <w:rFonts w:eastAsiaTheme="minorEastAsia"/>
+        </w:rPr>
+      </w:pPr>
     </w:p>
     <w:p/>
     <w:p/>
@@ -965,17 +1251,11 @@
     <w:p/>
     <w:p/>
     <w:p/>
-    <w:p/>
-    <w:p/>
-    <w:p/>
-    <w:p/>
-    <w:p/>
     <w:p>
       <w:r>
         <w:rPr>
           <w:noProof/>
         </w:rPr>
-        <w:lastRenderedPageBreak/>
         <w:drawing>
           <wp:anchor distT="0" distB="0" distL="114300" distR="114300" simplePos="0" relativeHeight="251764736" behindDoc="0" locked="0" layoutInCell="1" allowOverlap="1" wp14:anchorId="466FAE84" wp14:editId="30773096">
             <wp:simplePos x="0" y="0"/>
@@ -1000,7 +1280,7 @@
                     <pic:cNvPicPr/>
                   </pic:nvPicPr>
                   <pic:blipFill>
-                    <a:blip r:embed="rId16"/>
+                    <a:blip r:embed="rId19"/>
                     <a:stretch>
                       <a:fillRect/>
                     </a:stretch>
@@ -1061,7 +1341,7 @@
                     <pic:cNvPicPr/>
                   </pic:nvPicPr>
                   <pic:blipFill>
-                    <a:blip r:embed="rId17"/>
+                    <a:blip r:embed="rId20"/>
                     <a:stretch>
                       <a:fillRect/>
                     </a:stretch>
@@ -1100,6 +1380,7 @@
         </w:numPr>
       </w:pPr>
       <w:r>
+        <w:lastRenderedPageBreak/>
         <w:t xml:space="preserve">Como es constante la expresión, entonces el límite no depende de x ni de </w:t>
       </w:r>
       <w:proofErr w:type="spellStart"/>
@@ -1121,7 +1402,6 @@
         <w:rPr>
           <w:noProof/>
         </w:rPr>
-        <w:lastRenderedPageBreak/>
         <mc:AlternateContent>
           <mc:Choice Requires="wpi">
             <w:drawing>
@@ -1140,7 +1420,7 @@
                 <wp:cNvGraphicFramePr/>
                 <a:graphic xmlns:a="http://schemas.openxmlformats.org/drawingml/2006/main">
                   <a:graphicData uri="http://schemas.microsoft.com/office/word/2010/wordprocessingInk">
-                    <w14:contentPart bwMode="auto" r:id="rId18">
+                    <w14:contentPart bwMode="auto" r:id="rId21">
                       <w14:nvContentPartPr>
                         <w14:cNvContentPartPr/>
                       </w14:nvContentPartPr>
@@ -1154,7 +1434,7 @@
               </wp:anchor>
             </w:drawing>
           </mc:Choice>
-          <mc:Fallback xmlns:w16du="http://schemas.microsoft.com/office/word/2023/wordml/word16du" xmlns:w16sdtfl="http://schemas.microsoft.com/office/word/2024/wordml/sdtformatlock">
+          <mc:Fallback xmlns:w16sdtfl="http://schemas.microsoft.com/office/word/2024/wordml/sdtformatlock" xmlns:w16du="http://schemas.microsoft.com/office/word/2023/wordml/word16du">
             <w:pict>
               <v:shapetype w14:anchorId="01C3BC2F" id="_x0000_t75" coordsize="21600,21600" o:spt="75" o:preferrelative="t" path="m@4@5l@4@11@9@11@9@5xe" filled="f" stroked="f">
                 <v:stroke joinstyle="miter"/>
@@ -1176,7 +1456,7 @@
                 <o:lock v:ext="edit" aspectratio="t"/>
               </v:shapetype>
               <v:shape id="Ink 3" o:spid="_x0000_s1026" type="#_x0000_t75" style="position:absolute;margin-left:289.65pt;margin-top:193.7pt;width:13.1pt;height:12.1pt;z-index:251770880;visibility:visible;mso-wrap-style:square;mso-wrap-distance-left:9pt;mso-wrap-distance-top:0;mso-wrap-distance-right:9pt;mso-wrap-distance-bottom:0;mso-position-horizontal:absolute;mso-position-horizontal-relative:text;mso-position-vertical:absolute;mso-position-vertical-relative:text" o:gfxdata="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">
-                <v:imagedata r:id="rId19" o:title=""/>
+                <v:imagedata r:id="rId22" o:title=""/>
               </v:shape>
             </w:pict>
           </mc:Fallback>
@@ -1204,7 +1484,7 @@
                 <wp:cNvGraphicFramePr/>
                 <a:graphic xmlns:a="http://schemas.openxmlformats.org/drawingml/2006/main">
                   <a:graphicData uri="http://schemas.microsoft.com/office/word/2010/wordprocessingInk">
-                    <w14:contentPart bwMode="auto" r:id="rId20">
+                    <w14:contentPart bwMode="auto" r:id="rId23">
                       <w14:nvContentPartPr>
                         <w14:cNvContentPartPr/>
                       </w14:nvContentPartPr>
@@ -1218,10 +1498,10 @@
               </wp:anchor>
             </w:drawing>
           </mc:Choice>
-          <mc:Fallback xmlns:w16du="http://schemas.microsoft.com/office/word/2023/wordml/word16du" xmlns:w16sdtfl="http://schemas.microsoft.com/office/word/2024/wordml/sdtformatlock">
+          <mc:Fallback xmlns:w16sdtfl="http://schemas.microsoft.com/office/word/2024/wordml/sdtformatlock" xmlns:w16du="http://schemas.microsoft.com/office/word/2023/wordml/word16du">
             <w:pict>
               <v:shape w14:anchorId="37822184" id="Ink 1" o:spid="_x0000_s1026" type="#_x0000_t75" style="position:absolute;margin-left:1.65pt;margin-top:106.35pt;width:13pt;height:13.45pt;z-index:251769856;visibility:visible;mso-wrap-style:square;mso-wrap-distance-left:9pt;mso-wrap-distance-top:0;mso-wrap-distance-right:9pt;mso-wrap-distance-bottom:0;mso-position-horizontal:absolute;mso-position-horizontal-relative:text;mso-position-vertical:absolute;mso-position-vertical-relative:text" o:gfxdata="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">
-                <v:imagedata r:id="rId21" o:title=""/>
+                <v:imagedata r:id="rId24" o:title=""/>
               </v:shape>
             </w:pict>
           </mc:Fallback>
@@ -1249,7 +1529,7 @@
                 <wp:cNvGraphicFramePr/>
                 <a:graphic xmlns:a="http://schemas.openxmlformats.org/drawingml/2006/main">
                   <a:graphicData uri="http://schemas.microsoft.com/office/word/2010/wordprocessingInk">
-                    <w14:contentPart bwMode="auto" r:id="rId22">
+                    <w14:contentPart bwMode="auto" r:id="rId25">
                       <w14:nvContentPartPr>
                         <w14:cNvContentPartPr/>
                       </w14:nvContentPartPr>
@@ -1263,10 +1543,10 @@
               </wp:anchor>
             </w:drawing>
           </mc:Choice>
-          <mc:Fallback xmlns:w16du="http://schemas.microsoft.com/office/word/2023/wordml/word16du" xmlns:w16sdtfl="http://schemas.microsoft.com/office/word/2024/wordml/sdtformatlock">
+          <mc:Fallback xmlns:w16sdtfl="http://schemas.microsoft.com/office/word/2024/wordml/sdtformatlock" xmlns:w16du="http://schemas.microsoft.com/office/word/2023/wordml/word16du">
             <w:pict>
               <v:shape w14:anchorId="0B7CE802" id="Ink 96" o:spid="_x0000_s1026" type="#_x0000_t75" style="position:absolute;margin-left:291.55pt;margin-top:277.85pt;width:123.65pt;height:40.15pt;z-index:251760640;visibility:visible;mso-wrap-style:square;mso-wrap-distance-left:9pt;mso-wrap-distance-top:0;mso-wrap-distance-right:9pt;mso-wrap-distance-bottom:0;mso-position-horizontal:absolute;mso-position-horizontal-relative:text;mso-position-vertical:absolute;mso-position-vertical-relative:text" o:gfxdata="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">
-                <v:imagedata r:id="rId23" o:title=""/>
+                <v:imagedata r:id="rId26" o:title=""/>
               </v:shape>
             </w:pict>
           </mc:Fallback>
@@ -1294,7 +1574,7 @@
                 <wp:cNvGraphicFramePr/>
                 <a:graphic xmlns:a="http://schemas.openxmlformats.org/drawingml/2006/main">
                   <a:graphicData uri="http://schemas.microsoft.com/office/word/2010/wordprocessingInk">
-                    <w14:contentPart bwMode="auto" r:id="rId24">
+                    <w14:contentPart bwMode="auto" r:id="rId27">
                       <w14:nvContentPartPr>
                         <w14:cNvContentPartPr/>
                       </w14:nvContentPartPr>
@@ -1308,10 +1588,10 @@
               </wp:anchor>
             </w:drawing>
           </mc:Choice>
-          <mc:Fallback xmlns:w16du="http://schemas.microsoft.com/office/word/2023/wordml/word16du" xmlns:w16sdtfl="http://schemas.microsoft.com/office/word/2024/wordml/sdtformatlock">
+          <mc:Fallback xmlns:w16sdtfl="http://schemas.microsoft.com/office/word/2024/wordml/sdtformatlock" xmlns:w16du="http://schemas.microsoft.com/office/word/2023/wordml/word16du">
             <w:pict>
               <v:shape w14:anchorId="794C6F50" id="Ink 81" o:spid="_x0000_s1026" type="#_x0000_t75" style="position:absolute;margin-left:294.65pt;margin-top:145.35pt;width:134.55pt;height:34.9pt;z-index:251745280;visibility:visible;mso-wrap-style:square;mso-wrap-distance-left:9pt;mso-wrap-distance-top:0;mso-wrap-distance-right:9pt;mso-wrap-distance-bottom:0;mso-position-horizontal:absolute;mso-position-horizontal-relative:text;mso-position-vertical:absolute;mso-position-vertical-relative:text" o:gfxdata="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">
-                <v:imagedata r:id="rId25" o:title=""/>
+                <v:imagedata r:id="rId28" o:title=""/>
               </v:shape>
             </w:pict>
           </mc:Fallback>
@@ -1339,7 +1619,7 @@
                 <wp:cNvGraphicFramePr/>
                 <a:graphic xmlns:a="http://schemas.openxmlformats.org/drawingml/2006/main">
                   <a:graphicData uri="http://schemas.microsoft.com/office/word/2010/wordprocessingInk">
-                    <w14:contentPart bwMode="auto" r:id="rId26">
+                    <w14:contentPart bwMode="auto" r:id="rId29">
                       <w14:nvContentPartPr>
                         <w14:cNvContentPartPr/>
                       </w14:nvContentPartPr>
@@ -1353,10 +1633,10 @@
               </wp:anchor>
             </w:drawing>
           </mc:Choice>
-          <mc:Fallback xmlns:w16du="http://schemas.microsoft.com/office/word/2023/wordml/word16du" xmlns:w16sdtfl="http://schemas.microsoft.com/office/word/2024/wordml/sdtformatlock">
+          <mc:Fallback xmlns:w16sdtfl="http://schemas.microsoft.com/office/word/2024/wordml/sdtformatlock" xmlns:w16du="http://schemas.microsoft.com/office/word/2023/wordml/word16du">
             <w:pict>
               <v:shape w14:anchorId="339E5C85" id="Ink 62" o:spid="_x0000_s1026" type="#_x0000_t75" style="position:absolute;margin-left:8.45pt;margin-top:189.35pt;width:139.25pt;height:82.9pt;z-index:251725824;visibility:visible;mso-wrap-style:square;mso-wrap-distance-left:9pt;mso-wrap-distance-top:0;mso-wrap-distance-right:9pt;mso-wrap-distance-bottom:0;mso-position-horizontal:absolute;mso-position-horizontal-relative:text;mso-position-vertical:absolute;mso-position-vertical-relative:text" o:gfxdata="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">
-                <v:imagedata r:id="rId27" o:title=""/>
+                <v:imagedata r:id="rId30" o:title=""/>
               </v:shape>
             </w:pict>
           </mc:Fallback>
@@ -1384,7 +1664,7 @@
                 <wp:cNvGraphicFramePr/>
                 <a:graphic xmlns:a="http://schemas.openxmlformats.org/drawingml/2006/main">
                   <a:graphicData uri="http://schemas.microsoft.com/office/word/2010/wordprocessingInk">
-                    <w14:contentPart bwMode="auto" r:id="rId28">
+                    <w14:contentPart bwMode="auto" r:id="rId31">
                       <w14:nvContentPartPr>
                         <w14:cNvContentPartPr/>
                       </w14:nvContentPartPr>
@@ -1398,10 +1678,10 @@
               </wp:anchor>
             </w:drawing>
           </mc:Choice>
-          <mc:Fallback xmlns:w16du="http://schemas.microsoft.com/office/word/2023/wordml/word16du" xmlns:w16sdtfl="http://schemas.microsoft.com/office/word/2024/wordml/sdtformatlock">
+          <mc:Fallback xmlns:w16sdtfl="http://schemas.microsoft.com/office/word/2024/wordml/sdtformatlock" xmlns:w16du="http://schemas.microsoft.com/office/word/2023/wordml/word16du">
             <w:pict>
               <v:shape w14:anchorId="27A106CC" id="Ink 34" o:spid="_x0000_s1026" type="#_x0000_t75" style="position:absolute;margin-left:7.85pt;margin-top:147.05pt;width:102.65pt;height:31.9pt;z-index:251697152;visibility:visible;mso-wrap-style:square;mso-wrap-distance-left:9pt;mso-wrap-distance-top:0;mso-wrap-distance-right:9pt;mso-wrap-distance-bottom:0;mso-position-horizontal:absolute;mso-position-horizontal-relative:text;mso-position-vertical:absolute;mso-position-vertical-relative:text" o:gfxdata="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">
-                <v:imagedata r:id="rId29" o:title=""/>
+                <v:imagedata r:id="rId32" o:title=""/>
               </v:shape>
             </w:pict>
           </mc:Fallback>
@@ -1435,7 +1715,7 @@
                     <pic:cNvPicPr/>
                   </pic:nvPicPr>
                   <pic:blipFill>
-                    <a:blip r:embed="rId30"/>
+                    <a:blip r:embed="rId33"/>
                     <a:stretch>
                       <a:fillRect/>
                     </a:stretch>
@@ -1506,7 +1786,7 @@
                     <pic:cNvPicPr/>
                   </pic:nvPicPr>
                   <pic:blipFill>
-                    <a:blip r:embed="rId31"/>
+                    <a:blip r:embed="rId34"/>
                     <a:stretch>
                       <a:fillRect/>
                     </a:stretch>
@@ -1554,7 +1834,7 @@
                     <pic:cNvPicPr/>
                   </pic:nvPicPr>
                   <pic:blipFill>
-                    <a:blip r:embed="rId32"/>
+                    <a:blip r:embed="rId35"/>
                     <a:stretch>
                       <a:fillRect/>
                     </a:stretch>
@@ -1636,7 +1916,7 @@
                     <pic:cNvPicPr/>
                   </pic:nvPicPr>
                   <pic:blipFill>
-                    <a:blip r:embed="rId33"/>
+                    <a:blip r:embed="rId36"/>
                     <a:stretch>
                       <a:fillRect/>
                     </a:stretch>
@@ -1845,7 +2125,7 @@
                     <pic:cNvPicPr/>
                   </pic:nvPicPr>
                   <pic:blipFill>
-                    <a:blip r:embed="rId34"/>
+                    <a:blip r:embed="rId37"/>
                     <a:stretch>
                       <a:fillRect/>
                     </a:stretch>
@@ -2524,7 +2804,7 @@
                     <pic:cNvPicPr/>
                   </pic:nvPicPr>
                   <pic:blipFill>
-                    <a:blip r:embed="rId35"/>
+                    <a:blip r:embed="rId38"/>
                     <a:stretch>
                       <a:fillRect/>
                     </a:stretch>
@@ -3229,7 +3509,7 @@
                     <pic:cNvPicPr/>
                   </pic:nvPicPr>
                   <pic:blipFill>
-                    <a:blip r:embed="rId36">
+                    <a:blip r:embed="rId39">
                       <a:extLst>
                         <a:ext uri="{28A0092B-C50C-407E-A947-70E740481C1C}">
                           <a14:useLocalDpi xmlns:a14="http://schemas.microsoft.com/office/drawing/2010/main" val="0"/>
@@ -3283,7 +3563,7 @@
                     <pic:cNvPicPr/>
                   </pic:nvPicPr>
                   <pic:blipFill>
-                    <a:blip r:embed="rId37">
+                    <a:blip r:embed="rId40">
                       <a:extLst>
                         <a:ext uri="{28A0092B-C50C-407E-A947-70E740481C1C}">
                           <a14:useLocalDpi xmlns:a14="http://schemas.microsoft.com/office/drawing/2010/main" val="0"/>
@@ -3397,7 +3677,7 @@
                     <pic:cNvPicPr/>
                   </pic:nvPicPr>
                   <pic:blipFill rotWithShape="1">
-                    <a:blip r:embed="rId38"/>
+                    <a:blip r:embed="rId41"/>
                     <a:srcRect b="5594"/>
                     <a:stretch/>
                   </pic:blipFill>
@@ -4458,7 +4738,7 @@
                     <pic:cNvPicPr/>
                   </pic:nvPicPr>
                   <pic:blipFill>
-                    <a:blip r:embed="rId39">
+                    <a:blip r:embed="rId42">
                       <a:extLst>
                         <a:ext uri="{28A0092B-C50C-407E-A947-70E740481C1C}">
                           <a14:useLocalDpi xmlns:a14="http://schemas.microsoft.com/office/drawing/2010/main" val="0"/>
@@ -4518,7 +4798,7 @@
                     <pic:cNvPicPr/>
                   </pic:nvPicPr>
                   <pic:blipFill>
-                    <a:blip r:embed="rId40">
+                    <a:blip r:embed="rId43">
                       <a:extLst>
                         <a:ext uri="{28A0092B-C50C-407E-A947-70E740481C1C}">
                           <a14:useLocalDpi xmlns:a14="http://schemas.microsoft.com/office/drawing/2010/main" val="0"/>
@@ -4676,7 +4956,7 @@
                     <pic:cNvPicPr/>
                   </pic:nvPicPr>
                   <pic:blipFill>
-                    <a:blip r:embed="rId41">
+                    <a:blip r:embed="rId44">
                       <a:extLst>
                         <a:ext uri="{28A0092B-C50C-407E-A947-70E740481C1C}">
                           <a14:useLocalDpi xmlns:a14="http://schemas.microsoft.com/office/drawing/2010/main" val="0"/>
@@ -4736,7 +5016,7 @@
                     <pic:cNvPicPr/>
                   </pic:nvPicPr>
                   <pic:blipFill>
-                    <a:blip r:embed="rId42">
+                    <a:blip r:embed="rId45">
                       <a:extLst>
                         <a:ext uri="{28A0092B-C50C-407E-A947-70E740481C1C}">
                           <a14:useLocalDpi xmlns:a14="http://schemas.microsoft.com/office/drawing/2010/main" val="0"/>
@@ -4900,7 +5180,7 @@
                     <pic:cNvPicPr/>
                   </pic:nvPicPr>
                   <pic:blipFill>
-                    <a:blip r:embed="rId43">
+                    <a:blip r:embed="rId46">
                       <a:extLst>
                         <a:ext uri="{28A0092B-C50C-407E-A947-70E740481C1C}">
                           <a14:useLocalDpi xmlns:a14="http://schemas.microsoft.com/office/drawing/2010/main" val="0"/>
@@ -4960,7 +5240,7 @@
                     <pic:cNvPicPr/>
                   </pic:nvPicPr>
                   <pic:blipFill>
-                    <a:blip r:embed="rId44">
+                    <a:blip r:embed="rId47">
                       <a:extLst>
                         <a:ext uri="{28A0092B-C50C-407E-A947-70E740481C1C}">
                           <a14:useLocalDpi xmlns:a14="http://schemas.microsoft.com/office/drawing/2010/main" val="0"/>
@@ -5042,7 +5322,7 @@
                     <pic:cNvPicPr/>
                   </pic:nvPicPr>
                   <pic:blipFill>
-                    <a:blip r:embed="rId45">
+                    <a:blip r:embed="rId48">
                       <a:extLst>
                         <a:ext uri="{28A0092B-C50C-407E-A947-70E740481C1C}">
                           <a14:useLocalDpi xmlns:a14="http://schemas.microsoft.com/office/drawing/2010/main" val="0"/>
@@ -5279,7 +5559,15 @@
         <w:ind w:left="360"/>
       </w:pPr>
       <w:r>
-        <w:t>Se acerca a 5 pero nunca lo toma, por otro lado lo que pasa es que t&gt;0 entonces siempre va a ser algo mayor a 5 nunca menor, por lo que no podría ser 4 unidades.</w:t>
+        <w:t xml:space="preserve">Se acerca a 5 pero nunca lo toma, por otro </w:t>
+      </w:r>
+      <w:proofErr w:type="gramStart"/>
+      <w:r>
+        <w:t>lado</w:t>
+      </w:r>
+      <w:proofErr w:type="gramEnd"/>
+      <w:r>
+        <w:t xml:space="preserve"> lo que pasa es que t&gt;0 entonces siempre va a ser algo mayor a 5 nunca menor, por lo que no podría ser 4 unidades.</w:t>
       </w:r>
       <w:r>
         <w:t xml:space="preserve"> </w:t>
@@ -5322,7 +5610,7 @@
                     <pic:cNvPicPr/>
                   </pic:nvPicPr>
                   <pic:blipFill>
-                    <a:blip r:embed="rId46">
+                    <a:blip r:embed="rId49">
                       <a:extLst>
                         <a:ext uri="{28A0092B-C50C-407E-A947-70E740481C1C}">
                           <a14:useLocalDpi xmlns:a14="http://schemas.microsoft.com/office/drawing/2010/main" val="0"/>
@@ -5348,8 +5636,13 @@
           </wp:anchor>
         </w:drawing>
       </w:r>
-      <w:r>
-        <w:t>b)Grafico la curva</w:t>
+      <w:proofErr w:type="gramStart"/>
+      <w:r>
+        <w:t>b)Grafico</w:t>
+      </w:r>
+      <w:proofErr w:type="gramEnd"/>
+      <w:r>
+        <w:t xml:space="preserve"> la curva</w:t>
       </w:r>
       <w:r>
         <w:t>, vemos que por el calculo del límite tenemos que AH=5</w:t>
@@ -5525,7 +5818,15 @@
         <w:ind w:left="360"/>
       </w:pPr>
       <w:r>
-        <w:t xml:space="preserve">Por otro lado en t=0 tenemos A.V </w:t>
+        <w:t xml:space="preserve">Por otro </w:t>
+      </w:r>
+      <w:proofErr w:type="gramStart"/>
+      <w:r>
+        <w:t>lado</w:t>
+      </w:r>
+      <w:proofErr w:type="gramEnd"/>
+      <w:r>
+        <w:t xml:space="preserve"> en t=0 tenemos A.V </w:t>
       </w:r>
     </w:p>
     <w:p>
@@ -5696,7 +5997,21 @@
         <w:rPr>
           <w:rFonts w:eastAsiaTheme="minorEastAsia"/>
         </w:rPr>
-        <w:t>La función es continua en (0,+inf) y tiene una discontinuidad infinita en x=0</w:t>
+        <w:t>La función es continua en (</w:t>
+      </w:r>
+      <w:proofErr w:type="gramStart"/>
+      <w:r>
+        <w:rPr>
+          <w:rFonts w:eastAsiaTheme="minorEastAsia"/>
+        </w:rPr>
+        <w:t>0,+</w:t>
+      </w:r>
+      <w:proofErr w:type="gramEnd"/>
+      <w:r>
+        <w:rPr>
+          <w:rFonts w:eastAsiaTheme="minorEastAsia"/>
+        </w:rPr>
+        <w:t>inf) y tiene una discontinuidad infinita en x=0</w:t>
       </w:r>
     </w:p>
     <w:p>
@@ -5731,7 +6046,7 @@
                     <pic:cNvPicPr/>
                   </pic:nvPicPr>
                   <pic:blipFill>
-                    <a:blip r:embed="rId47"/>
+                    <a:blip r:embed="rId50"/>
                     <a:stretch>
                       <a:fillRect/>
                     </a:stretch>
@@ -5761,6 +6076,9 @@
         <w:tab/>
       </w:r>
       <w:r>
+        <w:rPr>
+          <w:noProof/>
+        </w:rPr>
         <w:drawing>
           <wp:inline distT="0" distB="0" distL="0" distR="0" wp14:anchorId="747DA129" wp14:editId="35A7F9C7">
             <wp:extent cx="6684010" cy="2694940"/>
@@ -5777,7 +6095,7 @@
                     <pic:cNvPicPr/>
                   </pic:nvPicPr>
                   <pic:blipFill>
-                    <a:blip r:embed="rId48"/>
+                    <a:blip r:embed="rId51"/>
                     <a:stretch>
                       <a:fillRect/>
                     </a:stretch>
@@ -5798,6 +6116,9 @@
         </w:drawing>
       </w:r>
       <w:r>
+        <w:rPr>
+          <w:noProof/>
+        </w:rPr>
         <w:drawing>
           <wp:inline distT="0" distB="0" distL="0" distR="0" wp14:anchorId="507FEB37" wp14:editId="566F9012">
             <wp:extent cx="2505425" cy="1343212"/>
@@ -5814,7 +6135,7 @@
                     <pic:cNvPicPr/>
                   </pic:nvPicPr>
                   <pic:blipFill>
-                    <a:blip r:embed="rId49"/>
+                    <a:blip r:embed="rId52"/>
                     <a:stretch>
                       <a:fillRect/>
                     </a:stretch>
@@ -5917,7 +6238,7 @@
                     <pic:cNvPicPr/>
                   </pic:nvPicPr>
                   <pic:blipFill>
-                    <a:blip r:embed="rId50">
+                    <a:blip r:embed="rId53">
                       <a:extLst>
                         <a:ext uri="{28A0092B-C50C-407E-A947-70E740481C1C}">
                           <a14:useLocalDpi xmlns:a14="http://schemas.microsoft.com/office/drawing/2010/main" val="0"/>
@@ -6316,7 +6637,7 @@
                     <pic:cNvPicPr/>
                   </pic:nvPicPr>
                   <pic:blipFill>
-                    <a:blip r:embed="rId51">
+                    <a:blip r:embed="rId54">
                       <a:extLst>
                         <a:ext uri="{28A0092B-C50C-407E-A947-70E740481C1C}">
                           <a14:useLocalDpi xmlns:a14="http://schemas.microsoft.com/office/drawing/2010/main" val="0"/>
@@ -6597,7 +6918,7 @@
                     <pic:cNvPicPr/>
                   </pic:nvPicPr>
                   <pic:blipFill>
-                    <a:blip r:embed="rId52"/>
+                    <a:blip r:embed="rId55"/>
                     <a:stretch>
                       <a:fillRect/>
                     </a:stretch>
@@ -6637,7 +6958,7 @@
                     <pic:cNvPicPr/>
                   </pic:nvPicPr>
                   <pic:blipFill>
-                    <a:blip r:embed="rId53"/>
+                    <a:blip r:embed="rId56"/>
                     <a:stretch>
                       <a:fillRect/>
                     </a:stretch>
@@ -6701,7 +7022,7 @@
                     <pic:cNvPicPr/>
                   </pic:nvPicPr>
                   <pic:blipFill>
-                    <a:blip r:embed="rId54"/>
+                    <a:blip r:embed="rId57"/>
                     <a:stretch>
                       <a:fillRect/>
                     </a:stretch>
@@ -6741,7 +7062,7 @@
                     <pic:cNvPicPr/>
                   </pic:nvPicPr>
                   <pic:blipFill>
-                    <a:blip r:embed="rId55"/>
+                    <a:blip r:embed="rId58"/>
                     <a:stretch>
                       <a:fillRect/>
                     </a:stretch>
@@ -6791,7 +7112,7 @@
                     <pic:cNvPicPr/>
                   </pic:nvPicPr>
                   <pic:blipFill rotWithShape="1">
-                    <a:blip r:embed="rId56">
+                    <a:blip r:embed="rId59">
                       <a:extLst>
                         <a:ext uri="{28A0092B-C50C-407E-A947-70E740481C1C}">
                           <a14:useLocalDpi xmlns:a14="http://schemas.microsoft.com/office/drawing/2010/main" val="0"/>
